--- a/Writing.docx
+++ b/Writing.docx
@@ -125,7 +125,7 @@
         <w:t xml:space="preserve">2</w:t>
       </w:r>
       <w:r>
-        <w:t xml:space="preserve">. Of these 23,492 participants, 6,268 had fasted for at least 5 hours, and 3,000 of them were selected for genomics and metabolomics analyses. Additionally, from the remaining 20,492 participants, 7,000 were selected. From these 10,000 participants, a sub-sample of 1,500 was chosen for epigenetic analysis, of which 1,478 were successfully assayed. Sample selections were made to match the distribution of Comprehensive cohort by age, sex, and data collection site (Lin et al. 2022).</w:t>
+        <w:t xml:space="preserve">. Of these, 6,268 had fasted for at least 5 hours, and 3,000 of them were selected for genomics and metabolomics analyses. Additionally, from the remaining 20,492 participants, 7,000 were selected. From these 10,000 participants, a sub-sample of 1,500 was chosen for epigenetic analysis, of which 1,478 were successfully assayed. Sample selections were made to match the distribution of Comprehensive cohort by age, sex, and data collection site (Lin et al. 2022).</w:t>
       </w:r>
     </w:p>
     <w:p>
@@ -146,7 +146,7 @@
     </w:p>
     <w:bookmarkEnd w:id="11"/>
     <w:bookmarkEnd w:id="12"/>
-    <w:bookmarkStart w:id="49" w:name="descriptive-statistics"/>
+    <w:bookmarkStart w:id="69" w:name="descriptive-statistics"/>
     <w:p>
       <w:pPr>
         <w:pStyle w:val="Heading1"/>
@@ -374,7 +374,7 @@
       </w:r>
     </w:p>
     <w:bookmarkEnd w:id="23"/>
-    <w:bookmarkStart w:id="48" w:name="environmental-exposure-variables"/>
+    <w:bookmarkStart w:id="67" w:name="environmental-exposure-variables"/>
     <w:p>
       <w:pPr>
         <w:pStyle w:val="Heading2"/>
@@ -383,7 +383,7 @@
         <w:t xml:space="preserve">2.3 Environmental Exposure variables</w:t>
       </w:r>
     </w:p>
-    <w:bookmarkStart w:id="27" w:name="air-pollution"/>
+    <w:bookmarkStart w:id="30" w:name="air-pollution"/>
     <w:p>
       <w:pPr>
         <w:pStyle w:val="Heading3"/>
@@ -472,51 +472,617 @@
     </w:p>
     <w:p>
       <w:pPr>
-        <w:pStyle w:val="BodyText"/>
-      </w:pPr>
-      <w:r>
-        <w:t xml:space="preserve"> </w:t>
-      </w:r>
-    </w:p>
-    <w:bookmarkEnd w:id="27"/>
-    <w:bookmarkStart w:id="31" w:name="greenness-ndvi"/>
-    <w:p>
-      <w:pPr>
-        <w:pStyle w:val="Heading3"/>
-      </w:pPr>
-      <w:r>
-        <w:t xml:space="preserve">2.3.2 Greenness (NDVI)</w:t>
-      </w:r>
-    </w:p>
-    <w:p>
-      <w:pPr>
-        <w:pStyle w:val="FirstParagraph"/>
-      </w:pPr>
-      <w:r>
-        <w:t xml:space="preserve">Maximum of annual mean Normalized Difference Vegetation Index (NDVI) within 250m. Range is -1 to + 1.</w:t>
-      </w:r>
-    </w:p>
-    <w:p>
-      <w:pPr>
-        <w:pStyle w:val="BodyText"/>
+        <w:pStyle w:val="CaptionedFigure"/>
       </w:pPr>
       <w:r>
         <w:drawing>
           <wp:inline>
-            <wp:extent cx="5334000" cy="718136"/>
+            <wp:extent cx="5334000" cy="4267200"/>
             <wp:effectExtent b="0" l="0" r="0" t="0"/>
-            <wp:docPr descr="" title="" id="29" name="Picture"/>
+            <wp:docPr descr="Figure X: Air pollution distributions." title="" id="28" name="Picture"/>
             <a:graphic>
               <a:graphicData uri="http://schemas.openxmlformats.org/drawingml/2006/picture">
                 <pic:pic>
                   <pic:nvPicPr>
-                    <pic:cNvPr descr="Writing_files/Tables/Table_ndvi.png" id="30" name="Picture"/>
+                    <pic:cNvPr descr="Writing_files/Figures/air_pollution_dashboard.png" id="29" name="Picture"/>
                     <pic:cNvPicPr>
                       <a:picLocks noChangeArrowheads="1" noChangeAspect="1"/>
                     </pic:cNvPicPr>
                   </pic:nvPicPr>
                   <pic:blipFill>
-                    <a:blip r:embed="rId28"/>
+                    <a:blip r:embed="rId27"/>
+                    <a:stretch>
+                      <a:fillRect/>
+                    </a:stretch>
+                  </pic:blipFill>
+                  <pic:spPr bwMode="auto">
+                    <a:xfrm>
+                      <a:off x="0" y="0"/>
+                      <a:ext cx="5334000" cy="4267200"/>
+                    </a:xfrm>
+                    <a:prstGeom prst="rect">
+                      <a:avLst/>
+                    </a:prstGeom>
+                    <a:noFill/>
+                    <a:ln w="9525">
+                      <a:noFill/>
+                      <a:headEnd/>
+                      <a:tailEnd/>
+                    </a:ln>
+                  </pic:spPr>
+                </pic:pic>
+              </a:graphicData>
+            </a:graphic>
+          </wp:inline>
+        </w:drawing>
+      </w:r>
+    </w:p>
+    <w:p>
+      <w:pPr>
+        <w:pStyle w:val="ImageCaption"/>
+      </w:pPr>
+      <w:r>
+        <w:t xml:space="preserve">Figure X: Air pollution distributions.</w:t>
+      </w:r>
+    </w:p>
+    <w:p>
+      <w:pPr>
+        <w:pStyle w:val="BodyText"/>
+      </w:pPr>
+      <w:r>
+        <w:t xml:space="preserve"> </w:t>
+      </w:r>
+    </w:p>
+    <w:bookmarkEnd w:id="30"/>
+    <w:bookmarkStart w:id="40" w:name="housing-problems-condensation-and-noise"/>
+    <w:p>
+      <w:pPr>
+        <w:pStyle w:val="Heading3"/>
+      </w:pPr>
+      <w:r>
+        <w:t xml:space="preserve">2.3.2 Housing problems: Condensation and noise</w:t>
+      </w:r>
+    </w:p>
+    <w:p>
+      <w:pPr>
+        <w:pStyle w:val="FirstParagraph"/>
+      </w:pPr>
+      <w:r>
+        <w:t xml:space="preserve">“Home problems: Condensation”</w:t>
+      </w:r>
+      <w:r>
+        <w:t xml:space="preserve"> </w:t>
+      </w:r>
+      <w:r>
+        <w:t xml:space="preserve">measures if current home has problems with condensation (Yes or No).</w:t>
+      </w:r>
+      <w:r>
+        <w:t xml:space="preserve"> </w:t>
+      </w:r>
+      <w:r>
+        <w:t xml:space="preserve">“Home problems: Noise measures”</w:t>
+      </w:r>
+      <w:r>
+        <w:t xml:space="preserve"> </w:t>
+      </w:r>
+      <w:r>
+        <w:t xml:space="preserve">if current home has problems with noise (Yes or No).</w:t>
+      </w:r>
+    </w:p>
+    <w:p>
+      <w:pPr>
+        <w:pStyle w:val="BodyText"/>
+      </w:pPr>
+      <w:r>
+        <w:drawing>
+          <wp:inline>
+            <wp:extent cx="4241715" cy="1107066"/>
+            <wp:effectExtent b="0" l="0" r="0" t="0"/>
+            <wp:docPr descr="" title="" id="32" name="Picture"/>
+            <a:graphic>
+              <a:graphicData uri="http://schemas.openxmlformats.org/drawingml/2006/picture">
+                <pic:pic>
+                  <pic:nvPicPr>
+                    <pic:cNvPr descr="Writing_files/Tables/Table_housing.png" id="33" name="Picture"/>
+                    <pic:cNvPicPr>
+                      <a:picLocks noChangeArrowheads="1" noChangeAspect="1"/>
+                    </pic:cNvPicPr>
+                  </pic:nvPicPr>
+                  <pic:blipFill>
+                    <a:blip r:embed="rId31"/>
+                    <a:stretch>
+                      <a:fillRect/>
+                    </a:stretch>
+                  </pic:blipFill>
+                  <pic:spPr bwMode="auto">
+                    <a:xfrm>
+                      <a:off x="0" y="0"/>
+                      <a:ext cx="4241715" cy="1107066"/>
+                    </a:xfrm>
+                    <a:prstGeom prst="rect">
+                      <a:avLst/>
+                    </a:prstGeom>
+                    <a:noFill/>
+                    <a:ln w="9525">
+                      <a:noFill/>
+                      <a:headEnd/>
+                      <a:tailEnd/>
+                    </a:ln>
+                  </pic:spPr>
+                </pic:pic>
+              </a:graphicData>
+            </a:graphic>
+          </wp:inline>
+        </w:drawing>
+      </w:r>
+    </w:p>
+    <w:p>
+      <w:pPr>
+        <w:pStyle w:val="BodyText"/>
+      </w:pPr>
+      <w:r>
+        <w:t xml:space="preserve"> </w:t>
+      </w:r>
+    </w:p>
+    <w:p>
+      <w:pPr>
+        <w:pStyle w:val="CaptionedFigure"/>
+      </w:pPr>
+      <w:r>
+        <w:drawing>
+          <wp:inline>
+            <wp:extent cx="4267200" cy="3413760"/>
+            <wp:effectExtent b="0" l="0" r="0" t="0"/>
+            <wp:docPr descr="Figure X: Distribution of condensation problems in home." title="" id="35" name="Picture"/>
+            <a:graphic>
+              <a:graphicData uri="http://schemas.openxmlformats.org/drawingml/2006/picture">
+                <pic:pic>
+                  <pic:nvPicPr>
+                    <pic:cNvPr descr="Writing_files/Figures/condensation_bar.png" id="36" name="Picture"/>
+                    <pic:cNvPicPr>
+                      <a:picLocks noChangeArrowheads="1" noChangeAspect="1"/>
+                    </pic:cNvPicPr>
+                  </pic:nvPicPr>
+                  <pic:blipFill>
+                    <a:blip r:embed="rId34"/>
+                    <a:stretch>
+                      <a:fillRect/>
+                    </a:stretch>
+                  </pic:blipFill>
+                  <pic:spPr bwMode="auto">
+                    <a:xfrm>
+                      <a:off x="0" y="0"/>
+                      <a:ext cx="4267200" cy="3413760"/>
+                    </a:xfrm>
+                    <a:prstGeom prst="rect">
+                      <a:avLst/>
+                    </a:prstGeom>
+                    <a:noFill/>
+                    <a:ln w="9525">
+                      <a:noFill/>
+                      <a:headEnd/>
+                      <a:tailEnd/>
+                    </a:ln>
+                  </pic:spPr>
+                </pic:pic>
+              </a:graphicData>
+            </a:graphic>
+          </wp:inline>
+        </w:drawing>
+      </w:r>
+    </w:p>
+    <w:p>
+      <w:pPr>
+        <w:pStyle w:val="ImageCaption"/>
+      </w:pPr>
+      <w:r>
+        <w:t xml:space="preserve">Figure X: Distribution of condensation problems in home.</w:t>
+      </w:r>
+    </w:p>
+    <w:p>
+      <w:pPr>
+        <w:pStyle w:val="CaptionedFigure"/>
+      </w:pPr>
+      <w:r>
+        <w:drawing>
+          <wp:inline>
+            <wp:extent cx="4267200" cy="3413760"/>
+            <wp:effectExtent b="0" l="0" r="0" t="0"/>
+            <wp:docPr descr="Figure X: Distribution of noise problems in home." title="" id="38" name="Picture"/>
+            <a:graphic>
+              <a:graphicData uri="http://schemas.openxmlformats.org/drawingml/2006/picture">
+                <pic:pic>
+                  <pic:nvPicPr>
+                    <pic:cNvPr descr="Writing_files/Figures/noise_bar.png" id="39" name="Picture"/>
+                    <pic:cNvPicPr>
+                      <a:picLocks noChangeArrowheads="1" noChangeAspect="1"/>
+                    </pic:cNvPicPr>
+                  </pic:nvPicPr>
+                  <pic:blipFill>
+                    <a:blip r:embed="rId37"/>
+                    <a:stretch>
+                      <a:fillRect/>
+                    </a:stretch>
+                  </pic:blipFill>
+                  <pic:spPr bwMode="auto">
+                    <a:xfrm>
+                      <a:off x="0" y="0"/>
+                      <a:ext cx="4267200" cy="3413760"/>
+                    </a:xfrm>
+                    <a:prstGeom prst="rect">
+                      <a:avLst/>
+                    </a:prstGeom>
+                    <a:noFill/>
+                    <a:ln w="9525">
+                      <a:noFill/>
+                      <a:headEnd/>
+                      <a:tailEnd/>
+                    </a:ln>
+                  </pic:spPr>
+                </pic:pic>
+              </a:graphicData>
+            </a:graphic>
+          </wp:inline>
+        </w:drawing>
+      </w:r>
+    </w:p>
+    <w:p>
+      <w:pPr>
+        <w:pStyle w:val="ImageCaption"/>
+      </w:pPr>
+      <w:r>
+        <w:t xml:space="preserve">Figure X: Distribution of noise problems in home.</w:t>
+      </w:r>
+    </w:p>
+    <w:bookmarkEnd w:id="40"/>
+    <w:bookmarkStart w:id="48" w:name="tree-canopy-coverage"/>
+    <w:p>
+      <w:pPr>
+        <w:pStyle w:val="Heading3"/>
+      </w:pPr>
+      <w:r>
+        <w:t xml:space="preserve">2.3.3 Tree canopy coverage</w:t>
+      </w:r>
+    </w:p>
+    <w:p>
+      <w:pPr>
+        <w:pStyle w:val="FirstParagraph"/>
+      </w:pPr>
+      <w:r>
+        <w:t xml:space="preserve">Tree canopy is defined as area of vegetation (including leaves, stems, branches, etc.) of woody plants above 5m in height. The dataset developers derived tree canopy cover estimates from the Global Forest Cover Change (GFCC) Surface Reflectance product (GFCC30SR), which is based on enhanced Global Land Survey (GLS) datasets. The GLS datasets are composed of high-resolution Landsat 5 Thematic Mapper (TM) and Landsat 7 Enhanced Thematic Mapper Plus (ETM ) images at 30 meter resolution.CANUE staff retrieved tree canopy cover data from Google Earth Engine (GEE) for the year 2010 and 2015, extracted values (percent coverage) to postal codes and calculated summary measures (average percent coverage) within buffers of 100, 250, 500, and 1000 metres. Source:</w:t>
+      </w:r>
+      <w:r>
+        <w:t xml:space="preserve"> </w:t>
+      </w:r>
+      <w:hyperlink r:id="rId41">
+        <w:r>
+          <w:rPr>
+            <w:rStyle w:val="Hyperlink"/>
+          </w:rPr>
+          <w:t xml:space="preserve">CANUE metadata</w:t>
+        </w:r>
+      </w:hyperlink>
+    </w:p>
+    <w:p>
+      <w:pPr>
+        <w:pStyle w:val="BodyText"/>
+      </w:pPr>
+      <w:r>
+        <w:drawing>
+          <wp:inline>
+            <wp:extent cx="5334000" cy="1277693"/>
+            <wp:effectExtent b="0" l="0" r="0" t="0"/>
+            <wp:docPr descr="" title="" id="43" name="Picture"/>
+            <a:graphic>
+              <a:graphicData uri="http://schemas.openxmlformats.org/drawingml/2006/picture">
+                <pic:pic>
+                  <pic:nvPicPr>
+                    <pic:cNvPr descr="Writing_files/Tables/Table_treecanopy.png" id="44" name="Picture"/>
+                    <pic:cNvPicPr>
+                      <a:picLocks noChangeArrowheads="1" noChangeAspect="1"/>
+                    </pic:cNvPicPr>
+                  </pic:nvPicPr>
+                  <pic:blipFill>
+                    <a:blip r:embed="rId42"/>
+                    <a:stretch>
+                      <a:fillRect/>
+                    </a:stretch>
+                  </pic:blipFill>
+                  <pic:spPr bwMode="auto">
+                    <a:xfrm>
+                      <a:off x="0" y="0"/>
+                      <a:ext cx="5334000" cy="1277693"/>
+                    </a:xfrm>
+                    <a:prstGeom prst="rect">
+                      <a:avLst/>
+                    </a:prstGeom>
+                    <a:noFill/>
+                    <a:ln w="9525">
+                      <a:noFill/>
+                      <a:headEnd/>
+                      <a:tailEnd/>
+                    </a:ln>
+                  </pic:spPr>
+                </pic:pic>
+              </a:graphicData>
+            </a:graphic>
+          </wp:inline>
+        </w:drawing>
+      </w:r>
+    </w:p>
+    <w:p>
+      <w:pPr>
+        <w:pStyle w:val="BodyText"/>
+      </w:pPr>
+      <w:r>
+        <w:t xml:space="preserve"> </w:t>
+      </w:r>
+    </w:p>
+    <w:p>
+      <w:pPr>
+        <w:pStyle w:val="BodyText"/>
+      </w:pPr>
+      <w:r>
+        <w:t xml:space="preserve">The following dashboard shows Tree Canopy Coverage at varying distances from postal code.</w:t>
+      </w:r>
+    </w:p>
+    <w:p>
+      <w:pPr>
+        <w:pStyle w:val="CaptionedFigure"/>
+      </w:pPr>
+      <w:r>
+        <w:drawing>
+          <wp:inline>
+            <wp:extent cx="5334000" cy="3200399"/>
+            <wp:effectExtent b="0" l="0" r="0" t="0"/>
+            <wp:docPr descr="Figure X: Tree Canopy Coverage Distributions." title="" id="46" name="Picture"/>
+            <a:graphic>
+              <a:graphicData uri="http://schemas.openxmlformats.org/drawingml/2006/picture">
+                <pic:pic>
+                  <pic:nvPicPr>
+                    <pic:cNvPr descr="Writing_files/Figures/tree_canopy_dashboard.png" id="47" name="Picture"/>
+                    <pic:cNvPicPr>
+                      <a:picLocks noChangeArrowheads="1" noChangeAspect="1"/>
+                    </pic:cNvPicPr>
+                  </pic:nvPicPr>
+                  <pic:blipFill>
+                    <a:blip r:embed="rId45"/>
+                    <a:stretch>
+                      <a:fillRect/>
+                    </a:stretch>
+                  </pic:blipFill>
+                  <pic:spPr bwMode="auto">
+                    <a:xfrm>
+                      <a:off x="0" y="0"/>
+                      <a:ext cx="5334000" cy="3200399"/>
+                    </a:xfrm>
+                    <a:prstGeom prst="rect">
+                      <a:avLst/>
+                    </a:prstGeom>
+                    <a:noFill/>
+                    <a:ln w="9525">
+                      <a:noFill/>
+                      <a:headEnd/>
+                      <a:tailEnd/>
+                    </a:ln>
+                  </pic:spPr>
+                </pic:pic>
+              </a:graphicData>
+            </a:graphic>
+          </wp:inline>
+        </w:drawing>
+      </w:r>
+    </w:p>
+    <w:p>
+      <w:pPr>
+        <w:pStyle w:val="ImageCaption"/>
+      </w:pPr>
+      <w:r>
+        <w:t xml:space="preserve">Figure X: Tree Canopy Coverage Distributions.</w:t>
+      </w:r>
+    </w:p>
+    <w:bookmarkEnd w:id="48"/>
+    <w:bookmarkStart w:id="55" w:name="vegetative-greenness-fractions"/>
+    <w:p>
+      <w:pPr>
+        <w:pStyle w:val="Heading3"/>
+      </w:pPr>
+      <w:r>
+        <w:t xml:space="preserve">2.3.4 Vegetative greenness fractions</w:t>
+      </w:r>
+    </w:p>
+    <w:p>
+      <w:pPr>
+        <w:pStyle w:val="FirstParagraph"/>
+      </w:pPr>
+      <w:r>
+        <w:t xml:space="preserve">Vegetative greenness fractions: Users can interpret values as the percentage of green vegetation within each 30 m by 30 m pixel, but vegetative greenness fraction values are an indication of both the area coverage and intensity (i.e., strength of spectral signal) of all green vegetation within a 30 m by 30 m pixel. For instance, built environment factors (e.g. housing, asphalt) as well as tree canopy are accounted for in analysis, and therefore the presence of roads and buildings underneath canopy can yield lower greenness values. Water pixels were masked out using the Statistics Canada 2016 census water boundary files. CANUE staff assigned values to postal codes (1984-2016) as annual metrics and by calculating the mean and maximum of pixel level greenness within buffers of 100, 250, 500, and 1000 m. Source:</w:t>
+      </w:r>
+      <w:hyperlink r:id="rId41">
+        <w:r>
+          <w:rPr>
+            <w:rStyle w:val="Hyperlink"/>
+          </w:rPr>
+          <w:t xml:space="preserve">CANUE metadata</w:t>
+        </w:r>
+      </w:hyperlink>
+    </w:p>
+    <w:p>
+      <w:pPr>
+        <w:pStyle w:val="BodyText"/>
+      </w:pPr>
+      <w:r>
+        <w:drawing>
+          <wp:inline>
+            <wp:extent cx="5334000" cy="1995094"/>
+            <wp:effectExtent b="0" l="0" r="0" t="0"/>
+            <wp:docPr descr="" title="" id="50" name="Picture"/>
+            <a:graphic>
+              <a:graphicData uri="http://schemas.openxmlformats.org/drawingml/2006/picture">
+                <pic:pic>
+                  <pic:nvPicPr>
+                    <pic:cNvPr descr="Writing_files/Tables/Table_percentveg.png" id="51" name="Picture"/>
+                    <pic:cNvPicPr>
+                      <a:picLocks noChangeArrowheads="1" noChangeAspect="1"/>
+                    </pic:cNvPicPr>
+                  </pic:nvPicPr>
+                  <pic:blipFill>
+                    <a:blip r:embed="rId49"/>
+                    <a:stretch>
+                      <a:fillRect/>
+                    </a:stretch>
+                  </pic:blipFill>
+                  <pic:spPr bwMode="auto">
+                    <a:xfrm>
+                      <a:off x="0" y="0"/>
+                      <a:ext cx="5334000" cy="1995094"/>
+                    </a:xfrm>
+                    <a:prstGeom prst="rect">
+                      <a:avLst/>
+                    </a:prstGeom>
+                    <a:noFill/>
+                    <a:ln w="9525">
+                      <a:noFill/>
+                      <a:headEnd/>
+                      <a:tailEnd/>
+                    </a:ln>
+                  </pic:spPr>
+                </pic:pic>
+              </a:graphicData>
+            </a:graphic>
+          </wp:inline>
+        </w:drawing>
+      </w:r>
+    </w:p>
+    <w:p>
+      <w:pPr>
+        <w:pStyle w:val="BodyText"/>
+      </w:pPr>
+      <w:r>
+        <w:t xml:space="preserve"> </w:t>
+      </w:r>
+    </w:p>
+    <w:p>
+      <w:pPr>
+        <w:pStyle w:val="BodyText"/>
+      </w:pPr>
+      <w:r>
+        <w:t xml:space="preserve">The following dashboard shows percent vegetative greenness at different distances from postal code centre (both mean of annual and maximum of annual).</w:t>
+      </w:r>
+    </w:p>
+    <w:p>
+      <w:pPr>
+        <w:pStyle w:val="CaptionedFigure"/>
+      </w:pPr>
+      <w:r>
+        <w:drawing>
+          <wp:inline>
+            <wp:extent cx="5334000" cy="4267199"/>
+            <wp:effectExtent b="0" l="0" r="0" t="0"/>
+            <wp:docPr descr="Figure X: Percent vegetative greenness." title="" id="53" name="Picture"/>
+            <a:graphic>
+              <a:graphicData uri="http://schemas.openxmlformats.org/drawingml/2006/picture">
+                <pic:pic>
+                  <pic:nvPicPr>
+                    <pic:cNvPr descr="Writing_files/Figures/greenness_dashboard.png" id="54" name="Picture"/>
+                    <pic:cNvPicPr>
+                      <a:picLocks noChangeArrowheads="1" noChangeAspect="1"/>
+                    </pic:cNvPicPr>
+                  </pic:nvPicPr>
+                  <pic:blipFill>
+                    <a:blip r:embed="rId52"/>
+                    <a:stretch>
+                      <a:fillRect/>
+                    </a:stretch>
+                  </pic:blipFill>
+                  <pic:spPr bwMode="auto">
+                    <a:xfrm>
+                      <a:off x="0" y="0"/>
+                      <a:ext cx="5334000" cy="4267199"/>
+                    </a:xfrm>
+                    <a:prstGeom prst="rect">
+                      <a:avLst/>
+                    </a:prstGeom>
+                    <a:noFill/>
+                    <a:ln w="9525">
+                      <a:noFill/>
+                      <a:headEnd/>
+                      <a:tailEnd/>
+                    </a:ln>
+                  </pic:spPr>
+                </pic:pic>
+              </a:graphicData>
+            </a:graphic>
+          </wp:inline>
+        </w:drawing>
+      </w:r>
+    </w:p>
+    <w:p>
+      <w:pPr>
+        <w:pStyle w:val="ImageCaption"/>
+      </w:pPr>
+      <w:r>
+        <w:t xml:space="preserve">Figure X: Percent vegetative greenness.</w:t>
+      </w:r>
+    </w:p>
+    <w:bookmarkEnd w:id="55"/>
+    <w:bookmarkStart w:id="62" w:name="ndvi"/>
+    <w:p>
+      <w:pPr>
+        <w:pStyle w:val="Heading3"/>
+      </w:pPr>
+      <w:r>
+        <w:t xml:space="preserve">2.3.5 NDVI</w:t>
+      </w:r>
+    </w:p>
+    <w:p>
+      <w:pPr>
+        <w:pStyle w:val="FirstParagraph"/>
+      </w:pPr>
+      <w:r>
+        <w:t xml:space="preserve">Annual maximum NDVI calculated by Google from Landsat 5 and Landsat 8 were accessed via Google Earth Engine. These composites are created from all the scenes in each annual period beginning from the first day of the year and continuing to the last day of the year. All the images from each year are included in the composite, with the greenest pixel as the composite value, where the greenest pixel is the maximum value of the Normalized Difference Vegetation Index (NDVI). No data were available for 2012, due to decommissioning of Landsat 5 in 2011 prior to the start of Landsat 8 in 2013. No cross-calibration between the sensors was performed, please be aware there may be small bias differences between NDVI values calculated using Landsat 5 and Landsat 8. Final NDVI metrics were linked to all 6-digit DMTI Spatial single link postal code locations in Canada, and for surrounding areas within 100m, 250m, 500m, and 1km.</w:t>
+      </w:r>
+      <w:r>
+        <w:t xml:space="preserve"> </w:t>
+      </w:r>
+      <w:hyperlink r:id="rId41">
+        <w:r>
+          <w:rPr>
+            <w:rStyle w:val="Hyperlink"/>
+          </w:rPr>
+          <w:t xml:space="preserve">CANUE metadata</w:t>
+        </w:r>
+      </w:hyperlink>
+    </w:p>
+    <w:p>
+      <w:pPr>
+        <w:pStyle w:val="BodyText"/>
+      </w:pPr>
+      <w:r>
+        <w:t xml:space="preserve">Looked at maximum of annual mean Normalized Difference Vegetation Index (NDVI) within 500m.</w:t>
+      </w:r>
+    </w:p>
+    <w:p>
+      <w:pPr>
+        <w:pStyle w:val="BodyText"/>
+      </w:pPr>
+      <w:r>
+        <w:drawing>
+          <wp:inline>
+            <wp:extent cx="5334000" cy="718136"/>
+            <wp:effectExtent b="0" l="0" r="0" t="0"/>
+            <wp:docPr descr="" title="" id="57" name="Picture"/>
+            <a:graphic>
+              <a:graphicData uri="http://schemas.openxmlformats.org/drawingml/2006/picture">
+                <pic:pic>
+                  <pic:nvPicPr>
+                    <pic:cNvPr descr="Writing_files/Tables/Table_ndvi.png" id="58" name="Picture"/>
+                    <pic:cNvPicPr>
+                      <a:picLocks noChangeArrowheads="1" noChangeAspect="1"/>
+                    </pic:cNvPicPr>
+                  </pic:nvPicPr>
+                  <pic:blipFill>
+                    <a:blip r:embed="rId56"/>
                     <a:stretch>
                       <a:fillRect/>
                     </a:stretch>
@@ -551,63 +1117,27 @@
         <w:t xml:space="preserve"> </w:t>
       </w:r>
     </w:p>
-    <w:bookmarkEnd w:id="31"/>
-    <w:bookmarkStart w:id="35" w:name="housing-problems-condensation-and-noise"/>
-    <w:p>
-      <w:pPr>
-        <w:pStyle w:val="Heading3"/>
-      </w:pPr>
-      <w:r>
-        <w:t xml:space="preserve">2.3.3 Housing problems: Condensation and noise</w:t>
-      </w:r>
-    </w:p>
-    <w:p>
-      <w:pPr>
-        <w:pStyle w:val="FirstParagraph"/>
-      </w:pPr>
-      <w:r>
-        <w:t xml:space="preserve">“Home problems: Condensation”</w:t>
-      </w:r>
-      <w:r>
-        <w:t xml:space="preserve"> </w:t>
-      </w:r>
-      <w:r>
-        <w:t xml:space="preserve">measures if current home has problems with condensation (Yes or No).</w:t>
-      </w:r>
-      <w:r>
-        <w:t xml:space="preserve"> </w:t>
-      </w:r>
-      <w:r>
-        <w:t xml:space="preserve">“Home problems: Noise measures”</w:t>
-      </w:r>
-      <w:r>
-        <w:t xml:space="preserve"> </w:t>
-      </w:r>
-      <w:r>
-        <w:t xml:space="preserve">if current home has problems with noise (Yes or No).</w:t>
-      </w:r>
-    </w:p>
-    <w:p>
-      <w:pPr>
-        <w:pStyle w:val="BodyText"/>
+    <w:p>
+      <w:pPr>
+        <w:pStyle w:val="CaptionedFigure"/>
       </w:pPr>
       <w:r>
         <w:drawing>
           <wp:inline>
-            <wp:extent cx="4241715" cy="1107066"/>
+            <wp:extent cx="4267200" cy="3413760"/>
             <wp:effectExtent b="0" l="0" r="0" t="0"/>
-            <wp:docPr descr="" title="" id="33" name="Picture"/>
+            <wp:docPr descr="Figure X: Maximum Annual NDVI within 500m of postal code." title="" id="60" name="Picture"/>
             <a:graphic>
               <a:graphicData uri="http://schemas.openxmlformats.org/drawingml/2006/picture">
                 <pic:pic>
                   <pic:nvPicPr>
-                    <pic:cNvPr descr="Writing_files/Tables/Table_housing.png" id="34" name="Picture"/>
+                    <pic:cNvPr descr="Writing_files/Figures/ndvi_500m_histogram.png" id="61" name="Picture"/>
                     <pic:cNvPicPr>
                       <a:picLocks noChangeArrowheads="1" noChangeAspect="1"/>
                     </pic:cNvPicPr>
                   </pic:nvPicPr>
                   <pic:blipFill>
-                    <a:blip r:embed="rId32"/>
+                    <a:blip r:embed="rId59"/>
                     <a:stretch>
                       <a:fillRect/>
                     </a:stretch>
@@ -615,7 +1145,7 @@
                   <pic:spPr bwMode="auto">
                     <a:xfrm>
                       <a:off x="0" y="0"/>
-                      <a:ext cx="4241715" cy="1107066"/>
+                      <a:ext cx="4267200" cy="3413760"/>
                     </a:xfrm>
                     <a:prstGeom prst="rect">
                       <a:avLst/>
@@ -636,20 +1166,20 @@
     </w:p>
     <w:p>
       <w:pPr>
-        <w:pStyle w:val="BodyText"/>
-      </w:pPr>
-      <w:r>
-        <w:t xml:space="preserve"> </w:t>
-      </w:r>
-    </w:p>
-    <w:bookmarkEnd w:id="35"/>
-    <w:bookmarkStart w:id="39" w:name="length-of-roads-within-certain-distances"/>
+        <w:pStyle w:val="ImageCaption"/>
+      </w:pPr>
+      <w:r>
+        <w:t xml:space="preserve">Figure X: Maximum Annual NDVI within 500m of postal code.</w:t>
+      </w:r>
+    </w:p>
+    <w:bookmarkEnd w:id="62"/>
+    <w:bookmarkStart w:id="66" w:name="X2fad0ae94991d467cb579fef1f4b50f630f3177"/>
     <w:p>
       <w:pPr>
         <w:pStyle w:val="Heading3"/>
       </w:pPr>
       <w:r>
-        <w:t xml:space="preserve">2.3.4 Length of roads within certain distances</w:t>
+        <w:t xml:space="preserve">2.3.6 Length of roads within varying distances of postal code center</w:t>
       </w:r>
     </w:p>
     <w:p>
@@ -675,18 +1205,18 @@
           <wp:inline>
             <wp:extent cx="5334000" cy="714886"/>
             <wp:effectExtent b="0" l="0" r="0" t="0"/>
-            <wp:docPr descr="" title="" id="37" name="Picture"/>
+            <wp:docPr descr="" title="" id="64" name="Picture"/>
             <a:graphic>
               <a:graphicData uri="http://schemas.openxmlformats.org/drawingml/2006/picture">
                 <pic:pic>
                   <pic:nvPicPr>
-                    <pic:cNvPr descr="Writing_files/Tables/Table_roads.png" id="38" name="Picture"/>
+                    <pic:cNvPr descr="Writing_files/Tables/Table_roads.png" id="65" name="Picture"/>
                     <pic:cNvPicPr>
                       <a:picLocks noChangeArrowheads="1" noChangeAspect="1"/>
                     </pic:cNvPicPr>
                   </pic:nvPicPr>
                   <pic:blipFill>
-                    <a:blip r:embed="rId36"/>
+                    <a:blip r:embed="rId63"/>
                     <a:stretch>
                       <a:fillRect/>
                     </a:stretch>
@@ -721,14 +1251,45 @@
         <w:t xml:space="preserve"> </w:t>
       </w:r>
     </w:p>
-    <w:bookmarkEnd w:id="39"/>
-    <w:bookmarkStart w:id="47" w:name="Xd8b8a2af8b52df940b4c442e27014dc73535fc7"/>
-    <w:p>
-      <w:pPr>
-        <w:pStyle w:val="Heading3"/>
-      </w:pPr>
-      <w:r>
-        <w:t xml:space="preserve">2.3.5 Tree canopy coverage and vegetative greenness fractions</w:t>
+    <w:p>
+      <w:r>
+        <w:br w:type="page"/>
+      </w:r>
+    </w:p>
+    <w:bookmarkEnd w:id="66"/>
+    <w:bookmarkEnd w:id="67"/>
+    <w:bookmarkStart w:id="68" w:name="aging-outcomes"/>
+    <w:p>
+      <w:pPr>
+        <w:pStyle w:val="Heading2"/>
+      </w:pPr>
+      <w:r>
+        <w:t xml:space="preserve">2.4 Aging Outcomes</w:t>
+      </w:r>
+    </w:p>
+    <w:p>
+      <w:r>
+        <w:br w:type="page"/>
+      </w:r>
+    </w:p>
+    <w:bookmarkEnd w:id="68"/>
+    <w:bookmarkEnd w:id="69"/>
+    <w:bookmarkStart w:id="118" w:name="environmental-variables-by-income"/>
+    <w:p>
+      <w:pPr>
+        <w:pStyle w:val="Heading1"/>
+      </w:pPr>
+      <w:r>
+        <w:t xml:space="preserve">3.0 Environmental variables by income</w:t>
+      </w:r>
+    </w:p>
+    <w:bookmarkStart w:id="89" w:name="air-pollution-by-income-group"/>
+    <w:p>
+      <w:pPr>
+        <w:pStyle w:val="Heading2"/>
+      </w:pPr>
+      <w:r>
+        <w:t xml:space="preserve">3.1 Air Pollution by Income Group</w:t>
       </w:r>
     </w:p>
     <w:p>
@@ -736,30 +1297,53 @@
         <w:pStyle w:val="FirstParagraph"/>
       </w:pPr>
       <w:r>
-        <w:t xml:space="preserve">Tree canopy is defined as area of vegetation (including leaves, stems, branches, etc.) of woody plants above 5m in height. CANUE staff retrieved tree canopy cover data from Google Earth Engine (GEE) for the year 2010 and 2015, extracted values (percent coverage) to postal codes and calculated summary measures (average percent coverage) within buffers of 100, 250, 500, and 1000 metres.https://www.canuedata.ca/metadata.php</w:t>
-      </w:r>
-    </w:p>
-    <w:p>
-      <w:pPr>
-        <w:pStyle w:val="BodyText"/>
+        <w:t xml:space="preserve">All of the air pollution variables are 1 year averages prior to the first interview date, and are averages of National Air Pollution Surveillance station (NAPS) locations within 50 km.</w:t>
+      </w:r>
+      <w:r>
+        <w:t xml:space="preserve"> </w:t>
+      </w:r>
+      <w:r>
+        <w:t xml:space="preserve">PM2.5 is measured in microgram/m</w:t>
+      </w:r>
+      <m:oMath>
+        <m:sSup>
+          <m:e>
+            <m:r>
+              <m:t>​</m:t>
+            </m:r>
+          </m:e>
+          <m:sup>
+            <m:r>
+              <m:t>3</m:t>
+            </m:r>
+          </m:sup>
+        </m:sSup>
+      </m:oMath>
+      <w:r>
+        <w:t xml:space="preserve">. The other air pollution variables are measured in parts per billion (ppb).</w:t>
+      </w:r>
+    </w:p>
+    <w:p>
+      <w:pPr>
+        <w:pStyle w:val="CaptionedFigure"/>
       </w:pPr>
       <w:r>
         <w:drawing>
           <wp:inline>
-            <wp:extent cx="5334000" cy="1277693"/>
+            <wp:extent cx="5867400" cy="4767262"/>
             <wp:effectExtent b="0" l="0" r="0" t="0"/>
-            <wp:docPr descr="" title="" id="41" name="Picture"/>
+            <wp:docPr descr="Figure X: Air pollution measures by income group." title="" id="71" name="Picture"/>
             <a:graphic>
               <a:graphicData uri="http://schemas.openxmlformats.org/drawingml/2006/picture">
                 <pic:pic>
                   <pic:nvPicPr>
-                    <pic:cNvPr descr="Writing_files/Tables/Table_treecanopy.png" id="42" name="Picture"/>
+                    <pic:cNvPr descr="Writing_files/Figures/air_pollution_income_dashboard.png" id="72" name="Picture"/>
                     <pic:cNvPicPr>
                       <a:picLocks noChangeArrowheads="1" noChangeAspect="1"/>
                     </pic:cNvPicPr>
                   </pic:nvPicPr>
                   <pic:blipFill>
-                    <a:blip r:embed="rId40"/>
+                    <a:blip r:embed="rId70"/>
                     <a:stretch>
                       <a:fillRect/>
                     </a:stretch>
@@ -767,7 +1351,7 @@
                   <pic:spPr bwMode="auto">
                     <a:xfrm>
                       <a:off x="0" y="0"/>
-                      <a:ext cx="5334000" cy="1277693"/>
+                      <a:ext cx="5867400" cy="4767262"/>
                     </a:xfrm>
                     <a:prstGeom prst="rect">
                       <a:avLst/>
@@ -788,151 +1372,33 @@
     </w:p>
     <w:p>
       <w:pPr>
-        <w:pStyle w:val="BodyText"/>
-      </w:pPr>
-      <w:r>
-        <w:t xml:space="preserve"> </w:t>
-      </w:r>
-    </w:p>
-    <w:p>
-      <w:pPr>
-        <w:pStyle w:val="BodyText"/>
-      </w:pPr>
-      <w:r>
-        <w:t xml:space="preserve">Vegetative greenness fractions: Users can interpret values as the percentage of green vegetation within each 30 m by 30 m pixel, but vegetative greenness fraction values are an indication of both the area coverage and intensity (i.e., strength of spectral signal) of all green vegetation within a 30 m by 30 m pixel. For instance, built environment factors (e.g. housing, asphalt) as well as tree canopy are accounted for in analysis, and therefore the presence of roads and buildings underneath canopy can yield lower greenness values. Water pixels were masked out using the Statistics Canada 2016 census water boundary files. CANUE staff assigned values to postal codes (1984-2016) as annual metrics and by calculating the mean and maximum of pixel level greenness within buffers of 100, 250, 500, and 1000 m.</w:t>
-      </w:r>
-      <w:r>
-        <w:t xml:space="preserve"> </w:t>
-      </w:r>
-      <w:hyperlink r:id="rId43">
-        <w:r>
-          <w:rPr>
-            <w:rStyle w:val="Hyperlink"/>
-          </w:rPr>
-          <w:t xml:space="preserve">https://www.canuedata.ca/metadata.php</w:t>
-        </w:r>
-      </w:hyperlink>
-    </w:p>
-    <w:p>
-      <w:pPr>
-        <w:pStyle w:val="BodyText"/>
+        <w:pStyle w:val="ImageCaption"/>
+      </w:pPr>
+      <w:r>
+        <w:t xml:space="preserve">Figure X: Air pollution measures by income group.</w:t>
+      </w:r>
+    </w:p>
+    <w:p>
+      <w:pPr>
+        <w:pStyle w:val="CaptionedFigure"/>
       </w:pPr>
       <w:r>
         <w:drawing>
           <wp:inline>
-            <wp:extent cx="5334000" cy="1995094"/>
+            <wp:extent cx="4267200" cy="2489200"/>
             <wp:effectExtent b="0" l="0" r="0" t="0"/>
-            <wp:docPr descr="" title="" id="45" name="Picture"/>
+            <wp:docPr descr="Figure X: Annual average PM2.5 by household income group" title="" id="74" name="Picture"/>
             <a:graphic>
               <a:graphicData uri="http://schemas.openxmlformats.org/drawingml/2006/picture">
                 <pic:pic>
                   <pic:nvPicPr>
-                    <pic:cNvPr descr="Writing_files/Tables/Table_percentveg.png" id="46" name="Picture"/>
+                    <pic:cNvPr descr="Writing_files/Figures/PM2.5_by_income_group.png" id="75" name="Picture"/>
                     <pic:cNvPicPr>
                       <a:picLocks noChangeArrowheads="1" noChangeAspect="1"/>
                     </pic:cNvPicPr>
                   </pic:nvPicPr>
                   <pic:blipFill>
-                    <a:blip r:embed="rId44"/>
-                    <a:stretch>
-                      <a:fillRect/>
-                    </a:stretch>
-                  </pic:blipFill>
-                  <pic:spPr bwMode="auto">
-                    <a:xfrm>
-                      <a:off x="0" y="0"/>
-                      <a:ext cx="5334000" cy="1995094"/>
-                    </a:xfrm>
-                    <a:prstGeom prst="rect">
-                      <a:avLst/>
-                    </a:prstGeom>
-                    <a:noFill/>
-                    <a:ln w="9525">
-                      <a:noFill/>
-                      <a:headEnd/>
-                      <a:tailEnd/>
-                    </a:ln>
-                  </pic:spPr>
-                </pic:pic>
-              </a:graphicData>
-            </a:graphic>
-          </wp:inline>
-        </w:drawing>
-      </w:r>
-    </w:p>
-    <w:bookmarkEnd w:id="47"/>
-    <w:bookmarkEnd w:id="48"/>
-    <w:bookmarkEnd w:id="49"/>
-    <w:bookmarkStart w:id="87" w:name="environmental-variables-by-income"/>
-    <w:p>
-      <w:pPr>
-        <w:pStyle w:val="Heading1"/>
-      </w:pPr>
-      <w:r>
-        <w:t xml:space="preserve">3.0 Environmental variables by income</w:t>
-      </w:r>
-    </w:p>
-    <w:bookmarkStart w:id="62" w:name="air-pollution-by-income-group"/>
-    <w:p>
-      <w:pPr>
-        <w:pStyle w:val="Heading2"/>
-      </w:pPr>
-      <w:r>
-        <w:t xml:space="preserve">3.1 Air Pollution by Income Group</w:t>
-      </w:r>
-    </w:p>
-    <w:p>
-      <w:pPr>
-        <w:pStyle w:val="FirstParagraph"/>
-      </w:pPr>
-      <w:r>
-        <w:t xml:space="preserve">All of the air pollution variables are 1 year averages prior to the first interview date, and are averages of National Air Pollution Surveillance station (NAPS) locations within 50 km.</w:t>
-      </w:r>
-      <w:r>
-        <w:t xml:space="preserve"> </w:t>
-      </w:r>
-      <w:r>
-        <w:t xml:space="preserve">PM2.5 is measured in microgram/m</w:t>
-      </w:r>
-      <m:oMath>
-        <m:sSup>
-          <m:e>
-            <m:r>
-              <m:t>​</m:t>
-            </m:r>
-          </m:e>
-          <m:sup>
-            <m:r>
-              <m:t>3</m:t>
-            </m:r>
-          </m:sup>
-        </m:sSup>
-      </m:oMath>
-      <w:r>
-        <w:t xml:space="preserve">. The other air pollution variables are measured in parts per billion (ppb).</w:t>
-      </w:r>
-    </w:p>
-    <w:p>
-      <w:pPr>
-        <w:pStyle w:val="CaptionedFigure"/>
-      </w:pPr>
-      <w:r>
-        <w:drawing>
-          <wp:inline>
-            <wp:extent cx="4267200" cy="2489200"/>
-            <wp:effectExtent b="0" l="0" r="0" t="0"/>
-            <wp:docPr descr="Figure X: Annual average PM2.5 by household income group" title="" id="51" name="Picture"/>
-            <a:graphic>
-              <a:graphicData uri="http://schemas.openxmlformats.org/drawingml/2006/picture">
-                <pic:pic>
-                  <pic:nvPicPr>
-                    <pic:cNvPr descr="Writing_files/Figures/PM2.5_by_income_group.png" id="52" name="Picture"/>
-                    <pic:cNvPicPr>
-                      <a:picLocks noChangeArrowheads="1" noChangeAspect="1"/>
-                    </pic:cNvPicPr>
-                  </pic:nvPicPr>
-                  <pic:blipFill>
-                    <a:blip r:embed="rId50"/>
+                    <a:blip r:embed="rId73"/>
                     <a:stretch>
                       <a:fillRect/>
                     </a:stretch>
@@ -968,31 +1434,108 @@
       </w:r>
     </w:p>
     <w:p>
-      <w:r>
-        <w:br w:type="page"/>
-      </w:r>
-    </w:p>
-    <w:p>
-      <w:pPr>
-        <w:pStyle w:val="CaptionedFigure"/>
+      <w:pPr>
+        <w:pStyle w:val="BodyText"/>
+      </w:pPr>
+    </w:p>
+    <w:p>
+      <w:pPr>
+        <w:pStyle w:val="BodyText"/>
+      </w:pPr>
+      <w:r>
+        <w:t xml:space="preserve">The figure below shows PM2.5 median by income group, which more clearly shows a trend, though the differences within PM2.5 exposure appear small. However, the World Health Organization PM2.5 annual air quality guideline level is 5 ug/m3, as effects can occur at lower levels of exposure.</w:t>
+      </w:r>
+      <w:r>
+        <w:t xml:space="preserve"> </w:t>
+      </w:r>
+      <w:hyperlink r:id="rId76">
+        <w:r>
+          <w:rPr>
+            <w:rStyle w:val="Hyperlink"/>
+          </w:rPr>
+          <w:t xml:space="preserve">https://iris.who.int/server/api/core/bitstreams/551b515e-2a32-4e1a-a58c-cdaecd395b19/content</w:t>
+        </w:r>
+      </w:hyperlink>
+      <w:r>
+        <w:t xml:space="preserve"> </w:t>
+      </w:r>
+      <w:r>
+        <w:t xml:space="preserve">Knowing this, even small differences in this exposure could make a difference in health impacts.</w:t>
+      </w:r>
+    </w:p>
+    <w:p>
+      <w:pPr>
+        <w:pStyle w:val="BodyText"/>
       </w:pPr>
       <w:r>
         <w:drawing>
           <wp:inline>
-            <wp:extent cx="4267200" cy="2489200"/>
+            <wp:extent cx="5334000" cy="3556000"/>
             <wp:effectExtent b="0" l="0" r="0" t="0"/>
-            <wp:docPr descr="Figure X: Annual average NO2 concentration by household income group" title="" id="54" name="Picture"/>
+            <wp:docPr descr="" title="" id="78" name="Picture"/>
             <a:graphic>
               <a:graphicData uri="http://schemas.openxmlformats.org/drawingml/2006/picture">
                 <pic:pic>
                   <pic:nvPicPr>
-                    <pic:cNvPr descr="Writing_files/Figures/NO2_by_income_group.png" id="55" name="Picture"/>
+                    <pic:cNvPr descr="Writing_files/Figures/pm25_median_dot.png" id="79" name="Picture"/>
                     <pic:cNvPicPr>
                       <a:picLocks noChangeArrowheads="1" noChangeAspect="1"/>
                     </pic:cNvPicPr>
                   </pic:nvPicPr>
                   <pic:blipFill>
-                    <a:blip r:embed="rId53"/>
+                    <a:blip r:embed="rId77"/>
+                    <a:stretch>
+                      <a:fillRect/>
+                    </a:stretch>
+                  </pic:blipFill>
+                  <pic:spPr bwMode="auto">
+                    <a:xfrm>
+                      <a:off x="0" y="0"/>
+                      <a:ext cx="5334000" cy="3556000"/>
+                    </a:xfrm>
+                    <a:prstGeom prst="rect">
+                      <a:avLst/>
+                    </a:prstGeom>
+                    <a:noFill/>
+                    <a:ln w="9525">
+                      <a:noFill/>
+                      <a:headEnd/>
+                      <a:tailEnd/>
+                    </a:ln>
+                  </pic:spPr>
+                </pic:pic>
+              </a:graphicData>
+            </a:graphic>
+          </wp:inline>
+        </w:drawing>
+      </w:r>
+    </w:p>
+    <w:p>
+      <w:r>
+        <w:br w:type="page"/>
+      </w:r>
+    </w:p>
+    <w:p>
+      <w:pPr>
+        <w:pStyle w:val="CaptionedFigure"/>
+      </w:pPr>
+      <w:r>
+        <w:drawing>
+          <wp:inline>
+            <wp:extent cx="4267200" cy="2489200"/>
+            <wp:effectExtent b="0" l="0" r="0" t="0"/>
+            <wp:docPr descr="Figure X: Annual average NO2 concentration by household income group" title="" id="81" name="Picture"/>
+            <a:graphic>
+              <a:graphicData uri="http://schemas.openxmlformats.org/drawingml/2006/picture">
+                <pic:pic>
+                  <pic:nvPicPr>
+                    <pic:cNvPr descr="Writing_files/Figures/NO2_by_income_group.png" id="82" name="Picture"/>
+                    <pic:cNvPicPr>
+                      <a:picLocks noChangeArrowheads="1" noChangeAspect="1"/>
+                    </pic:cNvPicPr>
+                  </pic:nvPicPr>
+                  <pic:blipFill>
+                    <a:blip r:embed="rId80"/>
                     <a:stretch>
                       <a:fillRect/>
                     </a:stretch>
@@ -1041,18 +1584,18 @@
           <wp:inline>
             <wp:extent cx="4267200" cy="2489200"/>
             <wp:effectExtent b="0" l="0" r="0" t="0"/>
-            <wp:docPr descr="Figure X: Annual average SO2 concentration by household income group" title="" id="57" name="Picture"/>
+            <wp:docPr descr="Figure X: Annual average SO2 concentration by household income group" title="" id="84" name="Picture"/>
             <a:graphic>
               <a:graphicData uri="http://schemas.openxmlformats.org/drawingml/2006/picture">
                 <pic:pic>
                   <pic:nvPicPr>
-                    <pic:cNvPr descr="Writing_files/Figures/SO2_by_income_group.png" id="58" name="Picture"/>
+                    <pic:cNvPr descr="Writing_files/Figures/SO2_by_income_group.png" id="85" name="Picture"/>
                     <pic:cNvPicPr>
                       <a:picLocks noChangeArrowheads="1" noChangeAspect="1"/>
                     </pic:cNvPicPr>
                   </pic:nvPicPr>
                   <pic:blipFill>
-                    <a:blip r:embed="rId56"/>
+                    <a:blip r:embed="rId83"/>
                     <a:stretch>
                       <a:fillRect/>
                     </a:stretch>
@@ -1101,18 +1644,18 @@
           <wp:inline>
             <wp:extent cx="4267200" cy="2489200"/>
             <wp:effectExtent b="0" l="0" r="0" t="0"/>
-            <wp:docPr descr="Figure X: Annual average Ozone concentration by household income group" title="" id="60" name="Picture"/>
+            <wp:docPr descr="Figure X: Annual average Ozone concentration by household income group" title="" id="87" name="Picture"/>
             <a:graphic>
               <a:graphicData uri="http://schemas.openxmlformats.org/drawingml/2006/picture">
                 <pic:pic>
                   <pic:nvPicPr>
-                    <pic:cNvPr descr="Writing_files/Figures/Ozone_by_income_group.png" id="61" name="Picture"/>
+                    <pic:cNvPr descr="Writing_files/Figures/Ozone_by_income_group.png" id="88" name="Picture"/>
                     <pic:cNvPicPr>
                       <a:picLocks noChangeArrowheads="1" noChangeAspect="1"/>
                     </pic:cNvPicPr>
                   </pic:nvPicPr>
                   <pic:blipFill>
-                    <a:blip r:embed="rId59"/>
+                    <a:blip r:embed="rId86"/>
                     <a:stretch>
                       <a:fillRect/>
                     </a:stretch>
@@ -1147,14 +1690,27 @@
         <w:t xml:space="preserve">Figure X: Annual average Ozone concentration by household income group</w:t>
       </w:r>
     </w:p>
-    <w:bookmarkEnd w:id="62"/>
-    <w:bookmarkStart w:id="66" w:name="ndvi-greenness-by-income-group"/>
+    <w:p>
+      <w:r>
+        <w:br w:type="page"/>
+      </w:r>
+    </w:p>
+    <w:bookmarkEnd w:id="89"/>
+    <w:bookmarkStart w:id="93" w:name="condensation-problems-by-income-group"/>
     <w:p>
       <w:pPr>
         <w:pStyle w:val="Heading2"/>
       </w:pPr>
       <w:r>
-        <w:t xml:space="preserve">3.2 NDVI (Greenness) by Income Group</w:t>
+        <w:t xml:space="preserve">3.2 Condensation problems by Income Group</w:t>
+      </w:r>
+    </w:p>
+    <w:p>
+      <w:pPr>
+        <w:pStyle w:val="FirstParagraph"/>
+      </w:pPr>
+      <w:r>
+        <w:t xml:space="preserve">54 participants had homes with condensation problems, while 1348 participants did not. The following figure shows the income distribution of participants who had condensation problems.</w:t>
       </w:r>
     </w:p>
     <w:p>
@@ -1166,18 +1722,18 @@
           <wp:inline>
             <wp:extent cx="4267200" cy="2489200"/>
             <wp:effectExtent b="0" l="0" r="0" t="0"/>
-            <wp:docPr descr="Figure X: Maximum NDVI within 500 m by household income group" title="" id="64" name="Picture"/>
+            <wp:docPr descr="Figure X: Number of homes with condensation by household income group" title="" id="91" name="Picture"/>
             <a:graphic>
               <a:graphicData uri="http://schemas.openxmlformats.org/drawingml/2006/picture">
                 <pic:pic>
                   <pic:nvPicPr>
-                    <pic:cNvPr descr="Writing_files/Figures/NDVI_by_income_group.png" id="65" name="Picture"/>
+                    <pic:cNvPr descr="Writing_files/Figures/Condensation_by_income_group.png" id="92" name="Picture"/>
                     <pic:cNvPicPr>
                       <a:picLocks noChangeArrowheads="1" noChangeAspect="1"/>
                     </pic:cNvPicPr>
                   </pic:nvPicPr>
                   <pic:blipFill>
-                    <a:blip r:embed="rId63"/>
+                    <a:blip r:embed="rId90"/>
                     <a:stretch>
                       <a:fillRect/>
                     </a:stretch>
@@ -1209,22 +1765,17 @@
         <w:pStyle w:val="ImageCaption"/>
       </w:pPr>
       <w:r>
-        <w:t xml:space="preserve">Figure X: Maximum NDVI within 500 m by household income group</w:t>
-      </w:r>
-    </w:p>
-    <w:p>
-      <w:r>
-        <w:br w:type="page"/>
-      </w:r>
-    </w:p>
-    <w:bookmarkEnd w:id="66"/>
-    <w:bookmarkStart w:id="70" w:name="condensation-problems-by-income-group"/>
+        <w:t xml:space="preserve">Figure X: Number of homes with condensation by household income group</w:t>
+      </w:r>
+    </w:p>
+    <w:bookmarkEnd w:id="93"/>
+    <w:bookmarkStart w:id="109" w:name="tree-canopy-coverage-by-income-group"/>
     <w:p>
       <w:pPr>
         <w:pStyle w:val="Heading2"/>
       </w:pPr>
       <w:r>
-        <w:t xml:space="preserve">3.3 Condensation problems by Income Group</w:t>
+        <w:t xml:space="preserve">3.3 Tree Canopy Coverage By Income Group</w:t>
       </w:r>
     </w:p>
     <w:p>
@@ -1232,7 +1783,7 @@
         <w:pStyle w:val="FirstParagraph"/>
       </w:pPr>
       <w:r>
-        <w:t xml:space="preserve">54 participants had homes with condensation problems, while 1348 participants did not. The following figure shows the income distribution of participants who had condensation problems.</w:t>
+        <w:t xml:space="preserve">Figures X–X show tree canopy coverage (vegetation &gt;5m) by household income group across five spatial buffers (postal code, 100m, 250m, 500m, and 1km). Across all buffer sizes, the distribution of vegetation coverage was similar across income groups, with median values and interquartile ranges showing no consistent gradient. These findings suggest that in this sample of Canadian urban dwellers, tree canopy coverage is not meaningfully stratified by household income.</w:t>
       </w:r>
     </w:p>
     <w:p>
@@ -1242,20 +1793,370 @@
       <w:r>
         <w:drawing>
           <wp:inline>
-            <wp:extent cx="4267200" cy="2489200"/>
+            <wp:extent cx="4267200" cy="3413760"/>
             <wp:effectExtent b="0" l="0" r="0" t="0"/>
-            <wp:docPr descr="Figure X: Number of homes with condensation by household income group" title="" id="68" name="Picture"/>
+            <wp:docPr descr="Figure X: Vegetation cover (&gt;5m) by income group" title="" id="95" name="Picture"/>
             <a:graphic>
               <a:graphicData uri="http://schemas.openxmlformats.org/drawingml/2006/picture">
                 <pic:pic>
                   <pic:nvPicPr>
-                    <pic:cNvPr descr="Writing_files/Figures/Condensation_by_income_group.png" id="69" name="Picture"/>
+                    <pic:cNvPr descr="Writing_files/Figures/boxplot_vegetation_01.png" id="96" name="Picture"/>
                     <pic:cNvPicPr>
                       <a:picLocks noChangeArrowheads="1" noChangeAspect="1"/>
                     </pic:cNvPicPr>
                   </pic:nvPicPr>
                   <pic:blipFill>
-                    <a:blip r:embed="rId67"/>
+                    <a:blip r:embed="rId94"/>
+                    <a:stretch>
+                      <a:fillRect/>
+                    </a:stretch>
+                  </pic:blipFill>
+                  <pic:spPr bwMode="auto">
+                    <a:xfrm>
+                      <a:off x="0" y="0"/>
+                      <a:ext cx="4267200" cy="3413760"/>
+                    </a:xfrm>
+                    <a:prstGeom prst="rect">
+                      <a:avLst/>
+                    </a:prstGeom>
+                    <a:noFill/>
+                    <a:ln w="9525">
+                      <a:noFill/>
+                      <a:headEnd/>
+                      <a:tailEnd/>
+                    </a:ln>
+                  </pic:spPr>
+                </pic:pic>
+              </a:graphicData>
+            </a:graphic>
+          </wp:inline>
+        </w:drawing>
+      </w:r>
+    </w:p>
+    <w:p>
+      <w:pPr>
+        <w:pStyle w:val="ImageCaption"/>
+      </w:pPr>
+      <w:r>
+        <w:t xml:space="preserve">Figure X: Vegetation cover (&gt;5m) by income group</w:t>
+      </w:r>
+    </w:p>
+    <w:p>
+      <w:pPr>
+        <w:pStyle w:val="CaptionedFigure"/>
+      </w:pPr>
+      <w:r>
+        <w:drawing>
+          <wp:inline>
+            <wp:extent cx="4267200" cy="3413760"/>
+            <wp:effectExtent b="0" l="0" r="0" t="0"/>
+            <wp:docPr descr="Figure X: Vegetation cover (&gt;5m) by income group, within 100m" title="" id="98" name="Picture"/>
+            <a:graphic>
+              <a:graphicData uri="http://schemas.openxmlformats.org/drawingml/2006/picture">
+                <pic:pic>
+                  <pic:nvPicPr>
+                    <pic:cNvPr descr="Writing_files/Figures/boxplot_vegetation_02.png" id="99" name="Picture"/>
+                    <pic:cNvPicPr>
+                      <a:picLocks noChangeArrowheads="1" noChangeAspect="1"/>
+                    </pic:cNvPicPr>
+                  </pic:nvPicPr>
+                  <pic:blipFill>
+                    <a:blip r:embed="rId97"/>
+                    <a:stretch>
+                      <a:fillRect/>
+                    </a:stretch>
+                  </pic:blipFill>
+                  <pic:spPr bwMode="auto">
+                    <a:xfrm>
+                      <a:off x="0" y="0"/>
+                      <a:ext cx="4267200" cy="3413760"/>
+                    </a:xfrm>
+                    <a:prstGeom prst="rect">
+                      <a:avLst/>
+                    </a:prstGeom>
+                    <a:noFill/>
+                    <a:ln w="9525">
+                      <a:noFill/>
+                      <a:headEnd/>
+                      <a:tailEnd/>
+                    </a:ln>
+                  </pic:spPr>
+                </pic:pic>
+              </a:graphicData>
+            </a:graphic>
+          </wp:inline>
+        </w:drawing>
+      </w:r>
+    </w:p>
+    <w:p>
+      <w:pPr>
+        <w:pStyle w:val="ImageCaption"/>
+      </w:pPr>
+      <w:r>
+        <w:t xml:space="preserve">Figure X: Vegetation cover (&gt;5m) by income group, within 100m</w:t>
+      </w:r>
+    </w:p>
+    <w:p>
+      <w:pPr>
+        <w:pStyle w:val="CaptionedFigure"/>
+      </w:pPr>
+      <w:r>
+        <w:drawing>
+          <wp:inline>
+            <wp:extent cx="4267200" cy="3413760"/>
+            <wp:effectExtent b="0" l="0" r="0" t="0"/>
+            <wp:docPr descr="Figure X: Vegetation cover (&gt;5m) by income group, within 250m" title="" id="101" name="Picture"/>
+            <a:graphic>
+              <a:graphicData uri="http://schemas.openxmlformats.org/drawingml/2006/picture">
+                <pic:pic>
+                  <pic:nvPicPr>
+                    <pic:cNvPr descr="Writing_files/Figures/boxplot_vegetation_03.png" id="102" name="Picture"/>
+                    <pic:cNvPicPr>
+                      <a:picLocks noChangeArrowheads="1" noChangeAspect="1"/>
+                    </pic:cNvPicPr>
+                  </pic:nvPicPr>
+                  <pic:blipFill>
+                    <a:blip r:embed="rId100"/>
+                    <a:stretch>
+                      <a:fillRect/>
+                    </a:stretch>
+                  </pic:blipFill>
+                  <pic:spPr bwMode="auto">
+                    <a:xfrm>
+                      <a:off x="0" y="0"/>
+                      <a:ext cx="4267200" cy="3413760"/>
+                    </a:xfrm>
+                    <a:prstGeom prst="rect">
+                      <a:avLst/>
+                    </a:prstGeom>
+                    <a:noFill/>
+                    <a:ln w="9525">
+                      <a:noFill/>
+                      <a:headEnd/>
+                      <a:tailEnd/>
+                    </a:ln>
+                  </pic:spPr>
+                </pic:pic>
+              </a:graphicData>
+            </a:graphic>
+          </wp:inline>
+        </w:drawing>
+      </w:r>
+    </w:p>
+    <w:p>
+      <w:pPr>
+        <w:pStyle w:val="ImageCaption"/>
+      </w:pPr>
+      <w:r>
+        <w:t xml:space="preserve">Figure X: Vegetation cover (&gt;5m) by income group, within 250m</w:t>
+      </w:r>
+    </w:p>
+    <w:p>
+      <w:pPr>
+        <w:pStyle w:val="CaptionedFigure"/>
+      </w:pPr>
+      <w:r>
+        <w:drawing>
+          <wp:inline>
+            <wp:extent cx="4267200" cy="3413760"/>
+            <wp:effectExtent b="0" l="0" r="0" t="0"/>
+            <wp:docPr descr="Figure X: Vegetation cover (&gt;5m) by income group, within 500m" title="" id="104" name="Picture"/>
+            <a:graphic>
+              <a:graphicData uri="http://schemas.openxmlformats.org/drawingml/2006/picture">
+                <pic:pic>
+                  <pic:nvPicPr>
+                    <pic:cNvPr descr="Writing_files/Figures/boxplot_vegetation_04.png" id="105" name="Picture"/>
+                    <pic:cNvPicPr>
+                      <a:picLocks noChangeArrowheads="1" noChangeAspect="1"/>
+                    </pic:cNvPicPr>
+                  </pic:nvPicPr>
+                  <pic:blipFill>
+                    <a:blip r:embed="rId103"/>
+                    <a:stretch>
+                      <a:fillRect/>
+                    </a:stretch>
+                  </pic:blipFill>
+                  <pic:spPr bwMode="auto">
+                    <a:xfrm>
+                      <a:off x="0" y="0"/>
+                      <a:ext cx="4267200" cy="3413760"/>
+                    </a:xfrm>
+                    <a:prstGeom prst="rect">
+                      <a:avLst/>
+                    </a:prstGeom>
+                    <a:noFill/>
+                    <a:ln w="9525">
+                      <a:noFill/>
+                      <a:headEnd/>
+                      <a:tailEnd/>
+                    </a:ln>
+                  </pic:spPr>
+                </pic:pic>
+              </a:graphicData>
+            </a:graphic>
+          </wp:inline>
+        </w:drawing>
+      </w:r>
+    </w:p>
+    <w:p>
+      <w:pPr>
+        <w:pStyle w:val="ImageCaption"/>
+      </w:pPr>
+      <w:r>
+        <w:t xml:space="preserve">Figure X: Vegetation cover (&gt;5m) by income group, within 500m</w:t>
+      </w:r>
+    </w:p>
+    <w:p>
+      <w:pPr>
+        <w:pStyle w:val="CaptionedFigure"/>
+      </w:pPr>
+      <w:r>
+        <w:drawing>
+          <wp:inline>
+            <wp:extent cx="4267200" cy="3413760"/>
+            <wp:effectExtent b="0" l="0" r="0" t="0"/>
+            <wp:docPr descr="Figure X: Vegetation cover (&gt;5m) by income group, within 1km" title="" id="107" name="Picture"/>
+            <a:graphic>
+              <a:graphicData uri="http://schemas.openxmlformats.org/drawingml/2006/picture">
+                <pic:pic>
+                  <pic:nvPicPr>
+                    <pic:cNvPr descr="Writing_files/Figures/boxplot_vegetation_05.png" id="108" name="Picture"/>
+                    <pic:cNvPicPr>
+                      <a:picLocks noChangeArrowheads="1" noChangeAspect="1"/>
+                    </pic:cNvPicPr>
+                  </pic:nvPicPr>
+                  <pic:blipFill>
+                    <a:blip r:embed="rId106"/>
+                    <a:stretch>
+                      <a:fillRect/>
+                    </a:stretch>
+                  </pic:blipFill>
+                  <pic:spPr bwMode="auto">
+                    <a:xfrm>
+                      <a:off x="0" y="0"/>
+                      <a:ext cx="4267200" cy="3413760"/>
+                    </a:xfrm>
+                    <a:prstGeom prst="rect">
+                      <a:avLst/>
+                    </a:prstGeom>
+                    <a:noFill/>
+                    <a:ln w="9525">
+                      <a:noFill/>
+                      <a:headEnd/>
+                      <a:tailEnd/>
+                    </a:ln>
+                  </pic:spPr>
+                </pic:pic>
+              </a:graphicData>
+            </a:graphic>
+          </wp:inline>
+        </w:drawing>
+      </w:r>
+    </w:p>
+    <w:p>
+      <w:pPr>
+        <w:pStyle w:val="ImageCaption"/>
+      </w:pPr>
+      <w:r>
+        <w:t xml:space="preserve">Figure X: Vegetation cover (&gt;5m) by income group, within 1km</w:t>
+      </w:r>
+    </w:p>
+    <w:bookmarkEnd w:id="109"/>
+    <w:bookmarkStart w:id="113" w:name="vegetative-greenness-fractions-by-income"/>
+    <w:p>
+      <w:pPr>
+        <w:pStyle w:val="Heading2"/>
+      </w:pPr>
+      <w:r>
+        <w:t xml:space="preserve">3.4 Vegetative greenness fractions by income</w:t>
+      </w:r>
+    </w:p>
+    <w:p>
+      <w:pPr>
+        <w:pStyle w:val="FirstParagraph"/>
+      </w:pPr>
+      <w:r>
+        <w:t xml:space="preserve">There is no pattern in vegetative greenness fraction by income group. The values are all clustered between 26–31%. This variable measures all green vegetation including grass, shrubs, parks.</w:t>
+      </w:r>
+    </w:p>
+    <w:p>
+      <w:pPr>
+        <w:pStyle w:val="BodyText"/>
+      </w:pPr>
+      <w:r>
+        <w:drawing>
+          <wp:inline>
+            <wp:extent cx="5238686" cy="1697297"/>
+            <wp:effectExtent b="0" l="0" r="0" t="0"/>
+            <wp:docPr descr="" title="" id="111" name="Picture"/>
+            <a:graphic>
+              <a:graphicData uri="http://schemas.openxmlformats.org/drawingml/2006/picture">
+                <pic:pic>
+                  <pic:nvPicPr>
+                    <pic:cNvPr descr="Writing_files/Tables/Table_veg_green_fraction_byincome.png" id="112" name="Picture"/>
+                    <pic:cNvPicPr>
+                      <a:picLocks noChangeArrowheads="1" noChangeAspect="1"/>
+                    </pic:cNvPicPr>
+                  </pic:nvPicPr>
+                  <pic:blipFill>
+                    <a:blip r:embed="rId110"/>
+                    <a:stretch>
+                      <a:fillRect/>
+                    </a:stretch>
+                  </pic:blipFill>
+                  <pic:spPr bwMode="auto">
+                    <a:xfrm>
+                      <a:off x="0" y="0"/>
+                      <a:ext cx="5238686" cy="1697297"/>
+                    </a:xfrm>
+                    <a:prstGeom prst="rect">
+                      <a:avLst/>
+                    </a:prstGeom>
+                    <a:noFill/>
+                    <a:ln w="9525">
+                      <a:noFill/>
+                      <a:headEnd/>
+                      <a:tailEnd/>
+                    </a:ln>
+                  </pic:spPr>
+                </pic:pic>
+              </a:graphicData>
+            </a:graphic>
+          </wp:inline>
+        </w:drawing>
+      </w:r>
+    </w:p>
+    <w:bookmarkEnd w:id="113"/>
+    <w:bookmarkStart w:id="117" w:name="ndvi-greenness-by-income-group"/>
+    <w:p>
+      <w:pPr>
+        <w:pStyle w:val="Heading2"/>
+      </w:pPr>
+      <w:r>
+        <w:t xml:space="preserve">3.5 NDVI (Greenness) by Income Group</w:t>
+      </w:r>
+    </w:p>
+    <w:p>
+      <w:pPr>
+        <w:pStyle w:val="CaptionedFigure"/>
+      </w:pPr>
+      <w:r>
+        <w:drawing>
+          <wp:inline>
+            <wp:extent cx="4267200" cy="2489200"/>
+            <wp:effectExtent b="0" l="0" r="0" t="0"/>
+            <wp:docPr descr="Figure X: Maximum NDVI within 500 m by household income group" title="" id="115" name="Picture"/>
+            <a:graphic>
+              <a:graphicData uri="http://schemas.openxmlformats.org/drawingml/2006/picture">
+                <pic:pic>
+                  <pic:nvPicPr>
+                    <pic:cNvPr descr="Writing_files/Figures/NDVI_by_income_group.png" id="116" name="Picture"/>
+                    <pic:cNvPicPr>
+                      <a:picLocks noChangeArrowheads="1" noChangeAspect="1"/>
+                    </pic:cNvPicPr>
+                  </pic:nvPicPr>
+                  <pic:blipFill>
+                    <a:blip r:embed="rId114"/>
                     <a:stretch>
                       <a:fillRect/>
                     </a:stretch>
@@ -1287,297 +2188,12 @@
         <w:pStyle w:val="ImageCaption"/>
       </w:pPr>
       <w:r>
-        <w:t xml:space="preserve">Figure X: Number of homes with condensation by household income group</w:t>
-      </w:r>
-    </w:p>
-    <w:bookmarkEnd w:id="70"/>
-    <w:bookmarkStart w:id="86" w:name="tree-canopy-coverage-by-income-group"/>
-    <w:p>
-      <w:pPr>
-        <w:pStyle w:val="Heading2"/>
-      </w:pPr>
-      <w:r>
-        <w:t xml:space="preserve">3.4 Tree Canopy Coverage By Income Group</w:t>
-      </w:r>
-    </w:p>
-    <w:p>
-      <w:pPr>
-        <w:pStyle w:val="CaptionedFigure"/>
-      </w:pPr>
-      <w:r>
-        <w:drawing>
-          <wp:inline>
-            <wp:extent cx="4267200" cy="3413760"/>
-            <wp:effectExtent b="0" l="0" r="0" t="0"/>
-            <wp:docPr descr="Figure X: Vegetation cover (&gt;5m) by income group" title="" id="72" name="Picture"/>
-            <a:graphic>
-              <a:graphicData uri="http://schemas.openxmlformats.org/drawingml/2006/picture">
-                <pic:pic>
-                  <pic:nvPicPr>
-                    <pic:cNvPr descr="Writing_files/Figures/boxplot_vegetation_01.png" id="73" name="Picture"/>
-                    <pic:cNvPicPr>
-                      <a:picLocks noChangeArrowheads="1" noChangeAspect="1"/>
-                    </pic:cNvPicPr>
-                  </pic:nvPicPr>
-                  <pic:blipFill>
-                    <a:blip r:embed="rId71"/>
-                    <a:stretch>
-                      <a:fillRect/>
-                    </a:stretch>
-                  </pic:blipFill>
-                  <pic:spPr bwMode="auto">
-                    <a:xfrm>
-                      <a:off x="0" y="0"/>
-                      <a:ext cx="4267200" cy="3413760"/>
-                    </a:xfrm>
-                    <a:prstGeom prst="rect">
-                      <a:avLst/>
-                    </a:prstGeom>
-                    <a:noFill/>
-                    <a:ln w="9525">
-                      <a:noFill/>
-                      <a:headEnd/>
-                      <a:tailEnd/>
-                    </a:ln>
-                  </pic:spPr>
-                </pic:pic>
-              </a:graphicData>
-            </a:graphic>
-          </wp:inline>
-        </w:drawing>
-      </w:r>
-    </w:p>
-    <w:p>
-      <w:pPr>
-        <w:pStyle w:val="ImageCaption"/>
-      </w:pPr>
-      <w:r>
-        <w:t xml:space="preserve">Figure X: Vegetation cover (&gt;5m) by income group</w:t>
-      </w:r>
-    </w:p>
-    <w:p>
-      <w:pPr>
-        <w:pStyle w:val="CaptionedFigure"/>
-      </w:pPr>
-      <w:r>
-        <w:drawing>
-          <wp:inline>
-            <wp:extent cx="4267200" cy="3413760"/>
-            <wp:effectExtent b="0" l="0" r="0" t="0"/>
-            <wp:docPr descr="Figure X: Vegetation cover (&gt;5m) by income group, within 100m" title="" id="75" name="Picture"/>
-            <a:graphic>
-              <a:graphicData uri="http://schemas.openxmlformats.org/drawingml/2006/picture">
-                <pic:pic>
-                  <pic:nvPicPr>
-                    <pic:cNvPr descr="Writing_files/Figures/boxplot_vegetation_02.png" id="76" name="Picture"/>
-                    <pic:cNvPicPr>
-                      <a:picLocks noChangeArrowheads="1" noChangeAspect="1"/>
-                    </pic:cNvPicPr>
-                  </pic:nvPicPr>
-                  <pic:blipFill>
-                    <a:blip r:embed="rId74"/>
-                    <a:stretch>
-                      <a:fillRect/>
-                    </a:stretch>
-                  </pic:blipFill>
-                  <pic:spPr bwMode="auto">
-                    <a:xfrm>
-                      <a:off x="0" y="0"/>
-                      <a:ext cx="4267200" cy="3413760"/>
-                    </a:xfrm>
-                    <a:prstGeom prst="rect">
-                      <a:avLst/>
-                    </a:prstGeom>
-                    <a:noFill/>
-                    <a:ln w="9525">
-                      <a:noFill/>
-                      <a:headEnd/>
-                      <a:tailEnd/>
-                    </a:ln>
-                  </pic:spPr>
-                </pic:pic>
-              </a:graphicData>
-            </a:graphic>
-          </wp:inline>
-        </w:drawing>
-      </w:r>
-    </w:p>
-    <w:p>
-      <w:pPr>
-        <w:pStyle w:val="ImageCaption"/>
-      </w:pPr>
-      <w:r>
-        <w:t xml:space="preserve">Figure X: Vegetation cover (&gt;5m) by income group, within 100m</w:t>
-      </w:r>
-    </w:p>
-    <w:p>
-      <w:pPr>
-        <w:pStyle w:val="CaptionedFigure"/>
-      </w:pPr>
-      <w:r>
-        <w:drawing>
-          <wp:inline>
-            <wp:extent cx="4267200" cy="3413760"/>
-            <wp:effectExtent b="0" l="0" r="0" t="0"/>
-            <wp:docPr descr="Figure X: Vegetation cover (&gt;5m) by income group, within 250m" title="" id="78" name="Picture"/>
-            <a:graphic>
-              <a:graphicData uri="http://schemas.openxmlformats.org/drawingml/2006/picture">
-                <pic:pic>
-                  <pic:nvPicPr>
-                    <pic:cNvPr descr="Writing_files/Figures/boxplot_vegetation_03.png" id="79" name="Picture"/>
-                    <pic:cNvPicPr>
-                      <a:picLocks noChangeArrowheads="1" noChangeAspect="1"/>
-                    </pic:cNvPicPr>
-                  </pic:nvPicPr>
-                  <pic:blipFill>
-                    <a:blip r:embed="rId77"/>
-                    <a:stretch>
-                      <a:fillRect/>
-                    </a:stretch>
-                  </pic:blipFill>
-                  <pic:spPr bwMode="auto">
-                    <a:xfrm>
-                      <a:off x="0" y="0"/>
-                      <a:ext cx="4267200" cy="3413760"/>
-                    </a:xfrm>
-                    <a:prstGeom prst="rect">
-                      <a:avLst/>
-                    </a:prstGeom>
-                    <a:noFill/>
-                    <a:ln w="9525">
-                      <a:noFill/>
-                      <a:headEnd/>
-                      <a:tailEnd/>
-                    </a:ln>
-                  </pic:spPr>
-                </pic:pic>
-              </a:graphicData>
-            </a:graphic>
-          </wp:inline>
-        </w:drawing>
-      </w:r>
-    </w:p>
-    <w:p>
-      <w:pPr>
-        <w:pStyle w:val="ImageCaption"/>
-      </w:pPr>
-      <w:r>
-        <w:t xml:space="preserve">Figure X: Vegetation cover (&gt;5m) by income group, within 250m</w:t>
-      </w:r>
-    </w:p>
-    <w:p>
-      <w:pPr>
-        <w:pStyle w:val="CaptionedFigure"/>
-      </w:pPr>
-      <w:r>
-        <w:drawing>
-          <wp:inline>
-            <wp:extent cx="4267200" cy="3413760"/>
-            <wp:effectExtent b="0" l="0" r="0" t="0"/>
-            <wp:docPr descr="Figure X: Vegetation cover (&gt;5m) by income group, within 500m" title="" id="81" name="Picture"/>
-            <a:graphic>
-              <a:graphicData uri="http://schemas.openxmlformats.org/drawingml/2006/picture">
-                <pic:pic>
-                  <pic:nvPicPr>
-                    <pic:cNvPr descr="Writing_files/Figures/boxplot_vegetation_04.png" id="82" name="Picture"/>
-                    <pic:cNvPicPr>
-                      <a:picLocks noChangeArrowheads="1" noChangeAspect="1"/>
-                    </pic:cNvPicPr>
-                  </pic:nvPicPr>
-                  <pic:blipFill>
-                    <a:blip r:embed="rId80"/>
-                    <a:stretch>
-                      <a:fillRect/>
-                    </a:stretch>
-                  </pic:blipFill>
-                  <pic:spPr bwMode="auto">
-                    <a:xfrm>
-                      <a:off x="0" y="0"/>
-                      <a:ext cx="4267200" cy="3413760"/>
-                    </a:xfrm>
-                    <a:prstGeom prst="rect">
-                      <a:avLst/>
-                    </a:prstGeom>
-                    <a:noFill/>
-                    <a:ln w="9525">
-                      <a:noFill/>
-                      <a:headEnd/>
-                      <a:tailEnd/>
-                    </a:ln>
-                  </pic:spPr>
-                </pic:pic>
-              </a:graphicData>
-            </a:graphic>
-          </wp:inline>
-        </w:drawing>
-      </w:r>
-    </w:p>
-    <w:p>
-      <w:pPr>
-        <w:pStyle w:val="ImageCaption"/>
-      </w:pPr>
-      <w:r>
-        <w:t xml:space="preserve">Figure X: Vegetation cover (&gt;5m) by income group, within 500m</w:t>
-      </w:r>
-    </w:p>
-    <w:p>
-      <w:pPr>
-        <w:pStyle w:val="CaptionedFigure"/>
-      </w:pPr>
-      <w:r>
-        <w:drawing>
-          <wp:inline>
-            <wp:extent cx="4267200" cy="3413760"/>
-            <wp:effectExtent b="0" l="0" r="0" t="0"/>
-            <wp:docPr descr="Figure X: Vegetation cover (&gt;5m) by income group, within 1km" title="" id="84" name="Picture"/>
-            <a:graphic>
-              <a:graphicData uri="http://schemas.openxmlformats.org/drawingml/2006/picture">
-                <pic:pic>
-                  <pic:nvPicPr>
-                    <pic:cNvPr descr="Writing_files/Figures/boxplot_vegetation_05.png" id="85" name="Picture"/>
-                    <pic:cNvPicPr>
-                      <a:picLocks noChangeArrowheads="1" noChangeAspect="1"/>
-                    </pic:cNvPicPr>
-                  </pic:nvPicPr>
-                  <pic:blipFill>
-                    <a:blip r:embed="rId83"/>
-                    <a:stretch>
-                      <a:fillRect/>
-                    </a:stretch>
-                  </pic:blipFill>
-                  <pic:spPr bwMode="auto">
-                    <a:xfrm>
-                      <a:off x="0" y="0"/>
-                      <a:ext cx="4267200" cy="3413760"/>
-                    </a:xfrm>
-                    <a:prstGeom prst="rect">
-                      <a:avLst/>
-                    </a:prstGeom>
-                    <a:noFill/>
-                    <a:ln w="9525">
-                      <a:noFill/>
-                      <a:headEnd/>
-                      <a:tailEnd/>
-                    </a:ln>
-                  </pic:spPr>
-                </pic:pic>
-              </a:graphicData>
-            </a:graphic>
-          </wp:inline>
-        </w:drawing>
-      </w:r>
-    </w:p>
-    <w:p>
-      <w:pPr>
-        <w:pStyle w:val="ImageCaption"/>
-      </w:pPr>
-      <w:r>
-        <w:t xml:space="preserve">Figure X: Vegetation cover (&gt;5m) by income group, within 1km</w:t>
-      </w:r>
-    </w:p>
-    <w:bookmarkEnd w:id="86"/>
-    <w:bookmarkEnd w:id="87"/>
-    <w:bookmarkStart w:id="92" w:name="references"/>
+        <w:t xml:space="preserve">Figure X: Maximum NDVI within 500 m by household income group</w:t>
+      </w:r>
+    </w:p>
+    <w:bookmarkEnd w:id="117"/>
+    <w:bookmarkEnd w:id="118"/>
+    <w:bookmarkStart w:id="123" w:name="references"/>
     <w:p>
       <w:pPr>
         <w:pStyle w:val="Heading1"/>
@@ -1591,8 +2207,8 @@
         <w:br w:type="page"/>
       </w:r>
     </w:p>
-    <w:bookmarkStart w:id="91" w:name="refs"/>
-    <w:bookmarkStart w:id="89" w:name="ref-rainaCohortProfileCanadian2019"/>
+    <w:bookmarkStart w:id="122" w:name="refs"/>
+    <w:bookmarkStart w:id="120" w:name="ref-rainaCohortProfileCanadian2019"/>
     <w:p>
       <w:pPr>
         <w:pStyle w:val="Bibliography"/>
@@ -1622,7 +2238,7 @@
       <w:r>
         <w:t xml:space="preserve"> </w:t>
       </w:r>
-      <w:hyperlink r:id="rId88">
+      <w:hyperlink r:id="rId119">
         <w:r>
           <w:rPr>
             <w:rStyle w:val="Hyperlink"/>
@@ -1735,8 +2351,8 @@
         <w:t xml:space="preserve">, 1752–1753j (2019).</w:t>
       </w:r>
     </w:p>
-    <w:bookmarkEnd w:id="89"/>
-    <w:bookmarkStart w:id="90" w:name="ref-zotero-item-786"/>
+    <w:bookmarkEnd w:id="120"/>
+    <w:bookmarkStart w:id="121" w:name="ref-zotero-item-786"/>
     <w:p>
       <w:pPr>
         <w:pStyle w:val="Bibliography"/>
@@ -1840,9 +2456,9 @@
         <w:t xml:space="preserve">. (2022).</w:t>
       </w:r>
     </w:p>
-    <w:bookmarkEnd w:id="90"/>
-    <w:bookmarkEnd w:id="91"/>
-    <w:bookmarkEnd w:id="92"/>
+    <w:bookmarkEnd w:id="121"/>
+    <w:bookmarkEnd w:id="122"/>
+    <w:bookmarkEnd w:id="123"/>
     <w:sectPr>
       <w:footnotePr>
         <w:numRestart w:val="eachSect"/>

--- a/Writing.docx
+++ b/Writing.docx
@@ -47,7 +47,7 @@
         <w:pStyle w:val="Heading1"/>
       </w:pPr>
       <w:r>
-        <w:t xml:space="preserve">1.0 Description of Study and Sample</w:t>
+        <w:t xml:space="preserve">Description of Study and Sample</w:t>
       </w:r>
     </w:p>
     <w:bookmarkStart w:id="10" w:name="clsa-and-canue-data"/>
@@ -56,7 +56,7 @@
         <w:pStyle w:val="Heading2"/>
       </w:pPr>
       <w:r>
-        <w:t xml:space="preserve">1.1 CLSA and CANUE data</w:t>
+        <w:t xml:space="preserve">CLSA and CANUE data</w:t>
       </w:r>
     </w:p>
     <w:p>
@@ -108,7 +108,7 @@
         <w:pStyle w:val="Heading2"/>
       </w:pPr>
       <w:r>
-        <w:t xml:space="preserve">1.2 DNA methylation data</w:t>
+        <w:t xml:space="preserve">DNA methylation data</w:t>
       </w:r>
     </w:p>
     <w:p>
@@ -146,53 +146,128 @@
     </w:p>
     <w:bookmarkEnd w:id="11"/>
     <w:bookmarkEnd w:id="12"/>
-    <w:bookmarkStart w:id="69" w:name="descriptive-statistics"/>
+    <w:bookmarkStart w:id="85" w:name="descriptive-statistics"/>
     <w:p>
       <w:pPr>
         <w:pStyle w:val="Heading1"/>
       </w:pPr>
       <w:r>
-        <w:t xml:space="preserve">2.0 Descriptive Statistics</w:t>
-      </w:r>
-    </w:p>
-    <w:bookmarkStart w:id="16" w:name="demographics-age-sex-and-ethnicity"/>
+        <w:t xml:space="preserve">Descriptive Statistics</w:t>
+      </w:r>
+    </w:p>
+    <w:bookmarkStart w:id="16" w:name="missing-data-environmental"/>
     <w:p>
       <w:pPr>
         <w:pStyle w:val="Heading2"/>
       </w:pPr>
       <w:r>
-        <w:t xml:space="preserve">2.1 Demographics: Age, sex, and ethnicity</w:t>
+        <w:t xml:space="preserve">Missing data (environmental)</w:t>
       </w:r>
     </w:p>
     <w:p>
       <w:pPr>
         <w:pStyle w:val="FirstParagraph"/>
-      </w:pPr>
-      <w:r>
-        <w:t xml:space="preserve">Participants were 49.5% male and 50.5% female. The median age was 62 years old. The majority of participants self-reported their cultural background as White (95%).</w:t>
-      </w:r>
-    </w:p>
-    <w:p>
-      <w:pPr>
-        <w:pStyle w:val="CaptionedFigure"/>
       </w:pPr>
       <w:r>
         <w:drawing>
           <wp:inline>
-            <wp:extent cx="4267200" cy="3413760"/>
+            <wp:extent cx="3932837" cy="6651571"/>
             <wp:effectExtent b="0" l="0" r="0" t="0"/>
-            <wp:docPr descr="Figure X: Participant’s self-reported cultural background." title="" id="14" name="Picture"/>
+            <wp:docPr descr="" title="" id="14" name="Picture"/>
             <a:graphic>
               <a:graphicData uri="http://schemas.openxmlformats.org/drawingml/2006/picture">
                 <pic:pic>
                   <pic:nvPicPr>
-                    <pic:cNvPr descr="Writing_files/Figures/ethnicity_barplot.png" id="15" name="Picture"/>
+                    <pic:cNvPr descr="Writing_files/Tables/Table_missing.png" id="15" name="Picture"/>
                     <pic:cNvPicPr>
                       <a:picLocks noChangeArrowheads="1" noChangeAspect="1"/>
                     </pic:cNvPicPr>
                   </pic:nvPicPr>
                   <pic:blipFill>
                     <a:blip r:embed="rId13"/>
+                    <a:stretch>
+                      <a:fillRect/>
+                    </a:stretch>
+                  </pic:blipFill>
+                  <pic:spPr bwMode="auto">
+                    <a:xfrm>
+                      <a:off x="0" y="0"/>
+                      <a:ext cx="3932837" cy="6651571"/>
+                    </a:xfrm>
+                    <a:prstGeom prst="rect">
+                      <a:avLst/>
+                    </a:prstGeom>
+                    <a:noFill/>
+                    <a:ln w="9525">
+                      <a:noFill/>
+                      <a:headEnd/>
+                      <a:tailEnd/>
+                    </a:ln>
+                  </pic:spPr>
+                </pic:pic>
+              </a:graphicData>
+            </a:graphic>
+          </wp:inline>
+        </w:drawing>
+      </w:r>
+    </w:p>
+    <w:bookmarkEnd w:id="16"/>
+    <w:bookmarkStart w:id="17" w:name="missing-data-environmental-1"/>
+    <w:p>
+      <w:pPr>
+        <w:pStyle w:val="Heading2"/>
+      </w:pPr>
+      <w:r>
+        <w:t xml:space="preserve">Missing data (environmental)</w:t>
+      </w:r>
+    </w:p>
+    <w:p>
+      <w:pPr>
+        <w:pStyle w:val="FirstParagraph"/>
+      </w:pPr>
+      <w:r>
+        <w:t xml:space="preserve">** everything else</w:t>
+      </w:r>
+    </w:p>
+    <w:bookmarkEnd w:id="17"/>
+    <w:bookmarkStart w:id="24" w:name="demographics-age-sex-and-ethnicity"/>
+    <w:p>
+      <w:pPr>
+        <w:pStyle w:val="Heading2"/>
+      </w:pPr>
+      <w:r>
+        <w:t xml:space="preserve">Demographics: Age, sex, and ethnicity</w:t>
+      </w:r>
+    </w:p>
+    <w:p>
+      <w:pPr>
+        <w:pStyle w:val="FirstParagraph"/>
+      </w:pPr>
+      <w:r>
+        <w:t xml:space="preserve">Participants were 49.5% male and 50.5% female. The median age was 62 years old. The majority of participants self-reported their cultural background as White (95%).</w:t>
+      </w:r>
+    </w:p>
+    <w:p>
+      <w:pPr>
+        <w:pStyle w:val="CaptionedFigure"/>
+      </w:pPr>
+      <w:r>
+        <w:drawing>
+          <wp:inline>
+            <wp:extent cx="4267200" cy="3413760"/>
+            <wp:effectExtent b="0" l="0" r="0" t="0"/>
+            <wp:docPr descr="Figure X: Participant’s self-reported cultural background." title="" id="19" name="Picture"/>
+            <a:graphic>
+              <a:graphicData uri="http://schemas.openxmlformats.org/drawingml/2006/picture">
+                <pic:pic>
+                  <pic:nvPicPr>
+                    <pic:cNvPr descr="Writing_files/Figures/ethnicity_barplot.png" id="20" name="Picture"/>
+                    <pic:cNvPicPr>
+                      <a:picLocks noChangeArrowheads="1" noChangeAspect="1"/>
+                    </pic:cNvPicPr>
+                  </pic:nvPicPr>
+                  <pic:blipFill>
+                    <a:blip r:embed="rId18"/>
                     <a:stretch>
                       <a:fillRect/>
                     </a:stretch>
@@ -228,49 +303,112 @@
       </w:r>
     </w:p>
     <w:p>
-      <w:r>
-        <w:br w:type="page"/>
-      </w:r>
-    </w:p>
-    <w:bookmarkEnd w:id="16"/>
-    <w:bookmarkStart w:id="23" w:name="Xa4dd9197206551df31f8ea31c59a4c8bdbe75d3"/>
-    <w:p>
-      <w:pPr>
-        <w:pStyle w:val="Heading2"/>
-      </w:pPr>
-      <w:r>
-        <w:t xml:space="preserve">2.2 Socioeconomic conditions: Household income and savings</w:t>
-      </w:r>
-    </w:p>
-    <w:p>
-      <w:pPr>
-        <w:pStyle w:val="FirstParagraph"/>
-      </w:pPr>
-      <w:r>
-        <w:t xml:space="preserve">Household income was most commonly reported in the $50,000–$99,999 range (31.0%), followed by $20,000–$49,999 (24.6%), $100,000–$149,999 (16.8%), and $150,000 or more (15.9%). Smaller proportions reported incomes below $20,000 (6.4%), or did not report income (5.3%).</w:t>
-      </w:r>
-    </w:p>
-    <w:p>
-      <w:pPr>
-        <w:pStyle w:val="CaptionedFigure"/>
+      <w:pPr>
+        <w:pStyle w:val="BodyText"/>
+      </w:pPr>
+      <w:r>
+        <w:t xml:space="preserve"> </w:t>
+      </w:r>
+    </w:p>
+    <w:p>
+      <w:pPr>
+        <w:pStyle w:val="BodyText"/>
+      </w:pPr>
+      <w:r>
+        <w:t xml:space="preserve">Distribution across provinces was as follows:</w:t>
+      </w:r>
+    </w:p>
+    <w:p>
+      <w:pPr>
+        <w:pStyle w:val="BodyText"/>
       </w:pPr>
       <w:r>
         <w:drawing>
           <wp:inline>
-            <wp:extent cx="4267200" cy="3413760"/>
+            <wp:extent cx="3312024" cy="3296733"/>
             <wp:effectExtent b="0" l="0" r="0" t="0"/>
-            <wp:docPr descr="Figure X: Estimate of total household income received by all household members, from all sources, before taxes and deductions, in the past 12 months." title="" id="18" name="Picture"/>
+            <wp:docPr descr="" title="" id="22" name="Picture"/>
             <a:graphic>
               <a:graphicData uri="http://schemas.openxmlformats.org/drawingml/2006/picture">
                 <pic:pic>
                   <pic:nvPicPr>
-                    <pic:cNvPr descr="Writing_files/Figures/household_income_barplot.png" id="19" name="Picture"/>
+                    <pic:cNvPr descr="Writing_files/Tables/Table_province.png" id="23" name="Picture"/>
                     <pic:cNvPicPr>
                       <a:picLocks noChangeArrowheads="1" noChangeAspect="1"/>
                     </pic:cNvPicPr>
                   </pic:nvPicPr>
                   <pic:blipFill>
-                    <a:blip r:embed="rId17"/>
+                    <a:blip r:embed="rId21"/>
+                    <a:stretch>
+                      <a:fillRect/>
+                    </a:stretch>
+                  </pic:blipFill>
+                  <pic:spPr bwMode="auto">
+                    <a:xfrm>
+                      <a:off x="0" y="0"/>
+                      <a:ext cx="3312024" cy="3296733"/>
+                    </a:xfrm>
+                    <a:prstGeom prst="rect">
+                      <a:avLst/>
+                    </a:prstGeom>
+                    <a:noFill/>
+                    <a:ln w="9525">
+                      <a:noFill/>
+                      <a:headEnd/>
+                      <a:tailEnd/>
+                    </a:ln>
+                  </pic:spPr>
+                </pic:pic>
+              </a:graphicData>
+            </a:graphic>
+          </wp:inline>
+        </w:drawing>
+      </w:r>
+    </w:p>
+    <w:p>
+      <w:r>
+        <w:br w:type="page"/>
+      </w:r>
+    </w:p>
+    <w:bookmarkEnd w:id="24"/>
+    <w:bookmarkStart w:id="31" w:name="Xa4dd9197206551df31f8ea31c59a4c8bdbe75d3"/>
+    <w:p>
+      <w:pPr>
+        <w:pStyle w:val="Heading2"/>
+      </w:pPr>
+      <w:r>
+        <w:t xml:space="preserve">Socioeconomic conditions: Household income and savings</w:t>
+      </w:r>
+    </w:p>
+    <w:p>
+      <w:pPr>
+        <w:pStyle w:val="FirstParagraph"/>
+      </w:pPr>
+      <w:r>
+        <w:t xml:space="preserve">Household income was most commonly reported in the $50,000–$99,999 range (31.0%), followed by $20,000–$49,999 (24.6%), $100,000–$149,999 (16.8%), and $150,000 or more (15.9%). Smaller proportions reported incomes below $20,000 (6.4%), or did not report income (5.3%).</w:t>
+      </w:r>
+    </w:p>
+    <w:p>
+      <w:pPr>
+        <w:pStyle w:val="CaptionedFigure"/>
+      </w:pPr>
+      <w:r>
+        <w:drawing>
+          <wp:inline>
+            <wp:extent cx="4267200" cy="3413760"/>
+            <wp:effectExtent b="0" l="0" r="0" t="0"/>
+            <wp:docPr descr="Figure X: Estimate of total household income received by all household members, from all sources, before taxes and deductions, in the past 12 months." title="" id="26" name="Picture"/>
+            <a:graphic>
+              <a:graphicData uri="http://schemas.openxmlformats.org/drawingml/2006/picture">
+                <pic:pic>
+                  <pic:nvPicPr>
+                    <pic:cNvPr descr="Writing_files/Figures/household_income_barplot.png" id="27" name="Picture"/>
+                    <pic:cNvPicPr>
+                      <a:picLocks noChangeArrowheads="1" noChangeAspect="1"/>
+                    </pic:cNvPicPr>
+                  </pic:nvPicPr>
+                  <pic:blipFill>
+                    <a:blip r:embed="rId25"/>
                     <a:stretch>
                       <a:fillRect/>
                     </a:stretch>
@@ -327,18 +465,18 @@
           <wp:inline>
             <wp:extent cx="4267200" cy="3413760"/>
             <wp:effectExtent b="0" l="0" r="0" t="0"/>
-            <wp:docPr descr="Figure X: Approximate total value of savings and investments, including bank accounts, RRSPs, and financial investments." title="" id="21" name="Picture"/>
+            <wp:docPr descr="Figure X: Approximate total value of savings and investments, including bank accounts, RRSPs, and financial investments." title="" id="29" name="Picture"/>
             <a:graphic>
               <a:graphicData uri="http://schemas.openxmlformats.org/drawingml/2006/picture">
                 <pic:pic>
                   <pic:nvPicPr>
-                    <pic:cNvPr descr="Writing_files/Figures/savings_barplot.png" id="22" name="Picture"/>
+                    <pic:cNvPr descr="Writing_files/Figures/savings_barplot.png" id="30" name="Picture"/>
                     <pic:cNvPicPr>
                       <a:picLocks noChangeArrowheads="1" noChangeAspect="1"/>
                     </pic:cNvPicPr>
                   </pic:nvPicPr>
                   <pic:blipFill>
-                    <a:blip r:embed="rId20"/>
+                    <a:blip r:embed="rId28"/>
                     <a:stretch>
                       <a:fillRect/>
                     </a:stretch>
@@ -373,23 +511,1936 @@
         <w:t xml:space="preserve">Figure X: Approximate total value of savings and investments, including bank accounts, RRSPs, and financial investments.</w:t>
       </w:r>
     </w:p>
-    <w:bookmarkEnd w:id="23"/>
-    <w:bookmarkStart w:id="67" w:name="environmental-exposure-variables"/>
+    <w:bookmarkEnd w:id="31"/>
+    <w:bookmarkStart w:id="83" w:name="environmental-exposure-variables"/>
     <w:p>
       <w:pPr>
         <w:pStyle w:val="Heading2"/>
       </w:pPr>
       <w:r>
-        <w:t xml:space="preserve">2.3 Environmental Exposure variables</w:t>
-      </w:r>
-    </w:p>
-    <w:bookmarkStart w:id="30" w:name="air-pollution"/>
+        <w:t xml:space="preserve">Environmental Exposure variables</w:t>
+      </w:r>
+    </w:p>
+    <w:bookmarkStart w:id="50" w:name="air-pollution-measures"/>
     <w:p>
       <w:pPr>
         <w:pStyle w:val="Heading3"/>
       </w:pPr>
       <w:r>
-        <w:t xml:space="preserve">2.3.1 Air pollution</w:t>
+        <w:t xml:space="preserve">Air pollution measures</w:t>
+      </w:r>
+    </w:p>
+    <w:p>
+      <w:pPr>
+        <w:pStyle w:val="FirstParagraph"/>
+      </w:pPr>
+      <w:r>
+        <w:t xml:space="preserve">The following plots show the differences between linked data from CANUE vs. annual averages of NAPs locations.</w:t>
+      </w:r>
+    </w:p>
+    <w:p>
+      <w:pPr>
+        <w:pStyle w:val="BodyText"/>
+      </w:pPr>
+      <w:r>
+        <w:t xml:space="preserve">PM2.5 (Fine Particulate Matter)</w:t>
+      </w:r>
+      <w:r>
+        <w:t xml:space="preserve"> </w:t>
+      </w:r>
+      <w:r>
+        <w:t xml:space="preserve">pm25_1yr_com is the one-year average PM2.5 concentration (µg/m³) prior to each participant’s first interview date, calculated</w:t>
+      </w:r>
+      <w:r>
+        <w:t xml:space="preserve"> </w:t>
+      </w:r>
+      <w:r>
+        <w:t xml:space="preserve">as averages of National Air Pollution Surveillance station (NAPS) locations within 50 km. PM25DALYY_01_COM is a postal code-level annual average derived from the V5.GL.03 satellite dataset (1998–2021), which combines Aerosol Optical Depth retrievals from NASA’s MODIS, MISR, and SeaWiFS instruments with the GEOS-Chem chemical transport model, calibrated to ground observations via Geographically Weighted Regression. The key differences are that pm25_1yr_com is anchored to each participant’s interview date and station-based, while PM25DALYY_01_COM is a modelled, fixed annual postal code estimate.</w:t>
+      </w:r>
+    </w:p>
+    <w:p>
+      <w:pPr>
+        <w:pStyle w:val="BodyText"/>
+      </w:pPr>
+      <w:r>
+        <w:t xml:space="preserve">Ozone (O3)</w:t>
+      </w:r>
+      <w:r>
+        <w:t xml:space="preserve"> </w:t>
+      </w:r>
+      <w:r>
+        <w:t xml:space="preserve">o3_1yr_com is the one-year average ozone concentration prior to each participant’s first interview date, calculated from NAPS stations within 50 km. O3CHGYY_01_COM is a postal code-level annual average modelled by Environment and Climate Change Canada using CHRONOS Canadian Hemispherical Regional Ozone and NOx System model from 2002–2009, and Global Environmental Multi-scale Modelling Air Quality and Chemistry (GEM-MACH) model from 2010 to 2024. These estimates incorporate ground-level observations, and reported only where data completeness thresholds are met. The key differences are that o3_1yr_com is anchored to each participant’s interview date and station-based, while O3CHGYY_01_COM is a modelled, fixed annual postal code estimate.</w:t>
+      </w:r>
+    </w:p>
+    <w:p>
+      <w:pPr>
+        <w:pStyle w:val="BodyText"/>
+      </w:pPr>
+      <w:r>
+        <w:t xml:space="preserve">SO2 (Sulfur Dioxide)</w:t>
+      </w:r>
+      <w:r>
+        <w:t xml:space="preserve"> </w:t>
+      </w:r>
+      <w:r>
+        <w:t xml:space="preserve">so2_1yr_com is the one-year average SO2 concentration prior to each participant’s first interview date, calculated from NAPS stations within 50 km. SO2OMIYY_COM is a postal code-level three-year running average (ppb) derived from Ozone Monitoring Instrument (OMI) satellite data combined with GEM-MACH model profiles, covering 2007–2015, where each value represents the average of the labelled year and the two preceding years. The key differences are that so2_1yr_com is anchored to each participant’s interview date and station-based, while SO2OMIYY_COM is a satellite- and model-derived fixed estimate smoothed over three years.</w:t>
+      </w:r>
+    </w:p>
+    <w:p>
+      <w:pPr>
+        <w:pStyle w:val="CaptionedFigure"/>
+      </w:pPr>
+      <w:r>
+        <w:drawing>
+          <wp:inline>
+            <wp:extent cx="4267200" cy="3413760"/>
+            <wp:effectExtent b="0" l="0" r="0" t="0"/>
+            <wp:docPr descr="Figure X: Distribution comparison of PM25DALYY_01_COM vs pm25_1yr_com." title="" id="33" name="Picture"/>
+            <a:graphic>
+              <a:graphicData uri="http://schemas.openxmlformats.org/drawingml/2006/picture">
+                <pic:pic>
+                  <pic:nvPicPr>
+                    <pic:cNvPr descr="Writing_files/Figures/pm25_comparison_density.png" id="34" name="Picture"/>
+                    <pic:cNvPicPr>
+                      <a:picLocks noChangeArrowheads="1" noChangeAspect="1"/>
+                    </pic:cNvPicPr>
+                  </pic:nvPicPr>
+                  <pic:blipFill>
+                    <a:blip r:embed="rId32"/>
+                    <a:stretch>
+                      <a:fillRect/>
+                    </a:stretch>
+                  </pic:blipFill>
+                  <pic:spPr bwMode="auto">
+                    <a:xfrm>
+                      <a:off x="0" y="0"/>
+                      <a:ext cx="4267200" cy="3413760"/>
+                    </a:xfrm>
+                    <a:prstGeom prst="rect">
+                      <a:avLst/>
+                    </a:prstGeom>
+                    <a:noFill/>
+                    <a:ln w="9525">
+                      <a:noFill/>
+                      <a:headEnd/>
+                      <a:tailEnd/>
+                    </a:ln>
+                  </pic:spPr>
+                </pic:pic>
+              </a:graphicData>
+            </a:graphic>
+          </wp:inline>
+        </w:drawing>
+      </w:r>
+    </w:p>
+    <w:p>
+      <w:pPr>
+        <w:pStyle w:val="ImageCaption"/>
+      </w:pPr>
+      <w:r>
+        <w:t xml:space="preserve">Figure X: Distribution comparison of PM25DALYY_01_COM vs pm25_1yr_com.</w:t>
+      </w:r>
+    </w:p>
+    <w:p>
+      <w:pPr>
+        <w:pStyle w:val="CaptionedFigure"/>
+      </w:pPr>
+      <w:r>
+        <w:drawing>
+          <wp:inline>
+            <wp:extent cx="4267200" cy="3413760"/>
+            <wp:effectExtent b="0" l="0" r="0" t="0"/>
+            <wp:docPr descr="Figure X: Boxplot comparison of PM25DALYY_01_COM vs pm25_1yr_com." title="" id="36" name="Picture"/>
+            <a:graphic>
+              <a:graphicData uri="http://schemas.openxmlformats.org/drawingml/2006/picture">
+                <pic:pic>
+                  <pic:nvPicPr>
+                    <pic:cNvPr descr="Writing_files/Figures/pm25_comparison_boxplot.png" id="37" name="Picture"/>
+                    <pic:cNvPicPr>
+                      <a:picLocks noChangeArrowheads="1" noChangeAspect="1"/>
+                    </pic:cNvPicPr>
+                  </pic:nvPicPr>
+                  <pic:blipFill>
+                    <a:blip r:embed="rId35"/>
+                    <a:stretch>
+                      <a:fillRect/>
+                    </a:stretch>
+                  </pic:blipFill>
+                  <pic:spPr bwMode="auto">
+                    <a:xfrm>
+                      <a:off x="0" y="0"/>
+                      <a:ext cx="4267200" cy="3413760"/>
+                    </a:xfrm>
+                    <a:prstGeom prst="rect">
+                      <a:avLst/>
+                    </a:prstGeom>
+                    <a:noFill/>
+                    <a:ln w="9525">
+                      <a:noFill/>
+                      <a:headEnd/>
+                      <a:tailEnd/>
+                    </a:ln>
+                  </pic:spPr>
+                </pic:pic>
+              </a:graphicData>
+            </a:graphic>
+          </wp:inline>
+        </w:drawing>
+      </w:r>
+    </w:p>
+    <w:p>
+      <w:pPr>
+        <w:pStyle w:val="ImageCaption"/>
+      </w:pPr>
+      <w:r>
+        <w:t xml:space="preserve">Figure X: Boxplot comparison of PM25DALYY_01_COM vs pm25_1yr_com.</w:t>
+      </w:r>
+    </w:p>
+    <w:p>
+      <w:pPr>
+        <w:pStyle w:val="CaptionedFigure"/>
+      </w:pPr>
+      <w:r>
+        <w:drawing>
+          <wp:inline>
+            <wp:extent cx="4267200" cy="3413760"/>
+            <wp:effectExtent b="0" l="0" r="0" t="0"/>
+            <wp:docPr descr="Figure X: Distribution comparison of so2_1yr_com vs SO2OMIYY_COM." title="" id="39" name="Picture"/>
+            <a:graphic>
+              <a:graphicData uri="http://schemas.openxmlformats.org/drawingml/2006/picture">
+                <pic:pic>
+                  <pic:nvPicPr>
+                    <pic:cNvPr descr="Writing_files/Figures/so2_comparison_density.png" id="40" name="Picture"/>
+                    <pic:cNvPicPr>
+                      <a:picLocks noChangeArrowheads="1" noChangeAspect="1"/>
+                    </pic:cNvPicPr>
+                  </pic:nvPicPr>
+                  <pic:blipFill>
+                    <a:blip r:embed="rId38"/>
+                    <a:stretch>
+                      <a:fillRect/>
+                    </a:stretch>
+                  </pic:blipFill>
+                  <pic:spPr bwMode="auto">
+                    <a:xfrm>
+                      <a:off x="0" y="0"/>
+                      <a:ext cx="4267200" cy="3413760"/>
+                    </a:xfrm>
+                    <a:prstGeom prst="rect">
+                      <a:avLst/>
+                    </a:prstGeom>
+                    <a:noFill/>
+                    <a:ln w="9525">
+                      <a:noFill/>
+                      <a:headEnd/>
+                      <a:tailEnd/>
+                    </a:ln>
+                  </pic:spPr>
+                </pic:pic>
+              </a:graphicData>
+            </a:graphic>
+          </wp:inline>
+        </w:drawing>
+      </w:r>
+    </w:p>
+    <w:p>
+      <w:pPr>
+        <w:pStyle w:val="ImageCaption"/>
+      </w:pPr>
+      <w:r>
+        <w:t xml:space="preserve">Figure X: Distribution comparison of so2_1yr_com vs SO2OMIYY_COM.</w:t>
+      </w:r>
+    </w:p>
+    <w:p>
+      <w:pPr>
+        <w:pStyle w:val="CaptionedFigure"/>
+      </w:pPr>
+      <w:r>
+        <w:drawing>
+          <wp:inline>
+            <wp:extent cx="4267200" cy="3413760"/>
+            <wp:effectExtent b="0" l="0" r="0" t="0"/>
+            <wp:docPr descr="Figure X: Boxplot comparison of so2_1yr_com vs SO2OMIYY_COM." title="" id="42" name="Picture"/>
+            <a:graphic>
+              <a:graphicData uri="http://schemas.openxmlformats.org/drawingml/2006/picture">
+                <pic:pic>
+                  <pic:nvPicPr>
+                    <pic:cNvPr descr="Writing_files/Figures/so2_comparison_boxplot.png" id="43" name="Picture"/>
+                    <pic:cNvPicPr>
+                      <a:picLocks noChangeArrowheads="1" noChangeAspect="1"/>
+                    </pic:cNvPicPr>
+                  </pic:nvPicPr>
+                  <pic:blipFill>
+                    <a:blip r:embed="rId41"/>
+                    <a:stretch>
+                      <a:fillRect/>
+                    </a:stretch>
+                  </pic:blipFill>
+                  <pic:spPr bwMode="auto">
+                    <a:xfrm>
+                      <a:off x="0" y="0"/>
+                      <a:ext cx="4267200" cy="3413760"/>
+                    </a:xfrm>
+                    <a:prstGeom prst="rect">
+                      <a:avLst/>
+                    </a:prstGeom>
+                    <a:noFill/>
+                    <a:ln w="9525">
+                      <a:noFill/>
+                      <a:headEnd/>
+                      <a:tailEnd/>
+                    </a:ln>
+                  </pic:spPr>
+                </pic:pic>
+              </a:graphicData>
+            </a:graphic>
+          </wp:inline>
+        </w:drawing>
+      </w:r>
+    </w:p>
+    <w:p>
+      <w:pPr>
+        <w:pStyle w:val="ImageCaption"/>
+      </w:pPr>
+      <w:r>
+        <w:t xml:space="preserve">Figure X: Boxplot comparison of so2_1yr_com vs SO2OMIYY_COM.</w:t>
+      </w:r>
+    </w:p>
+    <w:p>
+      <w:pPr>
+        <w:pStyle w:val="CaptionedFigure"/>
+      </w:pPr>
+      <w:r>
+        <w:drawing>
+          <wp:inline>
+            <wp:extent cx="4267200" cy="3413760"/>
+            <wp:effectExtent b="0" l="0" r="0" t="0"/>
+            <wp:docPr descr="Figure X: Distribution comparison of O3CHGYY_01_COM vs o3_1yr_com." title="" id="45" name="Picture"/>
+            <a:graphic>
+              <a:graphicData uri="http://schemas.openxmlformats.org/drawingml/2006/picture">
+                <pic:pic>
+                  <pic:nvPicPr>
+                    <pic:cNvPr descr="Writing_files/Figures/o3_comparison_density.png" id="46" name="Picture"/>
+                    <pic:cNvPicPr>
+                      <a:picLocks noChangeArrowheads="1" noChangeAspect="1"/>
+                    </pic:cNvPicPr>
+                  </pic:nvPicPr>
+                  <pic:blipFill>
+                    <a:blip r:embed="rId44"/>
+                    <a:stretch>
+                      <a:fillRect/>
+                    </a:stretch>
+                  </pic:blipFill>
+                  <pic:spPr bwMode="auto">
+                    <a:xfrm>
+                      <a:off x="0" y="0"/>
+                      <a:ext cx="4267200" cy="3413760"/>
+                    </a:xfrm>
+                    <a:prstGeom prst="rect">
+                      <a:avLst/>
+                    </a:prstGeom>
+                    <a:noFill/>
+                    <a:ln w="9525">
+                      <a:noFill/>
+                      <a:headEnd/>
+                      <a:tailEnd/>
+                    </a:ln>
+                  </pic:spPr>
+                </pic:pic>
+              </a:graphicData>
+            </a:graphic>
+          </wp:inline>
+        </w:drawing>
+      </w:r>
+    </w:p>
+    <w:p>
+      <w:pPr>
+        <w:pStyle w:val="ImageCaption"/>
+      </w:pPr>
+      <w:r>
+        <w:t xml:space="preserve">Figure X: Distribution comparison of O3CHGYY_01_COM vs o3_1yr_com.</w:t>
+      </w:r>
+    </w:p>
+    <w:p>
+      <w:pPr>
+        <w:pStyle w:val="CaptionedFigure"/>
+      </w:pPr>
+      <w:r>
+        <w:drawing>
+          <wp:inline>
+            <wp:extent cx="4267200" cy="3413760"/>
+            <wp:effectExtent b="0" l="0" r="0" t="0"/>
+            <wp:docPr descr="Figure X: Boxplot comparison of O3CHGYY_01_COM vs o3_1yr_com." title="" id="48" name="Picture"/>
+            <a:graphic>
+              <a:graphicData uri="http://schemas.openxmlformats.org/drawingml/2006/picture">
+                <pic:pic>
+                  <pic:nvPicPr>
+                    <pic:cNvPr descr="Writing_files/Figures/o3_comparison_boxplot.png" id="49" name="Picture"/>
+                    <pic:cNvPicPr>
+                      <a:picLocks noChangeArrowheads="1" noChangeAspect="1"/>
+                    </pic:cNvPicPr>
+                  </pic:nvPicPr>
+                  <pic:blipFill>
+                    <a:blip r:embed="rId47"/>
+                    <a:stretch>
+                      <a:fillRect/>
+                    </a:stretch>
+                  </pic:blipFill>
+                  <pic:spPr bwMode="auto">
+                    <a:xfrm>
+                      <a:off x="0" y="0"/>
+                      <a:ext cx="4267200" cy="3413760"/>
+                    </a:xfrm>
+                    <a:prstGeom prst="rect">
+                      <a:avLst/>
+                    </a:prstGeom>
+                    <a:noFill/>
+                    <a:ln w="9525">
+                      <a:noFill/>
+                      <a:headEnd/>
+                      <a:tailEnd/>
+                    </a:ln>
+                  </pic:spPr>
+                </pic:pic>
+              </a:graphicData>
+            </a:graphic>
+          </wp:inline>
+        </w:drawing>
+      </w:r>
+    </w:p>
+    <w:p>
+      <w:pPr>
+        <w:pStyle w:val="ImageCaption"/>
+      </w:pPr>
+      <w:r>
+        <w:t xml:space="preserve">Figure X: Boxplot comparison of O3CHGYY_01_COM vs o3_1yr_com.</w:t>
+      </w:r>
+    </w:p>
+    <w:p>
+      <w:pPr>
+        <w:pStyle w:val="BodyText"/>
+      </w:pPr>
+      <w:r>
+        <w:t xml:space="preserve"> </w:t>
+      </w:r>
+    </w:p>
+    <w:bookmarkEnd w:id="50"/>
+    <w:bookmarkStart w:id="60" w:name="housing-problems-condensation-and-noise"/>
+    <w:p>
+      <w:pPr>
+        <w:pStyle w:val="Heading3"/>
+      </w:pPr>
+      <w:r>
+        <w:t xml:space="preserve">Housing problems: Condensation and noise</w:t>
+      </w:r>
+    </w:p>
+    <w:p>
+      <w:pPr>
+        <w:pStyle w:val="FirstParagraph"/>
+      </w:pPr>
+      <w:r>
+        <w:t xml:space="preserve">“Home problems: Condensation”</w:t>
+      </w:r>
+      <w:r>
+        <w:t xml:space="preserve"> </w:t>
+      </w:r>
+      <w:r>
+        <w:t xml:space="preserve">measures if current home has problems with condensation (Yes or No).</w:t>
+      </w:r>
+      <w:r>
+        <w:t xml:space="preserve"> </w:t>
+      </w:r>
+      <w:r>
+        <w:t xml:space="preserve">“Home problems: Noise measures”</w:t>
+      </w:r>
+      <w:r>
+        <w:t xml:space="preserve"> </w:t>
+      </w:r>
+      <w:r>
+        <w:t xml:space="preserve">if current home has problems with noise (Yes or No).</w:t>
+      </w:r>
+    </w:p>
+    <w:p>
+      <w:pPr>
+        <w:pStyle w:val="BodyText"/>
+      </w:pPr>
+      <w:r>
+        <w:drawing>
+          <wp:inline>
+            <wp:extent cx="4241715" cy="1107066"/>
+            <wp:effectExtent b="0" l="0" r="0" t="0"/>
+            <wp:docPr descr="" title="" id="52" name="Picture"/>
+            <a:graphic>
+              <a:graphicData uri="http://schemas.openxmlformats.org/drawingml/2006/picture">
+                <pic:pic>
+                  <pic:nvPicPr>
+                    <pic:cNvPr descr="Writing_files/Tables/Table_housing.png" id="53" name="Picture"/>
+                    <pic:cNvPicPr>
+                      <a:picLocks noChangeArrowheads="1" noChangeAspect="1"/>
+                    </pic:cNvPicPr>
+                  </pic:nvPicPr>
+                  <pic:blipFill>
+                    <a:blip r:embed="rId51"/>
+                    <a:stretch>
+                      <a:fillRect/>
+                    </a:stretch>
+                  </pic:blipFill>
+                  <pic:spPr bwMode="auto">
+                    <a:xfrm>
+                      <a:off x="0" y="0"/>
+                      <a:ext cx="4241715" cy="1107066"/>
+                    </a:xfrm>
+                    <a:prstGeom prst="rect">
+                      <a:avLst/>
+                    </a:prstGeom>
+                    <a:noFill/>
+                    <a:ln w="9525">
+                      <a:noFill/>
+                      <a:headEnd/>
+                      <a:tailEnd/>
+                    </a:ln>
+                  </pic:spPr>
+                </pic:pic>
+              </a:graphicData>
+            </a:graphic>
+          </wp:inline>
+        </w:drawing>
+      </w:r>
+    </w:p>
+    <w:p>
+      <w:pPr>
+        <w:pStyle w:val="BodyText"/>
+      </w:pPr>
+      <w:r>
+        <w:t xml:space="preserve"> </w:t>
+      </w:r>
+    </w:p>
+    <w:p>
+      <w:pPr>
+        <w:pStyle w:val="CaptionedFigure"/>
+      </w:pPr>
+      <w:r>
+        <w:drawing>
+          <wp:inline>
+            <wp:extent cx="4267200" cy="3413760"/>
+            <wp:effectExtent b="0" l="0" r="0" t="0"/>
+            <wp:docPr descr="Figure X: Distribution of condensation problems in home." title="" id="55" name="Picture"/>
+            <a:graphic>
+              <a:graphicData uri="http://schemas.openxmlformats.org/drawingml/2006/picture">
+                <pic:pic>
+                  <pic:nvPicPr>
+                    <pic:cNvPr descr="Writing_files/Figures/condensation_bar.png" id="56" name="Picture"/>
+                    <pic:cNvPicPr>
+                      <a:picLocks noChangeArrowheads="1" noChangeAspect="1"/>
+                    </pic:cNvPicPr>
+                  </pic:nvPicPr>
+                  <pic:blipFill>
+                    <a:blip r:embed="rId54"/>
+                    <a:stretch>
+                      <a:fillRect/>
+                    </a:stretch>
+                  </pic:blipFill>
+                  <pic:spPr bwMode="auto">
+                    <a:xfrm>
+                      <a:off x="0" y="0"/>
+                      <a:ext cx="4267200" cy="3413760"/>
+                    </a:xfrm>
+                    <a:prstGeom prst="rect">
+                      <a:avLst/>
+                    </a:prstGeom>
+                    <a:noFill/>
+                    <a:ln w="9525">
+                      <a:noFill/>
+                      <a:headEnd/>
+                      <a:tailEnd/>
+                    </a:ln>
+                  </pic:spPr>
+                </pic:pic>
+              </a:graphicData>
+            </a:graphic>
+          </wp:inline>
+        </w:drawing>
+      </w:r>
+    </w:p>
+    <w:p>
+      <w:pPr>
+        <w:pStyle w:val="ImageCaption"/>
+      </w:pPr>
+      <w:r>
+        <w:t xml:space="preserve">Figure X: Distribution of condensation problems in home.</w:t>
+      </w:r>
+    </w:p>
+    <w:p>
+      <w:pPr>
+        <w:pStyle w:val="CaptionedFigure"/>
+      </w:pPr>
+      <w:r>
+        <w:drawing>
+          <wp:inline>
+            <wp:extent cx="4267200" cy="3413760"/>
+            <wp:effectExtent b="0" l="0" r="0" t="0"/>
+            <wp:docPr descr="Figure X: Distribution of noise problems in home." title="" id="58" name="Picture"/>
+            <a:graphic>
+              <a:graphicData uri="http://schemas.openxmlformats.org/drawingml/2006/picture">
+                <pic:pic>
+                  <pic:nvPicPr>
+                    <pic:cNvPr descr="Writing_files/Figures/noise_bar.png" id="59" name="Picture"/>
+                    <pic:cNvPicPr>
+                      <a:picLocks noChangeArrowheads="1" noChangeAspect="1"/>
+                    </pic:cNvPicPr>
+                  </pic:nvPicPr>
+                  <pic:blipFill>
+                    <a:blip r:embed="rId57"/>
+                    <a:stretch>
+                      <a:fillRect/>
+                    </a:stretch>
+                  </pic:blipFill>
+                  <pic:spPr bwMode="auto">
+                    <a:xfrm>
+                      <a:off x="0" y="0"/>
+                      <a:ext cx="4267200" cy="3413760"/>
+                    </a:xfrm>
+                    <a:prstGeom prst="rect">
+                      <a:avLst/>
+                    </a:prstGeom>
+                    <a:noFill/>
+                    <a:ln w="9525">
+                      <a:noFill/>
+                      <a:headEnd/>
+                      <a:tailEnd/>
+                    </a:ln>
+                  </pic:spPr>
+                </pic:pic>
+              </a:graphicData>
+            </a:graphic>
+          </wp:inline>
+        </w:drawing>
+      </w:r>
+    </w:p>
+    <w:p>
+      <w:pPr>
+        <w:pStyle w:val="ImageCaption"/>
+      </w:pPr>
+      <w:r>
+        <w:t xml:space="preserve">Figure X: Distribution of noise problems in home.</w:t>
+      </w:r>
+    </w:p>
+    <w:bookmarkEnd w:id="60"/>
+    <w:bookmarkStart w:id="68" w:name="tree-canopy-coverage"/>
+    <w:p>
+      <w:pPr>
+        <w:pStyle w:val="Heading3"/>
+      </w:pPr>
+      <w:r>
+        <w:t xml:space="preserve">Tree canopy coverage</w:t>
+      </w:r>
+    </w:p>
+    <w:p>
+      <w:pPr>
+        <w:pStyle w:val="FirstParagraph"/>
+      </w:pPr>
+      <w:r>
+        <w:t xml:space="preserve">Tree canopy is defined as area of vegetation (including leaves, stems, branches, etc.) of woody plants above 5m in height. The dataset developers derived tree canopy cover estimates from the Global Forest Cover Change (GFCC) Surface Reflectance product (GFCC30SR), which is based on enhanced Global Land Survey (GLS) datasets. The GLS datasets are composed of high-resolution Landsat 5 Thematic Mapper (TM) and Landsat 7 Enhanced Thematic Mapper Plus (ETM ) images at 30 meter resolution.CANUE staff retrieved tree canopy cover data from Google Earth Engine (GEE) for the year 2010 and 2015, extracted values (percent coverage) to postal codes and calculated summary measures (average percent coverage) within buffers of 100, 250, 500, and 1000 metres. Source:</w:t>
+      </w:r>
+      <w:r>
+        <w:t xml:space="preserve"> </w:t>
+      </w:r>
+      <w:hyperlink r:id="rId61">
+        <w:r>
+          <w:rPr>
+            <w:rStyle w:val="Hyperlink"/>
+          </w:rPr>
+          <w:t xml:space="preserve">CANUE metadata</w:t>
+        </w:r>
+      </w:hyperlink>
+    </w:p>
+    <w:p>
+      <w:pPr>
+        <w:pStyle w:val="BodyText"/>
+      </w:pPr>
+      <w:r>
+        <w:t xml:space="preserve">Tree canopy coverage estimates in this dataset are associated with postal code. However, postal codes are an imperfect proxy for residential location, as coordinates are assigned to area centroids rather than specific addresses. Given that a single postal code may encompass a considerable geographic area, there is potential for exposure misclassification if a participant’s true residence deviates substantially from the assigned centroid</w:t>
+      </w:r>
+      <w:r>
+        <w:rPr>
+          <w:vertAlign w:val="superscript"/>
+        </w:rPr>
+        <w:t xml:space="preserve">3</w:t>
+      </w:r>
+      <w:r>
+        <w:t xml:space="preserve">.</w:t>
+      </w:r>
+    </w:p>
+    <w:p>
+      <w:pPr>
+        <w:pStyle w:val="BodyText"/>
+      </w:pPr>
+      <w:r>
+        <w:t xml:space="preserve">The appropriate buffer size for measuring greenspace exposure depends on the specific health pathway under investigation. For example, smaller buffers may better capture mechanisms related to mental health, while larger buffers may be more relevant for outcomes related to physical activity</w:t>
+      </w:r>
+      <w:r>
+        <w:rPr>
+          <w:vertAlign w:val="superscript"/>
+        </w:rPr>
+        <w:t xml:space="preserve">4</w:t>
+      </w:r>
+      <w:r>
+        <w:t xml:space="preserve">.</w:t>
+      </w:r>
+    </w:p>
+    <w:p>
+      <w:pPr>
+        <w:pStyle w:val="BodyText"/>
+      </w:pPr>
+      <w:r>
+        <w:drawing>
+          <wp:inline>
+            <wp:extent cx="5334000" cy="1277693"/>
+            <wp:effectExtent b="0" l="0" r="0" t="0"/>
+            <wp:docPr descr="" title="" id="63" name="Picture"/>
+            <a:graphic>
+              <a:graphicData uri="http://schemas.openxmlformats.org/drawingml/2006/picture">
+                <pic:pic>
+                  <pic:nvPicPr>
+                    <pic:cNvPr descr="Writing_files/Tables/Table_treecanopy.png" id="64" name="Picture"/>
+                    <pic:cNvPicPr>
+                      <a:picLocks noChangeArrowheads="1" noChangeAspect="1"/>
+                    </pic:cNvPicPr>
+                  </pic:nvPicPr>
+                  <pic:blipFill>
+                    <a:blip r:embed="rId62"/>
+                    <a:stretch>
+                      <a:fillRect/>
+                    </a:stretch>
+                  </pic:blipFill>
+                  <pic:spPr bwMode="auto">
+                    <a:xfrm>
+                      <a:off x="0" y="0"/>
+                      <a:ext cx="5334000" cy="1277693"/>
+                    </a:xfrm>
+                    <a:prstGeom prst="rect">
+                      <a:avLst/>
+                    </a:prstGeom>
+                    <a:noFill/>
+                    <a:ln w="9525">
+                      <a:noFill/>
+                      <a:headEnd/>
+                      <a:tailEnd/>
+                    </a:ln>
+                  </pic:spPr>
+                </pic:pic>
+              </a:graphicData>
+            </a:graphic>
+          </wp:inline>
+        </w:drawing>
+      </w:r>
+    </w:p>
+    <w:p>
+      <w:pPr>
+        <w:pStyle w:val="BodyText"/>
+      </w:pPr>
+      <w:r>
+        <w:t xml:space="preserve"> </w:t>
+      </w:r>
+    </w:p>
+    <w:p>
+      <w:pPr>
+        <w:pStyle w:val="BodyText"/>
+      </w:pPr>
+      <w:r>
+        <w:t xml:space="preserve">The following dashboard shows Tree Canopy Coverage at varying distances from postal code.</w:t>
+      </w:r>
+    </w:p>
+    <w:p>
+      <w:pPr>
+        <w:pStyle w:val="CaptionedFigure"/>
+      </w:pPr>
+      <w:r>
+        <w:drawing>
+          <wp:inline>
+            <wp:extent cx="5334000" cy="3200399"/>
+            <wp:effectExtent b="0" l="0" r="0" t="0"/>
+            <wp:docPr descr="Figure X: Tree Canopy Coverage Distributions." title="" id="66" name="Picture"/>
+            <a:graphic>
+              <a:graphicData uri="http://schemas.openxmlformats.org/drawingml/2006/picture">
+                <pic:pic>
+                  <pic:nvPicPr>
+                    <pic:cNvPr descr="Writing_files/Figures/tree_canopy_dashboard.png" id="67" name="Picture"/>
+                    <pic:cNvPicPr>
+                      <a:picLocks noChangeArrowheads="1" noChangeAspect="1"/>
+                    </pic:cNvPicPr>
+                  </pic:nvPicPr>
+                  <pic:blipFill>
+                    <a:blip r:embed="rId65"/>
+                    <a:stretch>
+                      <a:fillRect/>
+                    </a:stretch>
+                  </pic:blipFill>
+                  <pic:spPr bwMode="auto">
+                    <a:xfrm>
+                      <a:off x="0" y="0"/>
+                      <a:ext cx="5334000" cy="3200399"/>
+                    </a:xfrm>
+                    <a:prstGeom prst="rect">
+                      <a:avLst/>
+                    </a:prstGeom>
+                    <a:noFill/>
+                    <a:ln w="9525">
+                      <a:noFill/>
+                      <a:headEnd/>
+                      <a:tailEnd/>
+                    </a:ln>
+                  </pic:spPr>
+                </pic:pic>
+              </a:graphicData>
+            </a:graphic>
+          </wp:inline>
+        </w:drawing>
+      </w:r>
+    </w:p>
+    <w:p>
+      <w:pPr>
+        <w:pStyle w:val="ImageCaption"/>
+      </w:pPr>
+      <w:r>
+        <w:t xml:space="preserve">Figure X: Tree Canopy Coverage Distributions.</w:t>
+      </w:r>
+    </w:p>
+    <w:bookmarkEnd w:id="68"/>
+    <w:bookmarkStart w:id="75" w:name="vegetative-greenness-fractions"/>
+    <w:p>
+      <w:pPr>
+        <w:pStyle w:val="Heading3"/>
+      </w:pPr>
+      <w:r>
+        <w:t xml:space="preserve">Vegetative greenness fractions</w:t>
+      </w:r>
+    </w:p>
+    <w:p>
+      <w:pPr>
+        <w:pStyle w:val="FirstParagraph"/>
+      </w:pPr>
+      <w:r>
+        <w:t xml:space="preserve">Vegetative greenness fractions: Users can interpret values as the percentage of green vegetation within each 30 m by 30 m pixel, but vegetative greenness fraction values are an indication of both the area coverage and intensity (i.e., strength of spectral signal) of all green vegetation within a 30 m by 30 m pixel. For instance, built environment factors (e.g. housing, asphalt) as well as tree canopy are accounted for in analysis, and therefore the presence of roads and buildings underneath canopy can yield lower greenness values. Water pixels were masked out using the Statistics Canada 2016 census water boundary files. CANUE staff assigned values to postal codes (1984-2016) as annual metrics and by calculating the mean and maximum of pixel level greenness within buffers of 100, 250, 500, and 1000 m. Source:</w:t>
+      </w:r>
+      <w:hyperlink r:id="rId61">
+        <w:r>
+          <w:rPr>
+            <w:rStyle w:val="Hyperlink"/>
+          </w:rPr>
+          <w:t xml:space="preserve">CANUE metadata</w:t>
+        </w:r>
+      </w:hyperlink>
+    </w:p>
+    <w:p>
+      <w:pPr>
+        <w:pStyle w:val="BodyText"/>
+      </w:pPr>
+      <w:r>
+        <w:drawing>
+          <wp:inline>
+            <wp:extent cx="5334000" cy="1995094"/>
+            <wp:effectExtent b="0" l="0" r="0" t="0"/>
+            <wp:docPr descr="" title="" id="70" name="Picture"/>
+            <a:graphic>
+              <a:graphicData uri="http://schemas.openxmlformats.org/drawingml/2006/picture">
+                <pic:pic>
+                  <pic:nvPicPr>
+                    <pic:cNvPr descr="Writing_files/Tables/Table_percentveg.png" id="71" name="Picture"/>
+                    <pic:cNvPicPr>
+                      <a:picLocks noChangeArrowheads="1" noChangeAspect="1"/>
+                    </pic:cNvPicPr>
+                  </pic:nvPicPr>
+                  <pic:blipFill>
+                    <a:blip r:embed="rId69"/>
+                    <a:stretch>
+                      <a:fillRect/>
+                    </a:stretch>
+                  </pic:blipFill>
+                  <pic:spPr bwMode="auto">
+                    <a:xfrm>
+                      <a:off x="0" y="0"/>
+                      <a:ext cx="5334000" cy="1995094"/>
+                    </a:xfrm>
+                    <a:prstGeom prst="rect">
+                      <a:avLst/>
+                    </a:prstGeom>
+                    <a:noFill/>
+                    <a:ln w="9525">
+                      <a:noFill/>
+                      <a:headEnd/>
+                      <a:tailEnd/>
+                    </a:ln>
+                  </pic:spPr>
+                </pic:pic>
+              </a:graphicData>
+            </a:graphic>
+          </wp:inline>
+        </w:drawing>
+      </w:r>
+    </w:p>
+    <w:p>
+      <w:pPr>
+        <w:pStyle w:val="BodyText"/>
+      </w:pPr>
+      <w:r>
+        <w:t xml:space="preserve"> </w:t>
+      </w:r>
+    </w:p>
+    <w:p>
+      <w:pPr>
+        <w:pStyle w:val="BodyText"/>
+      </w:pPr>
+      <w:r>
+        <w:t xml:space="preserve">The following dashboard shows percent vegetative greenness at different distances from postal code centre (both mean of annual and maximum of annual).</w:t>
+      </w:r>
+    </w:p>
+    <w:p>
+      <w:pPr>
+        <w:pStyle w:val="CaptionedFigure"/>
+      </w:pPr>
+      <w:r>
+        <w:drawing>
+          <wp:inline>
+            <wp:extent cx="5334000" cy="4267199"/>
+            <wp:effectExtent b="0" l="0" r="0" t="0"/>
+            <wp:docPr descr="Figure X: Percent vegetative greenness." title="" id="73" name="Picture"/>
+            <a:graphic>
+              <a:graphicData uri="http://schemas.openxmlformats.org/drawingml/2006/picture">
+                <pic:pic>
+                  <pic:nvPicPr>
+                    <pic:cNvPr descr="Writing_files/Figures/greenness_dashboard.png" id="74" name="Picture"/>
+                    <pic:cNvPicPr>
+                      <a:picLocks noChangeArrowheads="1" noChangeAspect="1"/>
+                    </pic:cNvPicPr>
+                  </pic:nvPicPr>
+                  <pic:blipFill>
+                    <a:blip r:embed="rId72"/>
+                    <a:stretch>
+                      <a:fillRect/>
+                    </a:stretch>
+                  </pic:blipFill>
+                  <pic:spPr bwMode="auto">
+                    <a:xfrm>
+                      <a:off x="0" y="0"/>
+                      <a:ext cx="5334000" cy="4267199"/>
+                    </a:xfrm>
+                    <a:prstGeom prst="rect">
+                      <a:avLst/>
+                    </a:prstGeom>
+                    <a:noFill/>
+                    <a:ln w="9525">
+                      <a:noFill/>
+                      <a:headEnd/>
+                      <a:tailEnd/>
+                    </a:ln>
+                  </pic:spPr>
+                </pic:pic>
+              </a:graphicData>
+            </a:graphic>
+          </wp:inline>
+        </w:drawing>
+      </w:r>
+    </w:p>
+    <w:p>
+      <w:pPr>
+        <w:pStyle w:val="ImageCaption"/>
+      </w:pPr>
+      <w:r>
+        <w:t xml:space="preserve">Figure X: Percent vegetative greenness.</w:t>
+      </w:r>
+    </w:p>
+    <w:bookmarkEnd w:id="75"/>
+    <w:bookmarkStart w:id="82" w:name="ndvi"/>
+    <w:p>
+      <w:pPr>
+        <w:pStyle w:val="Heading3"/>
+      </w:pPr>
+      <w:r>
+        <w:t xml:space="preserve">NDVI</w:t>
+      </w:r>
+    </w:p>
+    <w:p>
+      <w:pPr>
+        <w:pStyle w:val="FirstParagraph"/>
+      </w:pPr>
+      <w:r>
+        <w:t xml:space="preserve">Annual maximum NDVI calculated by Google from Landsat 5 and Landsat 8 were accessed via Google Earth Engine. These composites are created from all the scenes in each annual period beginning from the first day of the year and continuing to the last day of the year. All the images from each year are included in the composite, with the greenest pixel as the composite value, where the greenest pixel is the maximum value of the Normalized Difference Vegetation Index (NDVI). No data were available for 2012, due to decommissioning of Landsat 5 in 2011 prior to the start of Landsat 8 in 2013. No cross-calibration between the sensors was performed, please be aware there may be small bias differences between NDVI values calculated using Landsat 5 and Landsat 8. Final NDVI metrics were linked to all 6-digit DMTI Spatial single link postal code locations in Canada, and for surrounding areas within 100m, 250m, 500m, and 1km.</w:t>
+      </w:r>
+      <w:r>
+        <w:t xml:space="preserve"> </w:t>
+      </w:r>
+      <w:hyperlink r:id="rId61">
+        <w:r>
+          <w:rPr>
+            <w:rStyle w:val="Hyperlink"/>
+          </w:rPr>
+          <w:t xml:space="preserve">CANUE metadata</w:t>
+        </w:r>
+      </w:hyperlink>
+    </w:p>
+    <w:p>
+      <w:pPr>
+        <w:pStyle w:val="BodyText"/>
+      </w:pPr>
+      <w:r>
+        <w:t xml:space="preserve">Looked at maximum of annual mean Normalized Difference Vegetation Index (NDVI) within 500m.</w:t>
+      </w:r>
+    </w:p>
+    <w:p>
+      <w:pPr>
+        <w:pStyle w:val="BodyText"/>
+      </w:pPr>
+      <w:r>
+        <w:drawing>
+          <wp:inline>
+            <wp:extent cx="5334000" cy="718136"/>
+            <wp:effectExtent b="0" l="0" r="0" t="0"/>
+            <wp:docPr descr="" title="" id="77" name="Picture"/>
+            <a:graphic>
+              <a:graphicData uri="http://schemas.openxmlformats.org/drawingml/2006/picture">
+                <pic:pic>
+                  <pic:nvPicPr>
+                    <pic:cNvPr descr="Writing_files/Tables/Table_ndvi.png" id="78" name="Picture"/>
+                    <pic:cNvPicPr>
+                      <a:picLocks noChangeArrowheads="1" noChangeAspect="1"/>
+                    </pic:cNvPicPr>
+                  </pic:nvPicPr>
+                  <pic:blipFill>
+                    <a:blip r:embed="rId76"/>
+                    <a:stretch>
+                      <a:fillRect/>
+                    </a:stretch>
+                  </pic:blipFill>
+                  <pic:spPr bwMode="auto">
+                    <a:xfrm>
+                      <a:off x="0" y="0"/>
+                      <a:ext cx="5334000" cy="718136"/>
+                    </a:xfrm>
+                    <a:prstGeom prst="rect">
+                      <a:avLst/>
+                    </a:prstGeom>
+                    <a:noFill/>
+                    <a:ln w="9525">
+                      <a:noFill/>
+                      <a:headEnd/>
+                      <a:tailEnd/>
+                    </a:ln>
+                  </pic:spPr>
+                </pic:pic>
+              </a:graphicData>
+            </a:graphic>
+          </wp:inline>
+        </w:drawing>
+      </w:r>
+    </w:p>
+    <w:p>
+      <w:pPr>
+        <w:pStyle w:val="BodyText"/>
+      </w:pPr>
+      <w:r>
+        <w:t xml:space="preserve"> </w:t>
+      </w:r>
+    </w:p>
+    <w:p>
+      <w:pPr>
+        <w:pStyle w:val="CaptionedFigure"/>
+      </w:pPr>
+      <w:r>
+        <w:drawing>
+          <wp:inline>
+            <wp:extent cx="4267200" cy="3413760"/>
+            <wp:effectExtent b="0" l="0" r="0" t="0"/>
+            <wp:docPr descr="Figure X: Maximum Annual NDVI within 500m of postal code." title="" id="80" name="Picture"/>
+            <a:graphic>
+              <a:graphicData uri="http://schemas.openxmlformats.org/drawingml/2006/picture">
+                <pic:pic>
+                  <pic:nvPicPr>
+                    <pic:cNvPr descr="Writing_files/Figures/ndvi_500m_histogram.png" id="81" name="Picture"/>
+                    <pic:cNvPicPr>
+                      <a:picLocks noChangeArrowheads="1" noChangeAspect="1"/>
+                    </pic:cNvPicPr>
+                  </pic:nvPicPr>
+                  <pic:blipFill>
+                    <a:blip r:embed="rId79"/>
+                    <a:stretch>
+                      <a:fillRect/>
+                    </a:stretch>
+                  </pic:blipFill>
+                  <pic:spPr bwMode="auto">
+                    <a:xfrm>
+                      <a:off x="0" y="0"/>
+                      <a:ext cx="4267200" cy="3413760"/>
+                    </a:xfrm>
+                    <a:prstGeom prst="rect">
+                      <a:avLst/>
+                    </a:prstGeom>
+                    <a:noFill/>
+                    <a:ln w="9525">
+                      <a:noFill/>
+                      <a:headEnd/>
+                      <a:tailEnd/>
+                    </a:ln>
+                  </pic:spPr>
+                </pic:pic>
+              </a:graphicData>
+            </a:graphic>
+          </wp:inline>
+        </w:drawing>
+      </w:r>
+    </w:p>
+    <w:p>
+      <w:pPr>
+        <w:pStyle w:val="ImageCaption"/>
+      </w:pPr>
+      <w:r>
+        <w:t xml:space="preserve">Figure X: Maximum Annual NDVI within 500m of postal code.</w:t>
+      </w:r>
+    </w:p>
+    <w:p>
+      <w:r>
+        <w:br w:type="page"/>
+      </w:r>
+    </w:p>
+    <w:bookmarkEnd w:id="82"/>
+    <w:bookmarkEnd w:id="83"/>
+    <w:bookmarkStart w:id="84" w:name="outcomes"/>
+    <w:p>
+      <w:pPr>
+        <w:pStyle w:val="Heading2"/>
+      </w:pPr>
+      <w:r>
+        <w:t xml:space="preserve">Outcomes</w:t>
+      </w:r>
+    </w:p>
+    <w:p>
+      <w:r>
+        <w:br w:type="page"/>
+      </w:r>
+    </w:p>
+    <w:bookmarkEnd w:id="84"/>
+    <w:bookmarkEnd w:id="85"/>
+    <w:bookmarkStart w:id="133" w:name="environmental-variables-by-income"/>
+    <w:p>
+      <w:pPr>
+        <w:pStyle w:val="Heading1"/>
+      </w:pPr>
+      <w:r>
+        <w:t xml:space="preserve">Environmental variables by income</w:t>
+      </w:r>
+    </w:p>
+    <w:bookmarkStart w:id="104" w:name="air-pollution-by-income"/>
+    <w:p>
+      <w:pPr>
+        <w:pStyle w:val="Heading2"/>
+      </w:pPr>
+      <w:r>
+        <w:t xml:space="preserve">Air Pollution by Income</w:t>
+      </w:r>
+    </w:p>
+    <w:bookmarkStart w:id="93" w:name="X48276f5ed5ba3a7e74b2971e422d94fc5b9a720"/>
+    <w:p>
+      <w:pPr>
+        <w:pStyle w:val="Heading3"/>
+      </w:pPr>
+      <w:r>
+        <w:t xml:space="preserve">Air pollution measures: Averages of NAPS locations within 50 km</w:t>
+      </w:r>
+    </w:p>
+    <w:p>
+      <w:pPr>
+        <w:pStyle w:val="CaptionedFigure"/>
+      </w:pPr>
+      <w:r>
+        <w:drawing>
+          <wp:inline>
+            <wp:extent cx="5867400" cy="4767262"/>
+            <wp:effectExtent b="0" l="0" r="0" t="0"/>
+            <wp:docPr descr="Figure X: Air pollution measures by income group." title="" id="87" name="Picture"/>
+            <a:graphic>
+              <a:graphicData uri="http://schemas.openxmlformats.org/drawingml/2006/picture">
+                <pic:pic>
+                  <pic:nvPicPr>
+                    <pic:cNvPr descr="Writing_files/Figures/air_pollution_income_dashboard.png" id="88" name="Picture"/>
+                    <pic:cNvPicPr>
+                      <a:picLocks noChangeArrowheads="1" noChangeAspect="1"/>
+                    </pic:cNvPicPr>
+                  </pic:nvPicPr>
+                  <pic:blipFill>
+                    <a:blip r:embed="rId86"/>
+                    <a:stretch>
+                      <a:fillRect/>
+                    </a:stretch>
+                  </pic:blipFill>
+                  <pic:spPr bwMode="auto">
+                    <a:xfrm>
+                      <a:off x="0" y="0"/>
+                      <a:ext cx="5867400" cy="4767262"/>
+                    </a:xfrm>
+                    <a:prstGeom prst="rect">
+                      <a:avLst/>
+                    </a:prstGeom>
+                    <a:noFill/>
+                    <a:ln w="9525">
+                      <a:noFill/>
+                      <a:headEnd/>
+                      <a:tailEnd/>
+                    </a:ln>
+                  </pic:spPr>
+                </pic:pic>
+              </a:graphicData>
+            </a:graphic>
+          </wp:inline>
+        </w:drawing>
+      </w:r>
+    </w:p>
+    <w:p>
+      <w:pPr>
+        <w:pStyle w:val="ImageCaption"/>
+      </w:pPr>
+      <w:r>
+        <w:t xml:space="preserve">Figure X: Air pollution measures by income group.</w:t>
+      </w:r>
+    </w:p>
+    <w:p>
+      <w:pPr>
+        <w:pStyle w:val="BodyText"/>
+      </w:pPr>
+    </w:p>
+    <w:p>
+      <w:pPr>
+        <w:pStyle w:val="BodyText"/>
+      </w:pPr>
+      <w:r>
+        <w:t xml:space="preserve">The figure below shows PM2.5 median by income group, which more clearly shows a trend, though the differences within PM2.5 exposure appear small. However, the World Health Organization PM2.5 annual air quality guideline level is 5 ug/m3, as effects can occur at lower levels of exposure.</w:t>
+      </w:r>
+      <w:r>
+        <w:t xml:space="preserve"> </w:t>
+      </w:r>
+      <w:hyperlink r:id="rId89">
+        <w:r>
+          <w:rPr>
+            <w:rStyle w:val="Hyperlink"/>
+          </w:rPr>
+          <w:t xml:space="preserve">https://iris.who.int/server/api/core/bitstreams/551b515e-2a32-4e1a-a58c-cdaecd395b19/content</w:t>
+        </w:r>
+      </w:hyperlink>
+      <w:r>
+        <w:t xml:space="preserve"> </w:t>
+      </w:r>
+      <w:r>
+        <w:t xml:space="preserve">Knowing this, even small differences in this exposure could make a difference in health impacts.</w:t>
+      </w:r>
+    </w:p>
+    <w:p>
+      <w:pPr>
+        <w:pStyle w:val="BodyText"/>
+      </w:pPr>
+      <w:r>
+        <w:drawing>
+          <wp:inline>
+            <wp:extent cx="5334000" cy="3556000"/>
+            <wp:effectExtent b="0" l="0" r="0" t="0"/>
+            <wp:docPr descr="" title="" id="91" name="Picture"/>
+            <a:graphic>
+              <a:graphicData uri="http://schemas.openxmlformats.org/drawingml/2006/picture">
+                <pic:pic>
+                  <pic:nvPicPr>
+                    <pic:cNvPr descr="Writing_files/Figures/pm25_median_dot.png" id="92" name="Picture"/>
+                    <pic:cNvPicPr>
+                      <a:picLocks noChangeArrowheads="1" noChangeAspect="1"/>
+                    </pic:cNvPicPr>
+                  </pic:nvPicPr>
+                  <pic:blipFill>
+                    <a:blip r:embed="rId90"/>
+                    <a:stretch>
+                      <a:fillRect/>
+                    </a:stretch>
+                  </pic:blipFill>
+                  <pic:spPr bwMode="auto">
+                    <a:xfrm>
+                      <a:off x="0" y="0"/>
+                      <a:ext cx="5334000" cy="3556000"/>
+                    </a:xfrm>
+                    <a:prstGeom prst="rect">
+                      <a:avLst/>
+                    </a:prstGeom>
+                    <a:noFill/>
+                    <a:ln w="9525">
+                      <a:noFill/>
+                      <a:headEnd/>
+                      <a:tailEnd/>
+                    </a:ln>
+                  </pic:spPr>
+                </pic:pic>
+              </a:graphicData>
+            </a:graphic>
+          </wp:inline>
+        </w:drawing>
+      </w:r>
+    </w:p>
+    <w:bookmarkEnd w:id="93"/>
+    <w:bookmarkStart w:id="103" w:name="Xd943211baf6bed9f13714b22231f66de59e28a0"/>
+    <w:p>
+      <w:pPr>
+        <w:pStyle w:val="Heading3"/>
+      </w:pPr>
+      <w:r>
+        <w:t xml:space="preserve">Air pollution measures: Satellite and model derived (more specific to participants’ locations)</w:t>
+      </w:r>
+    </w:p>
+    <w:p>
+      <w:pPr>
+        <w:pStyle w:val="FirstParagraph"/>
+      </w:pPr>
+      <w:r>
+        <w:drawing>
+          <wp:inline>
+            <wp:extent cx="4587290" cy="3669832"/>
+            <wp:effectExtent b="0" l="0" r="0" t="0"/>
+            <wp:docPr descr="" title="" id="95" name="Picture"/>
+            <a:graphic>
+              <a:graphicData uri="http://schemas.openxmlformats.org/drawingml/2006/picture">
+                <pic:pic>
+                  <pic:nvPicPr>
+                    <pic:cNvPr descr="Writing_files/Figures/boxplot_PM25DALYY_01_COM.png" id="96" name="Picture"/>
+                    <pic:cNvPicPr>
+                      <a:picLocks noChangeArrowheads="1" noChangeAspect="1"/>
+                    </pic:cNvPicPr>
+                  </pic:nvPicPr>
+                  <pic:blipFill>
+                    <a:blip r:embed="rId94"/>
+                    <a:stretch>
+                      <a:fillRect/>
+                    </a:stretch>
+                  </pic:blipFill>
+                  <pic:spPr bwMode="auto">
+                    <a:xfrm>
+                      <a:off x="0" y="0"/>
+                      <a:ext cx="4587290" cy="3669832"/>
+                    </a:xfrm>
+                    <a:prstGeom prst="rect">
+                      <a:avLst/>
+                    </a:prstGeom>
+                    <a:noFill/>
+                    <a:ln w="9525">
+                      <a:noFill/>
+                      <a:headEnd/>
+                      <a:tailEnd/>
+                    </a:ln>
+                  </pic:spPr>
+                </pic:pic>
+              </a:graphicData>
+            </a:graphic>
+          </wp:inline>
+        </w:drawing>
+      </w:r>
+    </w:p>
+    <w:p>
+      <w:pPr>
+        <w:pStyle w:val="BodyText"/>
+      </w:pPr>
+      <w:r>
+        <w:drawing>
+          <wp:inline>
+            <wp:extent cx="4587290" cy="3669832"/>
+            <wp:effectExtent b="0" l="0" r="0" t="0"/>
+            <wp:docPr descr="" title="" id="98" name="Picture"/>
+            <a:graphic>
+              <a:graphicData uri="http://schemas.openxmlformats.org/drawingml/2006/picture">
+                <pic:pic>
+                  <pic:nvPicPr>
+                    <pic:cNvPr descr="Writing_files/Figures/boxplot_SO2OMIYY_COM.png" id="99" name="Picture"/>
+                    <pic:cNvPicPr>
+                      <a:picLocks noChangeArrowheads="1" noChangeAspect="1"/>
+                    </pic:cNvPicPr>
+                  </pic:nvPicPr>
+                  <pic:blipFill>
+                    <a:blip r:embed="rId97"/>
+                    <a:stretch>
+                      <a:fillRect/>
+                    </a:stretch>
+                  </pic:blipFill>
+                  <pic:spPr bwMode="auto">
+                    <a:xfrm>
+                      <a:off x="0" y="0"/>
+                      <a:ext cx="4587290" cy="3669832"/>
+                    </a:xfrm>
+                    <a:prstGeom prst="rect">
+                      <a:avLst/>
+                    </a:prstGeom>
+                    <a:noFill/>
+                    <a:ln w="9525">
+                      <a:noFill/>
+                      <a:headEnd/>
+                      <a:tailEnd/>
+                    </a:ln>
+                  </pic:spPr>
+                </pic:pic>
+              </a:graphicData>
+            </a:graphic>
+          </wp:inline>
+        </w:drawing>
+      </w:r>
+    </w:p>
+    <w:p>
+      <w:pPr>
+        <w:pStyle w:val="BodyText"/>
+      </w:pPr>
+      <w:r>
+        <w:drawing>
+          <wp:inline>
+            <wp:extent cx="4587290" cy="3669832"/>
+            <wp:effectExtent b="0" l="0" r="0" t="0"/>
+            <wp:docPr descr="" title="" id="101" name="Picture"/>
+            <a:graphic>
+              <a:graphicData uri="http://schemas.openxmlformats.org/drawingml/2006/picture">
+                <pic:pic>
+                  <pic:nvPicPr>
+                    <pic:cNvPr descr="Writing_files/Figures/boxplot_O3CHGYY_01_COM.png" id="102" name="Picture"/>
+                    <pic:cNvPicPr>
+                      <a:picLocks noChangeArrowheads="1" noChangeAspect="1"/>
+                    </pic:cNvPicPr>
+                  </pic:nvPicPr>
+                  <pic:blipFill>
+                    <a:blip r:embed="rId100"/>
+                    <a:stretch>
+                      <a:fillRect/>
+                    </a:stretch>
+                  </pic:blipFill>
+                  <pic:spPr bwMode="auto">
+                    <a:xfrm>
+                      <a:off x="0" y="0"/>
+                      <a:ext cx="4587290" cy="3669832"/>
+                    </a:xfrm>
+                    <a:prstGeom prst="rect">
+                      <a:avLst/>
+                    </a:prstGeom>
+                    <a:noFill/>
+                    <a:ln w="9525">
+                      <a:noFill/>
+                      <a:headEnd/>
+                      <a:tailEnd/>
+                    </a:ln>
+                  </pic:spPr>
+                </pic:pic>
+              </a:graphicData>
+            </a:graphic>
+          </wp:inline>
+        </w:drawing>
+      </w:r>
+    </w:p>
+    <w:p>
+      <w:r>
+        <w:br w:type="page"/>
+      </w:r>
+    </w:p>
+    <w:bookmarkEnd w:id="103"/>
+    <w:bookmarkEnd w:id="104"/>
+    <w:bookmarkStart w:id="108" w:name="condensation-problems-by-income-group"/>
+    <w:p>
+      <w:pPr>
+        <w:pStyle w:val="Heading2"/>
+      </w:pPr>
+      <w:r>
+        <w:t xml:space="preserve">Condensation problems by Income Group</w:t>
+      </w:r>
+    </w:p>
+    <w:p>
+      <w:pPr>
+        <w:pStyle w:val="FirstParagraph"/>
+      </w:pPr>
+      <w:r>
+        <w:t xml:space="preserve">54 participants had homes with condensation problems, while 1348 participants did not. The following figure shows the income distribution of participants who had condensation problems.</w:t>
+      </w:r>
+    </w:p>
+    <w:p>
+      <w:pPr>
+        <w:pStyle w:val="CaptionedFigure"/>
+      </w:pPr>
+      <w:r>
+        <w:drawing>
+          <wp:inline>
+            <wp:extent cx="4267200" cy="3413760"/>
+            <wp:effectExtent b="0" l="0" r="0" t="0"/>
+            <wp:docPr descr="Figure X: Number of homes with condensation by household income group" title="" id="106" name="Picture"/>
+            <a:graphic>
+              <a:graphicData uri="http://schemas.openxmlformats.org/drawingml/2006/picture">
+                <pic:pic>
+                  <pic:nvPicPr>
+                    <pic:cNvPr descr="Writing_files/Figures/barplot_condensation.png" id="107" name="Picture"/>
+                    <pic:cNvPicPr>
+                      <a:picLocks noChangeArrowheads="1" noChangeAspect="1"/>
+                    </pic:cNvPicPr>
+                  </pic:nvPicPr>
+                  <pic:blipFill>
+                    <a:blip r:embed="rId105"/>
+                    <a:stretch>
+                      <a:fillRect/>
+                    </a:stretch>
+                  </pic:blipFill>
+                  <pic:spPr bwMode="auto">
+                    <a:xfrm>
+                      <a:off x="0" y="0"/>
+                      <a:ext cx="4267200" cy="3413760"/>
+                    </a:xfrm>
+                    <a:prstGeom prst="rect">
+                      <a:avLst/>
+                    </a:prstGeom>
+                    <a:noFill/>
+                    <a:ln w="9525">
+                      <a:noFill/>
+                      <a:headEnd/>
+                      <a:tailEnd/>
+                    </a:ln>
+                  </pic:spPr>
+                </pic:pic>
+              </a:graphicData>
+            </a:graphic>
+          </wp:inline>
+        </w:drawing>
+      </w:r>
+    </w:p>
+    <w:p>
+      <w:pPr>
+        <w:pStyle w:val="ImageCaption"/>
+      </w:pPr>
+      <w:r>
+        <w:t xml:space="preserve">Figure X: Number of homes with condensation by household income group</w:t>
+      </w:r>
+    </w:p>
+    <w:bookmarkEnd w:id="108"/>
+    <w:bookmarkStart w:id="124" w:name="tree-canopy-coverage-by-income-group"/>
+    <w:p>
+      <w:pPr>
+        <w:pStyle w:val="Heading2"/>
+      </w:pPr>
+      <w:r>
+        <w:t xml:space="preserve">Tree Canopy Coverage By Income Group</w:t>
+      </w:r>
+    </w:p>
+    <w:p>
+      <w:pPr>
+        <w:pStyle w:val="FirstParagraph"/>
+      </w:pPr>
+      <w:r>
+        <w:t xml:space="preserve">Figures X–X show tree canopy coverage (vegetation &gt;5m) by household income group across five spatial buffers (postal code, 100m, 250m, 500m, and 1km). Across all buffer sizes, the distribution of vegetation coverage was similar across income groups, with median values and interquartile ranges showing no consistent gradient. These findings suggest that in this sample of Canadian urban dwellers, tree canopy coverage is not meaningfully stratified by household income.</w:t>
+      </w:r>
+    </w:p>
+    <w:p>
+      <w:pPr>
+        <w:pStyle w:val="CaptionedFigure"/>
+      </w:pPr>
+      <w:r>
+        <w:drawing>
+          <wp:inline>
+            <wp:extent cx="4267200" cy="3413760"/>
+            <wp:effectExtent b="0" l="0" r="0" t="0"/>
+            <wp:docPr descr="Figure X: Vegetation cover (&gt;5m) by income group" title="" id="110" name="Picture"/>
+            <a:graphic>
+              <a:graphicData uri="http://schemas.openxmlformats.org/drawingml/2006/picture">
+                <pic:pic>
+                  <pic:nvPicPr>
+                    <pic:cNvPr descr="Writing_files/Figures/boxplot_vegetation_01.png" id="111" name="Picture"/>
+                    <pic:cNvPicPr>
+                      <a:picLocks noChangeArrowheads="1" noChangeAspect="1"/>
+                    </pic:cNvPicPr>
+                  </pic:nvPicPr>
+                  <pic:blipFill>
+                    <a:blip r:embed="rId109"/>
+                    <a:stretch>
+                      <a:fillRect/>
+                    </a:stretch>
+                  </pic:blipFill>
+                  <pic:spPr bwMode="auto">
+                    <a:xfrm>
+                      <a:off x="0" y="0"/>
+                      <a:ext cx="4267200" cy="3413760"/>
+                    </a:xfrm>
+                    <a:prstGeom prst="rect">
+                      <a:avLst/>
+                    </a:prstGeom>
+                    <a:noFill/>
+                    <a:ln w="9525">
+                      <a:noFill/>
+                      <a:headEnd/>
+                      <a:tailEnd/>
+                    </a:ln>
+                  </pic:spPr>
+                </pic:pic>
+              </a:graphicData>
+            </a:graphic>
+          </wp:inline>
+        </w:drawing>
+      </w:r>
+    </w:p>
+    <w:p>
+      <w:pPr>
+        <w:pStyle w:val="ImageCaption"/>
+      </w:pPr>
+      <w:r>
+        <w:t xml:space="preserve">Figure X: Vegetation cover (&gt;5m) by income group</w:t>
+      </w:r>
+    </w:p>
+    <w:p>
+      <w:pPr>
+        <w:pStyle w:val="CaptionedFigure"/>
+      </w:pPr>
+      <w:r>
+        <w:drawing>
+          <wp:inline>
+            <wp:extent cx="4267200" cy="3413760"/>
+            <wp:effectExtent b="0" l="0" r="0" t="0"/>
+            <wp:docPr descr="Figure X: Vegetation cover (&gt;5m) by income group, within 100m" title="" id="113" name="Picture"/>
+            <a:graphic>
+              <a:graphicData uri="http://schemas.openxmlformats.org/drawingml/2006/picture">
+                <pic:pic>
+                  <pic:nvPicPr>
+                    <pic:cNvPr descr="Writing_files/Figures/boxplot_vegetation_02.png" id="114" name="Picture"/>
+                    <pic:cNvPicPr>
+                      <a:picLocks noChangeArrowheads="1" noChangeAspect="1"/>
+                    </pic:cNvPicPr>
+                  </pic:nvPicPr>
+                  <pic:blipFill>
+                    <a:blip r:embed="rId112"/>
+                    <a:stretch>
+                      <a:fillRect/>
+                    </a:stretch>
+                  </pic:blipFill>
+                  <pic:spPr bwMode="auto">
+                    <a:xfrm>
+                      <a:off x="0" y="0"/>
+                      <a:ext cx="4267200" cy="3413760"/>
+                    </a:xfrm>
+                    <a:prstGeom prst="rect">
+                      <a:avLst/>
+                    </a:prstGeom>
+                    <a:noFill/>
+                    <a:ln w="9525">
+                      <a:noFill/>
+                      <a:headEnd/>
+                      <a:tailEnd/>
+                    </a:ln>
+                  </pic:spPr>
+                </pic:pic>
+              </a:graphicData>
+            </a:graphic>
+          </wp:inline>
+        </w:drawing>
+      </w:r>
+    </w:p>
+    <w:p>
+      <w:pPr>
+        <w:pStyle w:val="ImageCaption"/>
+      </w:pPr>
+      <w:r>
+        <w:t xml:space="preserve">Figure X: Vegetation cover (&gt;5m) by income group, within 100m</w:t>
+      </w:r>
+    </w:p>
+    <w:p>
+      <w:pPr>
+        <w:pStyle w:val="CaptionedFigure"/>
+      </w:pPr>
+      <w:r>
+        <w:drawing>
+          <wp:inline>
+            <wp:extent cx="4267200" cy="3413760"/>
+            <wp:effectExtent b="0" l="0" r="0" t="0"/>
+            <wp:docPr descr="Figure X: Vegetation cover (&gt;5m) by income group, within 250m" title="" id="116" name="Picture"/>
+            <a:graphic>
+              <a:graphicData uri="http://schemas.openxmlformats.org/drawingml/2006/picture">
+                <pic:pic>
+                  <pic:nvPicPr>
+                    <pic:cNvPr descr="Writing_files/Figures/boxplot_vegetation_03.png" id="117" name="Picture"/>
+                    <pic:cNvPicPr>
+                      <a:picLocks noChangeArrowheads="1" noChangeAspect="1"/>
+                    </pic:cNvPicPr>
+                  </pic:nvPicPr>
+                  <pic:blipFill>
+                    <a:blip r:embed="rId115"/>
+                    <a:stretch>
+                      <a:fillRect/>
+                    </a:stretch>
+                  </pic:blipFill>
+                  <pic:spPr bwMode="auto">
+                    <a:xfrm>
+                      <a:off x="0" y="0"/>
+                      <a:ext cx="4267200" cy="3413760"/>
+                    </a:xfrm>
+                    <a:prstGeom prst="rect">
+                      <a:avLst/>
+                    </a:prstGeom>
+                    <a:noFill/>
+                    <a:ln w="9525">
+                      <a:noFill/>
+                      <a:headEnd/>
+                      <a:tailEnd/>
+                    </a:ln>
+                  </pic:spPr>
+                </pic:pic>
+              </a:graphicData>
+            </a:graphic>
+          </wp:inline>
+        </w:drawing>
+      </w:r>
+    </w:p>
+    <w:p>
+      <w:pPr>
+        <w:pStyle w:val="ImageCaption"/>
+      </w:pPr>
+      <w:r>
+        <w:t xml:space="preserve">Figure X: Vegetation cover (&gt;5m) by income group, within 250m</w:t>
+      </w:r>
+    </w:p>
+    <w:p>
+      <w:pPr>
+        <w:pStyle w:val="CaptionedFigure"/>
+      </w:pPr>
+      <w:r>
+        <w:drawing>
+          <wp:inline>
+            <wp:extent cx="4267200" cy="3413760"/>
+            <wp:effectExtent b="0" l="0" r="0" t="0"/>
+            <wp:docPr descr="Figure X: Vegetation cover (&gt;5m) by income group, within 500m" title="" id="119" name="Picture"/>
+            <a:graphic>
+              <a:graphicData uri="http://schemas.openxmlformats.org/drawingml/2006/picture">
+                <pic:pic>
+                  <pic:nvPicPr>
+                    <pic:cNvPr descr="Writing_files/Figures/boxplot_vegetation_04.png" id="120" name="Picture"/>
+                    <pic:cNvPicPr>
+                      <a:picLocks noChangeArrowheads="1" noChangeAspect="1"/>
+                    </pic:cNvPicPr>
+                  </pic:nvPicPr>
+                  <pic:blipFill>
+                    <a:blip r:embed="rId118"/>
+                    <a:stretch>
+                      <a:fillRect/>
+                    </a:stretch>
+                  </pic:blipFill>
+                  <pic:spPr bwMode="auto">
+                    <a:xfrm>
+                      <a:off x="0" y="0"/>
+                      <a:ext cx="4267200" cy="3413760"/>
+                    </a:xfrm>
+                    <a:prstGeom prst="rect">
+                      <a:avLst/>
+                    </a:prstGeom>
+                    <a:noFill/>
+                    <a:ln w="9525">
+                      <a:noFill/>
+                      <a:headEnd/>
+                      <a:tailEnd/>
+                    </a:ln>
+                  </pic:spPr>
+                </pic:pic>
+              </a:graphicData>
+            </a:graphic>
+          </wp:inline>
+        </w:drawing>
+      </w:r>
+    </w:p>
+    <w:p>
+      <w:pPr>
+        <w:pStyle w:val="ImageCaption"/>
+      </w:pPr>
+      <w:r>
+        <w:t xml:space="preserve">Figure X: Vegetation cover (&gt;5m) by income group, within 500m</w:t>
+      </w:r>
+    </w:p>
+    <w:p>
+      <w:pPr>
+        <w:pStyle w:val="CaptionedFigure"/>
+      </w:pPr>
+      <w:r>
+        <w:drawing>
+          <wp:inline>
+            <wp:extent cx="4267200" cy="3413760"/>
+            <wp:effectExtent b="0" l="0" r="0" t="0"/>
+            <wp:docPr descr="Figure X: Vegetation cover (&gt;5m) by income group, within 1km" title="" id="122" name="Picture"/>
+            <a:graphic>
+              <a:graphicData uri="http://schemas.openxmlformats.org/drawingml/2006/picture">
+                <pic:pic>
+                  <pic:nvPicPr>
+                    <pic:cNvPr descr="Writing_files/Figures/boxplot_vegetation_05.png" id="123" name="Picture"/>
+                    <pic:cNvPicPr>
+                      <a:picLocks noChangeArrowheads="1" noChangeAspect="1"/>
+                    </pic:cNvPicPr>
+                  </pic:nvPicPr>
+                  <pic:blipFill>
+                    <a:blip r:embed="rId121"/>
+                    <a:stretch>
+                      <a:fillRect/>
+                    </a:stretch>
+                  </pic:blipFill>
+                  <pic:spPr bwMode="auto">
+                    <a:xfrm>
+                      <a:off x="0" y="0"/>
+                      <a:ext cx="4267200" cy="3413760"/>
+                    </a:xfrm>
+                    <a:prstGeom prst="rect">
+                      <a:avLst/>
+                    </a:prstGeom>
+                    <a:noFill/>
+                    <a:ln w="9525">
+                      <a:noFill/>
+                      <a:headEnd/>
+                      <a:tailEnd/>
+                    </a:ln>
+                  </pic:spPr>
+                </pic:pic>
+              </a:graphicData>
+            </a:graphic>
+          </wp:inline>
+        </w:drawing>
+      </w:r>
+    </w:p>
+    <w:p>
+      <w:pPr>
+        <w:pStyle w:val="ImageCaption"/>
+      </w:pPr>
+      <w:r>
+        <w:t xml:space="preserve">Figure X: Vegetation cover (&gt;5m) by income group, within 1km</w:t>
+      </w:r>
+    </w:p>
+    <w:bookmarkEnd w:id="124"/>
+    <w:bookmarkStart w:id="128" w:name="vegetative-greenness-fractions-by-income"/>
+    <w:p>
+      <w:pPr>
+        <w:pStyle w:val="Heading2"/>
+      </w:pPr>
+      <w:r>
+        <w:t xml:space="preserve">Vegetative greenness fractions by income</w:t>
+      </w:r>
+    </w:p>
+    <w:p>
+      <w:pPr>
+        <w:pStyle w:val="FirstParagraph"/>
+      </w:pPr>
+      <w:r>
+        <w:t xml:space="preserve">There is no pattern in vegetative greenness fraction by income group. The values are all clustered between 26–31%. This variable measures all green vegetation including grass, shrubs, parks.</w:t>
+      </w:r>
+    </w:p>
+    <w:p>
+      <w:pPr>
+        <w:pStyle w:val="BodyText"/>
+      </w:pPr>
+      <w:r>
+        <w:drawing>
+          <wp:inline>
+            <wp:extent cx="5238686" cy="1697297"/>
+            <wp:effectExtent b="0" l="0" r="0" t="0"/>
+            <wp:docPr descr="" title="" id="126" name="Picture"/>
+            <a:graphic>
+              <a:graphicData uri="http://schemas.openxmlformats.org/drawingml/2006/picture">
+                <pic:pic>
+                  <pic:nvPicPr>
+                    <pic:cNvPr descr="Writing_files/Tables/Table_veg_green_fraction_byincome.png" id="127" name="Picture"/>
+                    <pic:cNvPicPr>
+                      <a:picLocks noChangeArrowheads="1" noChangeAspect="1"/>
+                    </pic:cNvPicPr>
+                  </pic:nvPicPr>
+                  <pic:blipFill>
+                    <a:blip r:embed="rId125"/>
+                    <a:stretch>
+                      <a:fillRect/>
+                    </a:stretch>
+                  </pic:blipFill>
+                  <pic:spPr bwMode="auto">
+                    <a:xfrm>
+                      <a:off x="0" y="0"/>
+                      <a:ext cx="5238686" cy="1697297"/>
+                    </a:xfrm>
+                    <a:prstGeom prst="rect">
+                      <a:avLst/>
+                    </a:prstGeom>
+                    <a:noFill/>
+                    <a:ln w="9525">
+                      <a:noFill/>
+                      <a:headEnd/>
+                      <a:tailEnd/>
+                    </a:ln>
+                  </pic:spPr>
+                </pic:pic>
+              </a:graphicData>
+            </a:graphic>
+          </wp:inline>
+        </w:drawing>
+      </w:r>
+    </w:p>
+    <w:bookmarkEnd w:id="128"/>
+    <w:bookmarkStart w:id="132" w:name="ndvi-greenness-by-income-group"/>
+    <w:p>
+      <w:pPr>
+        <w:pStyle w:val="Heading2"/>
+      </w:pPr>
+      <w:r>
+        <w:t xml:space="preserve">NDVI (Greenness) by Income Group</w:t>
+      </w:r>
+    </w:p>
+    <w:p>
+      <w:pPr>
+        <w:pStyle w:val="CaptionedFigure"/>
+      </w:pPr>
+      <w:r>
+        <w:drawing>
+          <wp:inline>
+            <wp:extent cx="4267200" cy="2489200"/>
+            <wp:effectExtent b="0" l="0" r="0" t="0"/>
+            <wp:docPr descr="Figure X: Maximum NDVI within 500 m by household income group" title="" id="130" name="Picture"/>
+            <a:graphic>
+              <a:graphicData uri="http://schemas.openxmlformats.org/drawingml/2006/picture">
+                <pic:pic>
+                  <pic:nvPicPr>
+                    <pic:cNvPr descr="Writing_files/Figures/NDVI_by_income_group.png" id="131" name="Picture"/>
+                    <pic:cNvPicPr>
+                      <a:picLocks noChangeArrowheads="1" noChangeAspect="1"/>
+                    </pic:cNvPicPr>
+                  </pic:nvPicPr>
+                  <pic:blipFill>
+                    <a:blip r:embed="rId129"/>
+                    <a:stretch>
+                      <a:fillRect/>
+                    </a:stretch>
+                  </pic:blipFill>
+                  <pic:spPr bwMode="auto">
+                    <a:xfrm>
+                      <a:off x="0" y="0"/>
+                      <a:ext cx="4267200" cy="2489200"/>
+                    </a:xfrm>
+                    <a:prstGeom prst="rect">
+                      <a:avLst/>
+                    </a:prstGeom>
+                    <a:noFill/>
+                    <a:ln w="9525">
+                      <a:noFill/>
+                      <a:headEnd/>
+                      <a:tailEnd/>
+                    </a:ln>
+                  </pic:spPr>
+                </pic:pic>
+              </a:graphicData>
+            </a:graphic>
+          </wp:inline>
+        </w:drawing>
+      </w:r>
+    </w:p>
+    <w:p>
+      <w:pPr>
+        <w:pStyle w:val="ImageCaption"/>
+      </w:pPr>
+      <w:r>
+        <w:t xml:space="preserve">Figure X: Maximum NDVI within 500 m by household income group</w:t>
+      </w:r>
+    </w:p>
+    <w:bookmarkEnd w:id="132"/>
+    <w:bookmarkEnd w:id="133"/>
+    <w:bookmarkStart w:id="144" w:name="likely-delete"/>
+    <w:p>
+      <w:pPr>
+        <w:pStyle w:val="Heading1"/>
+      </w:pPr>
+      <w:r>
+        <w:t xml:space="preserve">Likely delete</w:t>
       </w:r>
     </w:p>
     <w:p>
@@ -432,18 +2483,18 @@
           <wp:inline>
             <wp:extent cx="5334000" cy="1550789"/>
             <wp:effectExtent b="0" l="0" r="0" t="0"/>
-            <wp:docPr descr="" title="" id="25" name="Picture"/>
+            <wp:docPr descr="" title="" id="135" name="Picture"/>
             <a:graphic>
               <a:graphicData uri="http://schemas.openxmlformats.org/drawingml/2006/picture">
                 <pic:pic>
                   <pic:nvPicPr>
-                    <pic:cNvPr descr="Writing_files/Tables/Table_airquality.png" id="26" name="Picture"/>
+                    <pic:cNvPr descr="Writing_files/Tables/Table_airquality.png" id="136" name="Picture"/>
                     <pic:cNvPicPr>
                       <a:picLocks noChangeArrowheads="1" noChangeAspect="1"/>
                     </pic:cNvPicPr>
                   </pic:nvPicPr>
                   <pic:blipFill>
-                    <a:blip r:embed="rId24"/>
+                    <a:blip r:embed="rId134"/>
                     <a:stretch>
                       <a:fillRect/>
                     </a:stretch>
@@ -479,18 +2530,18 @@
           <wp:inline>
             <wp:extent cx="5334000" cy="4267200"/>
             <wp:effectExtent b="0" l="0" r="0" t="0"/>
-            <wp:docPr descr="Figure X: Air pollution distributions." title="" id="28" name="Picture"/>
+            <wp:docPr descr="Figure X: Air pollution distributions." title="" id="138" name="Picture"/>
             <a:graphic>
               <a:graphicData uri="http://schemas.openxmlformats.org/drawingml/2006/picture">
                 <pic:pic>
                   <pic:nvPicPr>
-                    <pic:cNvPr descr="Writing_files/Figures/air_pollution_dashboard.png" id="29" name="Picture"/>
+                    <pic:cNvPr descr="Writing_files/Figures/air_pollution_dashboard.png" id="139" name="Picture"/>
                     <pic:cNvPicPr>
                       <a:picLocks noChangeArrowheads="1" noChangeAspect="1"/>
                     </pic:cNvPicPr>
                   </pic:nvPicPr>
                   <pic:blipFill>
-                    <a:blip r:embed="rId27"/>
+                    <a:blip r:embed="rId137"/>
                     <a:stretch>
                       <a:fillRect/>
                     </a:stretch>
@@ -525,48 +2576,27 @@
         <w:t xml:space="preserve">Figure X: Air pollution distributions.</w:t>
       </w:r>
     </w:p>
-    <w:p>
-      <w:pPr>
-        <w:pStyle w:val="BodyText"/>
-      </w:pPr>
+    <w:bookmarkStart w:id="143" w:name="X2fad0ae94991d467cb579fef1f4b50f630f3177"/>
+    <w:p>
+      <w:pPr>
+        <w:pStyle w:val="Heading3"/>
+      </w:pPr>
+      <w:r>
+        <w:t xml:space="preserve">2.3.6 Length of roads within varying distances of postal code center</w:t>
+      </w:r>
+    </w:p>
+    <w:p>
+      <w:pPr>
+        <w:pStyle w:val="FirstParagraph"/>
+      </w:pPr>
+      <w:r>
+        <w:t xml:space="preserve">length of local/major roads within 200 m of 6 digit postal code center (2013)</w:t>
+      </w:r>
       <w:r>
         <w:t xml:space="preserve"> </w:t>
       </w:r>
-    </w:p>
-    <w:bookmarkEnd w:id="30"/>
-    <w:bookmarkStart w:id="40" w:name="housing-problems-condensation-and-noise"/>
-    <w:p>
-      <w:pPr>
-        <w:pStyle w:val="Heading3"/>
-      </w:pPr>
-      <w:r>
-        <w:t xml:space="preserve">2.3.2 Housing problems: Condensation and noise</w:t>
-      </w:r>
-    </w:p>
-    <w:p>
-      <w:pPr>
-        <w:pStyle w:val="FirstParagraph"/>
-      </w:pPr>
-      <w:r>
-        <w:t xml:space="preserve">“Home problems: Condensation”</w:t>
-      </w:r>
-      <w:r>
-        <w:t xml:space="preserve"> </w:t>
-      </w:r>
-      <w:r>
-        <w:t xml:space="preserve">measures if current home has problems with condensation (Yes or No).</w:t>
-      </w:r>
-      <w:r>
-        <w:t xml:space="preserve"> </w:t>
-      </w:r>
-      <w:r>
-        <w:t xml:space="preserve">“Home problems: Noise measures”</w:t>
-      </w:r>
-      <w:r>
-        <w:t xml:space="preserve"> </w:t>
-      </w:r>
-      <w:r>
-        <w:t xml:space="preserve">if current home has problems with noise (Yes or No).</w:t>
+      <w:r>
+        <w:t xml:space="preserve">length of primary highway/expressway within 200 m of 6 digit postal code center (2013)</w:t>
       </w:r>
     </w:p>
     <w:p>
@@ -576,647 +2606,20 @@
       <w:r>
         <w:drawing>
           <wp:inline>
-            <wp:extent cx="4241715" cy="1107066"/>
+            <wp:extent cx="5334000" cy="714886"/>
             <wp:effectExtent b="0" l="0" r="0" t="0"/>
-            <wp:docPr descr="" title="" id="32" name="Picture"/>
+            <wp:docPr descr="" title="" id="141" name="Picture"/>
             <a:graphic>
               <a:graphicData uri="http://schemas.openxmlformats.org/drawingml/2006/picture">
                 <pic:pic>
                   <pic:nvPicPr>
-                    <pic:cNvPr descr="Writing_files/Tables/Table_housing.png" id="33" name="Picture"/>
+                    <pic:cNvPr descr="Writing_files/Tables/Table_roads.png" id="142" name="Picture"/>
                     <pic:cNvPicPr>
                       <a:picLocks noChangeArrowheads="1" noChangeAspect="1"/>
                     </pic:cNvPicPr>
                   </pic:nvPicPr>
                   <pic:blipFill>
-                    <a:blip r:embed="rId31"/>
-                    <a:stretch>
-                      <a:fillRect/>
-                    </a:stretch>
-                  </pic:blipFill>
-                  <pic:spPr bwMode="auto">
-                    <a:xfrm>
-                      <a:off x="0" y="0"/>
-                      <a:ext cx="4241715" cy="1107066"/>
-                    </a:xfrm>
-                    <a:prstGeom prst="rect">
-                      <a:avLst/>
-                    </a:prstGeom>
-                    <a:noFill/>
-                    <a:ln w="9525">
-                      <a:noFill/>
-                      <a:headEnd/>
-                      <a:tailEnd/>
-                    </a:ln>
-                  </pic:spPr>
-                </pic:pic>
-              </a:graphicData>
-            </a:graphic>
-          </wp:inline>
-        </w:drawing>
-      </w:r>
-    </w:p>
-    <w:p>
-      <w:pPr>
-        <w:pStyle w:val="BodyText"/>
-      </w:pPr>
-      <w:r>
-        <w:t xml:space="preserve"> </w:t>
-      </w:r>
-    </w:p>
-    <w:p>
-      <w:pPr>
-        <w:pStyle w:val="CaptionedFigure"/>
-      </w:pPr>
-      <w:r>
-        <w:drawing>
-          <wp:inline>
-            <wp:extent cx="4267200" cy="3413760"/>
-            <wp:effectExtent b="0" l="0" r="0" t="0"/>
-            <wp:docPr descr="Figure X: Distribution of condensation problems in home." title="" id="35" name="Picture"/>
-            <a:graphic>
-              <a:graphicData uri="http://schemas.openxmlformats.org/drawingml/2006/picture">
-                <pic:pic>
-                  <pic:nvPicPr>
-                    <pic:cNvPr descr="Writing_files/Figures/condensation_bar.png" id="36" name="Picture"/>
-                    <pic:cNvPicPr>
-                      <a:picLocks noChangeArrowheads="1" noChangeAspect="1"/>
-                    </pic:cNvPicPr>
-                  </pic:nvPicPr>
-                  <pic:blipFill>
-                    <a:blip r:embed="rId34"/>
-                    <a:stretch>
-                      <a:fillRect/>
-                    </a:stretch>
-                  </pic:blipFill>
-                  <pic:spPr bwMode="auto">
-                    <a:xfrm>
-                      <a:off x="0" y="0"/>
-                      <a:ext cx="4267200" cy="3413760"/>
-                    </a:xfrm>
-                    <a:prstGeom prst="rect">
-                      <a:avLst/>
-                    </a:prstGeom>
-                    <a:noFill/>
-                    <a:ln w="9525">
-                      <a:noFill/>
-                      <a:headEnd/>
-                      <a:tailEnd/>
-                    </a:ln>
-                  </pic:spPr>
-                </pic:pic>
-              </a:graphicData>
-            </a:graphic>
-          </wp:inline>
-        </w:drawing>
-      </w:r>
-    </w:p>
-    <w:p>
-      <w:pPr>
-        <w:pStyle w:val="ImageCaption"/>
-      </w:pPr>
-      <w:r>
-        <w:t xml:space="preserve">Figure X: Distribution of condensation problems in home.</w:t>
-      </w:r>
-    </w:p>
-    <w:p>
-      <w:pPr>
-        <w:pStyle w:val="CaptionedFigure"/>
-      </w:pPr>
-      <w:r>
-        <w:drawing>
-          <wp:inline>
-            <wp:extent cx="4267200" cy="3413760"/>
-            <wp:effectExtent b="0" l="0" r="0" t="0"/>
-            <wp:docPr descr="Figure X: Distribution of noise problems in home." title="" id="38" name="Picture"/>
-            <a:graphic>
-              <a:graphicData uri="http://schemas.openxmlformats.org/drawingml/2006/picture">
-                <pic:pic>
-                  <pic:nvPicPr>
-                    <pic:cNvPr descr="Writing_files/Figures/noise_bar.png" id="39" name="Picture"/>
-                    <pic:cNvPicPr>
-                      <a:picLocks noChangeArrowheads="1" noChangeAspect="1"/>
-                    </pic:cNvPicPr>
-                  </pic:nvPicPr>
-                  <pic:blipFill>
-                    <a:blip r:embed="rId37"/>
-                    <a:stretch>
-                      <a:fillRect/>
-                    </a:stretch>
-                  </pic:blipFill>
-                  <pic:spPr bwMode="auto">
-                    <a:xfrm>
-                      <a:off x="0" y="0"/>
-                      <a:ext cx="4267200" cy="3413760"/>
-                    </a:xfrm>
-                    <a:prstGeom prst="rect">
-                      <a:avLst/>
-                    </a:prstGeom>
-                    <a:noFill/>
-                    <a:ln w="9525">
-                      <a:noFill/>
-                      <a:headEnd/>
-                      <a:tailEnd/>
-                    </a:ln>
-                  </pic:spPr>
-                </pic:pic>
-              </a:graphicData>
-            </a:graphic>
-          </wp:inline>
-        </w:drawing>
-      </w:r>
-    </w:p>
-    <w:p>
-      <w:pPr>
-        <w:pStyle w:val="ImageCaption"/>
-      </w:pPr>
-      <w:r>
-        <w:t xml:space="preserve">Figure X: Distribution of noise problems in home.</w:t>
-      </w:r>
-    </w:p>
-    <w:bookmarkEnd w:id="40"/>
-    <w:bookmarkStart w:id="48" w:name="tree-canopy-coverage"/>
-    <w:p>
-      <w:pPr>
-        <w:pStyle w:val="Heading3"/>
-      </w:pPr>
-      <w:r>
-        <w:t xml:space="preserve">2.3.3 Tree canopy coverage</w:t>
-      </w:r>
-    </w:p>
-    <w:p>
-      <w:pPr>
-        <w:pStyle w:val="FirstParagraph"/>
-      </w:pPr>
-      <w:r>
-        <w:t xml:space="preserve">Tree canopy is defined as area of vegetation (including leaves, stems, branches, etc.) of woody plants above 5m in height. The dataset developers derived tree canopy cover estimates from the Global Forest Cover Change (GFCC) Surface Reflectance product (GFCC30SR), which is based on enhanced Global Land Survey (GLS) datasets. The GLS datasets are composed of high-resolution Landsat 5 Thematic Mapper (TM) and Landsat 7 Enhanced Thematic Mapper Plus (ETM ) images at 30 meter resolution.CANUE staff retrieved tree canopy cover data from Google Earth Engine (GEE) for the year 2010 and 2015, extracted values (percent coverage) to postal codes and calculated summary measures (average percent coverage) within buffers of 100, 250, 500, and 1000 metres. Source:</w:t>
-      </w:r>
-      <w:r>
-        <w:t xml:space="preserve"> </w:t>
-      </w:r>
-      <w:hyperlink r:id="rId41">
-        <w:r>
-          <w:rPr>
-            <w:rStyle w:val="Hyperlink"/>
-          </w:rPr>
-          <w:t xml:space="preserve">CANUE metadata</w:t>
-        </w:r>
-      </w:hyperlink>
-    </w:p>
-    <w:p>
-      <w:pPr>
-        <w:pStyle w:val="BodyText"/>
-      </w:pPr>
-      <w:r>
-        <w:drawing>
-          <wp:inline>
-            <wp:extent cx="5334000" cy="1277693"/>
-            <wp:effectExtent b="0" l="0" r="0" t="0"/>
-            <wp:docPr descr="" title="" id="43" name="Picture"/>
-            <a:graphic>
-              <a:graphicData uri="http://schemas.openxmlformats.org/drawingml/2006/picture">
-                <pic:pic>
-                  <pic:nvPicPr>
-                    <pic:cNvPr descr="Writing_files/Tables/Table_treecanopy.png" id="44" name="Picture"/>
-                    <pic:cNvPicPr>
-                      <a:picLocks noChangeArrowheads="1" noChangeAspect="1"/>
-                    </pic:cNvPicPr>
-                  </pic:nvPicPr>
-                  <pic:blipFill>
-                    <a:blip r:embed="rId42"/>
-                    <a:stretch>
-                      <a:fillRect/>
-                    </a:stretch>
-                  </pic:blipFill>
-                  <pic:spPr bwMode="auto">
-                    <a:xfrm>
-                      <a:off x="0" y="0"/>
-                      <a:ext cx="5334000" cy="1277693"/>
-                    </a:xfrm>
-                    <a:prstGeom prst="rect">
-                      <a:avLst/>
-                    </a:prstGeom>
-                    <a:noFill/>
-                    <a:ln w="9525">
-                      <a:noFill/>
-                      <a:headEnd/>
-                      <a:tailEnd/>
-                    </a:ln>
-                  </pic:spPr>
-                </pic:pic>
-              </a:graphicData>
-            </a:graphic>
-          </wp:inline>
-        </w:drawing>
-      </w:r>
-    </w:p>
-    <w:p>
-      <w:pPr>
-        <w:pStyle w:val="BodyText"/>
-      </w:pPr>
-      <w:r>
-        <w:t xml:space="preserve"> </w:t>
-      </w:r>
-    </w:p>
-    <w:p>
-      <w:pPr>
-        <w:pStyle w:val="BodyText"/>
-      </w:pPr>
-      <w:r>
-        <w:t xml:space="preserve">The following dashboard shows Tree Canopy Coverage at varying distances from postal code.</w:t>
-      </w:r>
-    </w:p>
-    <w:p>
-      <w:pPr>
-        <w:pStyle w:val="CaptionedFigure"/>
-      </w:pPr>
-      <w:r>
-        <w:drawing>
-          <wp:inline>
-            <wp:extent cx="5334000" cy="3200399"/>
-            <wp:effectExtent b="0" l="0" r="0" t="0"/>
-            <wp:docPr descr="Figure X: Tree Canopy Coverage Distributions." title="" id="46" name="Picture"/>
-            <a:graphic>
-              <a:graphicData uri="http://schemas.openxmlformats.org/drawingml/2006/picture">
-                <pic:pic>
-                  <pic:nvPicPr>
-                    <pic:cNvPr descr="Writing_files/Figures/tree_canopy_dashboard.png" id="47" name="Picture"/>
-                    <pic:cNvPicPr>
-                      <a:picLocks noChangeArrowheads="1" noChangeAspect="1"/>
-                    </pic:cNvPicPr>
-                  </pic:nvPicPr>
-                  <pic:blipFill>
-                    <a:blip r:embed="rId45"/>
-                    <a:stretch>
-                      <a:fillRect/>
-                    </a:stretch>
-                  </pic:blipFill>
-                  <pic:spPr bwMode="auto">
-                    <a:xfrm>
-                      <a:off x="0" y="0"/>
-                      <a:ext cx="5334000" cy="3200399"/>
-                    </a:xfrm>
-                    <a:prstGeom prst="rect">
-                      <a:avLst/>
-                    </a:prstGeom>
-                    <a:noFill/>
-                    <a:ln w="9525">
-                      <a:noFill/>
-                      <a:headEnd/>
-                      <a:tailEnd/>
-                    </a:ln>
-                  </pic:spPr>
-                </pic:pic>
-              </a:graphicData>
-            </a:graphic>
-          </wp:inline>
-        </w:drawing>
-      </w:r>
-    </w:p>
-    <w:p>
-      <w:pPr>
-        <w:pStyle w:val="ImageCaption"/>
-      </w:pPr>
-      <w:r>
-        <w:t xml:space="preserve">Figure X: Tree Canopy Coverage Distributions.</w:t>
-      </w:r>
-    </w:p>
-    <w:bookmarkEnd w:id="48"/>
-    <w:bookmarkStart w:id="55" w:name="vegetative-greenness-fractions"/>
-    <w:p>
-      <w:pPr>
-        <w:pStyle w:val="Heading3"/>
-      </w:pPr>
-      <w:r>
-        <w:t xml:space="preserve">2.3.4 Vegetative greenness fractions</w:t>
-      </w:r>
-    </w:p>
-    <w:p>
-      <w:pPr>
-        <w:pStyle w:val="FirstParagraph"/>
-      </w:pPr>
-      <w:r>
-        <w:t xml:space="preserve">Vegetative greenness fractions: Users can interpret values as the percentage of green vegetation within each 30 m by 30 m pixel, but vegetative greenness fraction values are an indication of both the area coverage and intensity (i.e., strength of spectral signal) of all green vegetation within a 30 m by 30 m pixel. For instance, built environment factors (e.g. housing, asphalt) as well as tree canopy are accounted for in analysis, and therefore the presence of roads and buildings underneath canopy can yield lower greenness values. Water pixels were masked out using the Statistics Canada 2016 census water boundary files. CANUE staff assigned values to postal codes (1984-2016) as annual metrics and by calculating the mean and maximum of pixel level greenness within buffers of 100, 250, 500, and 1000 m. Source:</w:t>
-      </w:r>
-      <w:hyperlink r:id="rId41">
-        <w:r>
-          <w:rPr>
-            <w:rStyle w:val="Hyperlink"/>
-          </w:rPr>
-          <w:t xml:space="preserve">CANUE metadata</w:t>
-        </w:r>
-      </w:hyperlink>
-    </w:p>
-    <w:p>
-      <w:pPr>
-        <w:pStyle w:val="BodyText"/>
-      </w:pPr>
-      <w:r>
-        <w:drawing>
-          <wp:inline>
-            <wp:extent cx="5334000" cy="1995094"/>
-            <wp:effectExtent b="0" l="0" r="0" t="0"/>
-            <wp:docPr descr="" title="" id="50" name="Picture"/>
-            <a:graphic>
-              <a:graphicData uri="http://schemas.openxmlformats.org/drawingml/2006/picture">
-                <pic:pic>
-                  <pic:nvPicPr>
-                    <pic:cNvPr descr="Writing_files/Tables/Table_percentveg.png" id="51" name="Picture"/>
-                    <pic:cNvPicPr>
-                      <a:picLocks noChangeArrowheads="1" noChangeAspect="1"/>
-                    </pic:cNvPicPr>
-                  </pic:nvPicPr>
-                  <pic:blipFill>
-                    <a:blip r:embed="rId49"/>
-                    <a:stretch>
-                      <a:fillRect/>
-                    </a:stretch>
-                  </pic:blipFill>
-                  <pic:spPr bwMode="auto">
-                    <a:xfrm>
-                      <a:off x="0" y="0"/>
-                      <a:ext cx="5334000" cy="1995094"/>
-                    </a:xfrm>
-                    <a:prstGeom prst="rect">
-                      <a:avLst/>
-                    </a:prstGeom>
-                    <a:noFill/>
-                    <a:ln w="9525">
-                      <a:noFill/>
-                      <a:headEnd/>
-                      <a:tailEnd/>
-                    </a:ln>
-                  </pic:spPr>
-                </pic:pic>
-              </a:graphicData>
-            </a:graphic>
-          </wp:inline>
-        </w:drawing>
-      </w:r>
-    </w:p>
-    <w:p>
-      <w:pPr>
-        <w:pStyle w:val="BodyText"/>
-      </w:pPr>
-      <w:r>
-        <w:t xml:space="preserve"> </w:t>
-      </w:r>
-    </w:p>
-    <w:p>
-      <w:pPr>
-        <w:pStyle w:val="BodyText"/>
-      </w:pPr>
-      <w:r>
-        <w:t xml:space="preserve">The following dashboard shows percent vegetative greenness at different distances from postal code centre (both mean of annual and maximum of annual).</w:t>
-      </w:r>
-    </w:p>
-    <w:p>
-      <w:pPr>
-        <w:pStyle w:val="CaptionedFigure"/>
-      </w:pPr>
-      <w:r>
-        <w:drawing>
-          <wp:inline>
-            <wp:extent cx="5334000" cy="4267199"/>
-            <wp:effectExtent b="0" l="0" r="0" t="0"/>
-            <wp:docPr descr="Figure X: Percent vegetative greenness." title="" id="53" name="Picture"/>
-            <a:graphic>
-              <a:graphicData uri="http://schemas.openxmlformats.org/drawingml/2006/picture">
-                <pic:pic>
-                  <pic:nvPicPr>
-                    <pic:cNvPr descr="Writing_files/Figures/greenness_dashboard.png" id="54" name="Picture"/>
-                    <pic:cNvPicPr>
-                      <a:picLocks noChangeArrowheads="1" noChangeAspect="1"/>
-                    </pic:cNvPicPr>
-                  </pic:nvPicPr>
-                  <pic:blipFill>
-                    <a:blip r:embed="rId52"/>
-                    <a:stretch>
-                      <a:fillRect/>
-                    </a:stretch>
-                  </pic:blipFill>
-                  <pic:spPr bwMode="auto">
-                    <a:xfrm>
-                      <a:off x="0" y="0"/>
-                      <a:ext cx="5334000" cy="4267199"/>
-                    </a:xfrm>
-                    <a:prstGeom prst="rect">
-                      <a:avLst/>
-                    </a:prstGeom>
-                    <a:noFill/>
-                    <a:ln w="9525">
-                      <a:noFill/>
-                      <a:headEnd/>
-                      <a:tailEnd/>
-                    </a:ln>
-                  </pic:spPr>
-                </pic:pic>
-              </a:graphicData>
-            </a:graphic>
-          </wp:inline>
-        </w:drawing>
-      </w:r>
-    </w:p>
-    <w:p>
-      <w:pPr>
-        <w:pStyle w:val="ImageCaption"/>
-      </w:pPr>
-      <w:r>
-        <w:t xml:space="preserve">Figure X: Percent vegetative greenness.</w:t>
-      </w:r>
-    </w:p>
-    <w:bookmarkEnd w:id="55"/>
-    <w:bookmarkStart w:id="62" w:name="ndvi"/>
-    <w:p>
-      <w:pPr>
-        <w:pStyle w:val="Heading3"/>
-      </w:pPr>
-      <w:r>
-        <w:t xml:space="preserve">2.3.5 NDVI</w:t>
-      </w:r>
-    </w:p>
-    <w:p>
-      <w:pPr>
-        <w:pStyle w:val="FirstParagraph"/>
-      </w:pPr>
-      <w:r>
-        <w:t xml:space="preserve">Annual maximum NDVI calculated by Google from Landsat 5 and Landsat 8 were accessed via Google Earth Engine. These composites are created from all the scenes in each annual period beginning from the first day of the year and continuing to the last day of the year. All the images from each year are included in the composite, with the greenest pixel as the composite value, where the greenest pixel is the maximum value of the Normalized Difference Vegetation Index (NDVI). No data were available for 2012, due to decommissioning of Landsat 5 in 2011 prior to the start of Landsat 8 in 2013. No cross-calibration between the sensors was performed, please be aware there may be small bias differences between NDVI values calculated using Landsat 5 and Landsat 8. Final NDVI metrics were linked to all 6-digit DMTI Spatial single link postal code locations in Canada, and for surrounding areas within 100m, 250m, 500m, and 1km.</w:t>
-      </w:r>
-      <w:r>
-        <w:t xml:space="preserve"> </w:t>
-      </w:r>
-      <w:hyperlink r:id="rId41">
-        <w:r>
-          <w:rPr>
-            <w:rStyle w:val="Hyperlink"/>
-          </w:rPr>
-          <w:t xml:space="preserve">CANUE metadata</w:t>
-        </w:r>
-      </w:hyperlink>
-    </w:p>
-    <w:p>
-      <w:pPr>
-        <w:pStyle w:val="BodyText"/>
-      </w:pPr>
-      <w:r>
-        <w:t xml:space="preserve">Looked at maximum of annual mean Normalized Difference Vegetation Index (NDVI) within 500m.</w:t>
-      </w:r>
-    </w:p>
-    <w:p>
-      <w:pPr>
-        <w:pStyle w:val="BodyText"/>
-      </w:pPr>
-      <w:r>
-        <w:drawing>
-          <wp:inline>
-            <wp:extent cx="5334000" cy="718136"/>
-            <wp:effectExtent b="0" l="0" r="0" t="0"/>
-            <wp:docPr descr="" title="" id="57" name="Picture"/>
-            <a:graphic>
-              <a:graphicData uri="http://schemas.openxmlformats.org/drawingml/2006/picture">
-                <pic:pic>
-                  <pic:nvPicPr>
-                    <pic:cNvPr descr="Writing_files/Tables/Table_ndvi.png" id="58" name="Picture"/>
-                    <pic:cNvPicPr>
-                      <a:picLocks noChangeArrowheads="1" noChangeAspect="1"/>
-                    </pic:cNvPicPr>
-                  </pic:nvPicPr>
-                  <pic:blipFill>
-                    <a:blip r:embed="rId56"/>
-                    <a:stretch>
-                      <a:fillRect/>
-                    </a:stretch>
-                  </pic:blipFill>
-                  <pic:spPr bwMode="auto">
-                    <a:xfrm>
-                      <a:off x="0" y="0"/>
-                      <a:ext cx="5334000" cy="718136"/>
-                    </a:xfrm>
-                    <a:prstGeom prst="rect">
-                      <a:avLst/>
-                    </a:prstGeom>
-                    <a:noFill/>
-                    <a:ln w="9525">
-                      <a:noFill/>
-                      <a:headEnd/>
-                      <a:tailEnd/>
-                    </a:ln>
-                  </pic:spPr>
-                </pic:pic>
-              </a:graphicData>
-            </a:graphic>
-          </wp:inline>
-        </w:drawing>
-      </w:r>
-    </w:p>
-    <w:p>
-      <w:pPr>
-        <w:pStyle w:val="BodyText"/>
-      </w:pPr>
-      <w:r>
-        <w:t xml:space="preserve"> </w:t>
-      </w:r>
-    </w:p>
-    <w:p>
-      <w:pPr>
-        <w:pStyle w:val="CaptionedFigure"/>
-      </w:pPr>
-      <w:r>
-        <w:drawing>
-          <wp:inline>
-            <wp:extent cx="4267200" cy="3413760"/>
-            <wp:effectExtent b="0" l="0" r="0" t="0"/>
-            <wp:docPr descr="Figure X: Maximum Annual NDVI within 500m of postal code." title="" id="60" name="Picture"/>
-            <a:graphic>
-              <a:graphicData uri="http://schemas.openxmlformats.org/drawingml/2006/picture">
-                <pic:pic>
-                  <pic:nvPicPr>
-                    <pic:cNvPr descr="Writing_files/Figures/ndvi_500m_histogram.png" id="61" name="Picture"/>
-                    <pic:cNvPicPr>
-                      <a:picLocks noChangeArrowheads="1" noChangeAspect="1"/>
-                    </pic:cNvPicPr>
-                  </pic:nvPicPr>
-                  <pic:blipFill>
-                    <a:blip r:embed="rId59"/>
-                    <a:stretch>
-                      <a:fillRect/>
-                    </a:stretch>
-                  </pic:blipFill>
-                  <pic:spPr bwMode="auto">
-                    <a:xfrm>
-                      <a:off x="0" y="0"/>
-                      <a:ext cx="4267200" cy="3413760"/>
-                    </a:xfrm>
-                    <a:prstGeom prst="rect">
-                      <a:avLst/>
-                    </a:prstGeom>
-                    <a:noFill/>
-                    <a:ln w="9525">
-                      <a:noFill/>
-                      <a:headEnd/>
-                      <a:tailEnd/>
-                    </a:ln>
-                  </pic:spPr>
-                </pic:pic>
-              </a:graphicData>
-            </a:graphic>
-          </wp:inline>
-        </w:drawing>
-      </w:r>
-    </w:p>
-    <w:p>
-      <w:pPr>
-        <w:pStyle w:val="ImageCaption"/>
-      </w:pPr>
-      <w:r>
-        <w:t xml:space="preserve">Figure X: Maximum Annual NDVI within 500m of postal code.</w:t>
-      </w:r>
-    </w:p>
-    <w:bookmarkEnd w:id="62"/>
-    <w:bookmarkStart w:id="66" w:name="X2fad0ae94991d467cb579fef1f4b50f630f3177"/>
-    <w:p>
-      <w:pPr>
-        <w:pStyle w:val="Heading3"/>
-      </w:pPr>
-      <w:r>
-        <w:t xml:space="preserve">2.3.6 Length of roads within varying distances of postal code center</w:t>
-      </w:r>
-    </w:p>
-    <w:p>
-      <w:pPr>
-        <w:pStyle w:val="FirstParagraph"/>
-      </w:pPr>
-      <w:r>
-        <w:t xml:space="preserve">length of local/major roads within 200 m of 6 digit postal code center (2013)</w:t>
-      </w:r>
-      <w:r>
-        <w:t xml:space="preserve"> </w:t>
-      </w:r>
-      <w:r>
-        <w:t xml:space="preserve">length of primary highway/expressway within 200 m of 6 digit postal code center (2013)</w:t>
-      </w:r>
-    </w:p>
-    <w:p>
-      <w:pPr>
-        <w:pStyle w:val="BodyText"/>
-      </w:pPr>
-      <w:r>
-        <w:drawing>
-          <wp:inline>
-            <wp:extent cx="5334000" cy="714886"/>
-            <wp:effectExtent b="0" l="0" r="0" t="0"/>
-            <wp:docPr descr="" title="" id="64" name="Picture"/>
-            <a:graphic>
-              <a:graphicData uri="http://schemas.openxmlformats.org/drawingml/2006/picture">
-                <pic:pic>
-                  <pic:nvPicPr>
-                    <pic:cNvPr descr="Writing_files/Tables/Table_roads.png" id="65" name="Picture"/>
-                    <pic:cNvPicPr>
-                      <a:picLocks noChangeArrowheads="1" noChangeAspect="1"/>
-                    </pic:cNvPicPr>
-                  </pic:nvPicPr>
-                  <pic:blipFill>
-                    <a:blip r:embed="rId63"/>
+                    <a:blip r:embed="rId140"/>
                     <a:stretch>
                       <a:fillRect/>
                     </a:stretch>
@@ -1251,964 +2654,24 @@
         <w:t xml:space="preserve"> </w:t>
       </w:r>
     </w:p>
+    <w:bookmarkEnd w:id="143"/>
+    <w:bookmarkEnd w:id="144"/>
+    <w:bookmarkStart w:id="152" w:name="references"/>
+    <w:p>
+      <w:pPr>
+        <w:pStyle w:val="Heading1"/>
+      </w:pPr>
+      <w:r>
+        <w:t xml:space="preserve">References</w:t>
+      </w:r>
+    </w:p>
     <w:p>
       <w:r>
         <w:br w:type="page"/>
       </w:r>
     </w:p>
-    <w:bookmarkEnd w:id="66"/>
-    <w:bookmarkEnd w:id="67"/>
-    <w:bookmarkStart w:id="68" w:name="aging-outcomes"/>
-    <w:p>
-      <w:pPr>
-        <w:pStyle w:val="Heading2"/>
-      </w:pPr>
-      <w:r>
-        <w:t xml:space="preserve">2.4 Aging Outcomes</w:t>
-      </w:r>
-    </w:p>
-    <w:p>
-      <w:r>
-        <w:br w:type="page"/>
-      </w:r>
-    </w:p>
-    <w:bookmarkEnd w:id="68"/>
-    <w:bookmarkEnd w:id="69"/>
-    <w:bookmarkStart w:id="118" w:name="environmental-variables-by-income"/>
-    <w:p>
-      <w:pPr>
-        <w:pStyle w:val="Heading1"/>
-      </w:pPr>
-      <w:r>
-        <w:t xml:space="preserve">3.0 Environmental variables by income</w:t>
-      </w:r>
-    </w:p>
-    <w:bookmarkStart w:id="89" w:name="air-pollution-by-income-group"/>
-    <w:p>
-      <w:pPr>
-        <w:pStyle w:val="Heading2"/>
-      </w:pPr>
-      <w:r>
-        <w:t xml:space="preserve">3.1 Air Pollution by Income Group</w:t>
-      </w:r>
-    </w:p>
-    <w:p>
-      <w:pPr>
-        <w:pStyle w:val="FirstParagraph"/>
-      </w:pPr>
-      <w:r>
-        <w:t xml:space="preserve">All of the air pollution variables are 1 year averages prior to the first interview date, and are averages of National Air Pollution Surveillance station (NAPS) locations within 50 km.</w:t>
-      </w:r>
-      <w:r>
-        <w:t xml:space="preserve"> </w:t>
-      </w:r>
-      <w:r>
-        <w:t xml:space="preserve">PM2.5 is measured in microgram/m</w:t>
-      </w:r>
-      <m:oMath>
-        <m:sSup>
-          <m:e>
-            <m:r>
-              <m:t>​</m:t>
-            </m:r>
-          </m:e>
-          <m:sup>
-            <m:r>
-              <m:t>3</m:t>
-            </m:r>
-          </m:sup>
-        </m:sSup>
-      </m:oMath>
-      <w:r>
-        <w:t xml:space="preserve">. The other air pollution variables are measured in parts per billion (ppb).</w:t>
-      </w:r>
-    </w:p>
-    <w:p>
-      <w:pPr>
-        <w:pStyle w:val="CaptionedFigure"/>
-      </w:pPr>
-      <w:r>
-        <w:drawing>
-          <wp:inline>
-            <wp:extent cx="5867400" cy="4767262"/>
-            <wp:effectExtent b="0" l="0" r="0" t="0"/>
-            <wp:docPr descr="Figure X: Air pollution measures by income group." title="" id="71" name="Picture"/>
-            <a:graphic>
-              <a:graphicData uri="http://schemas.openxmlformats.org/drawingml/2006/picture">
-                <pic:pic>
-                  <pic:nvPicPr>
-                    <pic:cNvPr descr="Writing_files/Figures/air_pollution_income_dashboard.png" id="72" name="Picture"/>
-                    <pic:cNvPicPr>
-                      <a:picLocks noChangeArrowheads="1" noChangeAspect="1"/>
-                    </pic:cNvPicPr>
-                  </pic:nvPicPr>
-                  <pic:blipFill>
-                    <a:blip r:embed="rId70"/>
-                    <a:stretch>
-                      <a:fillRect/>
-                    </a:stretch>
-                  </pic:blipFill>
-                  <pic:spPr bwMode="auto">
-                    <a:xfrm>
-                      <a:off x="0" y="0"/>
-                      <a:ext cx="5867400" cy="4767262"/>
-                    </a:xfrm>
-                    <a:prstGeom prst="rect">
-                      <a:avLst/>
-                    </a:prstGeom>
-                    <a:noFill/>
-                    <a:ln w="9525">
-                      <a:noFill/>
-                      <a:headEnd/>
-                      <a:tailEnd/>
-                    </a:ln>
-                  </pic:spPr>
-                </pic:pic>
-              </a:graphicData>
-            </a:graphic>
-          </wp:inline>
-        </w:drawing>
-      </w:r>
-    </w:p>
-    <w:p>
-      <w:pPr>
-        <w:pStyle w:val="ImageCaption"/>
-      </w:pPr>
-      <w:r>
-        <w:t xml:space="preserve">Figure X: Air pollution measures by income group.</w:t>
-      </w:r>
-    </w:p>
-    <w:p>
-      <w:pPr>
-        <w:pStyle w:val="CaptionedFigure"/>
-      </w:pPr>
-      <w:r>
-        <w:drawing>
-          <wp:inline>
-            <wp:extent cx="4267200" cy="2489200"/>
-            <wp:effectExtent b="0" l="0" r="0" t="0"/>
-            <wp:docPr descr="Figure X: Annual average PM2.5 by household income group" title="" id="74" name="Picture"/>
-            <a:graphic>
-              <a:graphicData uri="http://schemas.openxmlformats.org/drawingml/2006/picture">
-                <pic:pic>
-                  <pic:nvPicPr>
-                    <pic:cNvPr descr="Writing_files/Figures/PM2.5_by_income_group.png" id="75" name="Picture"/>
-                    <pic:cNvPicPr>
-                      <a:picLocks noChangeArrowheads="1" noChangeAspect="1"/>
-                    </pic:cNvPicPr>
-                  </pic:nvPicPr>
-                  <pic:blipFill>
-                    <a:blip r:embed="rId73"/>
-                    <a:stretch>
-                      <a:fillRect/>
-                    </a:stretch>
-                  </pic:blipFill>
-                  <pic:spPr bwMode="auto">
-                    <a:xfrm>
-                      <a:off x="0" y="0"/>
-                      <a:ext cx="4267200" cy="2489200"/>
-                    </a:xfrm>
-                    <a:prstGeom prst="rect">
-                      <a:avLst/>
-                    </a:prstGeom>
-                    <a:noFill/>
-                    <a:ln w="9525">
-                      <a:noFill/>
-                      <a:headEnd/>
-                      <a:tailEnd/>
-                    </a:ln>
-                  </pic:spPr>
-                </pic:pic>
-              </a:graphicData>
-            </a:graphic>
-          </wp:inline>
-        </w:drawing>
-      </w:r>
-    </w:p>
-    <w:p>
-      <w:pPr>
-        <w:pStyle w:val="ImageCaption"/>
-      </w:pPr>
-      <w:r>
-        <w:t xml:space="preserve">Figure X: Annual average PM2.5 by household income group</w:t>
-      </w:r>
-    </w:p>
-    <w:p>
-      <w:pPr>
-        <w:pStyle w:val="BodyText"/>
-      </w:pPr>
-    </w:p>
-    <w:p>
-      <w:pPr>
-        <w:pStyle w:val="BodyText"/>
-      </w:pPr>
-      <w:r>
-        <w:t xml:space="preserve">The figure below shows PM2.5 median by income group, which more clearly shows a trend, though the differences within PM2.5 exposure appear small. However, the World Health Organization PM2.5 annual air quality guideline level is 5 ug/m3, as effects can occur at lower levels of exposure.</w:t>
-      </w:r>
-      <w:r>
-        <w:t xml:space="preserve"> </w:t>
-      </w:r>
-      <w:hyperlink r:id="rId76">
-        <w:r>
-          <w:rPr>
-            <w:rStyle w:val="Hyperlink"/>
-          </w:rPr>
-          <w:t xml:space="preserve">https://iris.who.int/server/api/core/bitstreams/551b515e-2a32-4e1a-a58c-cdaecd395b19/content</w:t>
-        </w:r>
-      </w:hyperlink>
-      <w:r>
-        <w:t xml:space="preserve"> </w:t>
-      </w:r>
-      <w:r>
-        <w:t xml:space="preserve">Knowing this, even small differences in this exposure could make a difference in health impacts.</w:t>
-      </w:r>
-    </w:p>
-    <w:p>
-      <w:pPr>
-        <w:pStyle w:val="BodyText"/>
-      </w:pPr>
-      <w:r>
-        <w:drawing>
-          <wp:inline>
-            <wp:extent cx="5334000" cy="3556000"/>
-            <wp:effectExtent b="0" l="0" r="0" t="0"/>
-            <wp:docPr descr="" title="" id="78" name="Picture"/>
-            <a:graphic>
-              <a:graphicData uri="http://schemas.openxmlformats.org/drawingml/2006/picture">
-                <pic:pic>
-                  <pic:nvPicPr>
-                    <pic:cNvPr descr="Writing_files/Figures/pm25_median_dot.png" id="79" name="Picture"/>
-                    <pic:cNvPicPr>
-                      <a:picLocks noChangeArrowheads="1" noChangeAspect="1"/>
-                    </pic:cNvPicPr>
-                  </pic:nvPicPr>
-                  <pic:blipFill>
-                    <a:blip r:embed="rId77"/>
-                    <a:stretch>
-                      <a:fillRect/>
-                    </a:stretch>
-                  </pic:blipFill>
-                  <pic:spPr bwMode="auto">
-                    <a:xfrm>
-                      <a:off x="0" y="0"/>
-                      <a:ext cx="5334000" cy="3556000"/>
-                    </a:xfrm>
-                    <a:prstGeom prst="rect">
-                      <a:avLst/>
-                    </a:prstGeom>
-                    <a:noFill/>
-                    <a:ln w="9525">
-                      <a:noFill/>
-                      <a:headEnd/>
-                      <a:tailEnd/>
-                    </a:ln>
-                  </pic:spPr>
-                </pic:pic>
-              </a:graphicData>
-            </a:graphic>
-          </wp:inline>
-        </w:drawing>
-      </w:r>
-    </w:p>
-    <w:p>
-      <w:r>
-        <w:br w:type="page"/>
-      </w:r>
-    </w:p>
-    <w:p>
-      <w:pPr>
-        <w:pStyle w:val="CaptionedFigure"/>
-      </w:pPr>
-      <w:r>
-        <w:drawing>
-          <wp:inline>
-            <wp:extent cx="4267200" cy="2489200"/>
-            <wp:effectExtent b="0" l="0" r="0" t="0"/>
-            <wp:docPr descr="Figure X: Annual average NO2 concentration by household income group" title="" id="81" name="Picture"/>
-            <a:graphic>
-              <a:graphicData uri="http://schemas.openxmlformats.org/drawingml/2006/picture">
-                <pic:pic>
-                  <pic:nvPicPr>
-                    <pic:cNvPr descr="Writing_files/Figures/NO2_by_income_group.png" id="82" name="Picture"/>
-                    <pic:cNvPicPr>
-                      <a:picLocks noChangeArrowheads="1" noChangeAspect="1"/>
-                    </pic:cNvPicPr>
-                  </pic:nvPicPr>
-                  <pic:blipFill>
-                    <a:blip r:embed="rId80"/>
-                    <a:stretch>
-                      <a:fillRect/>
-                    </a:stretch>
-                  </pic:blipFill>
-                  <pic:spPr bwMode="auto">
-                    <a:xfrm>
-                      <a:off x="0" y="0"/>
-                      <a:ext cx="4267200" cy="2489200"/>
-                    </a:xfrm>
-                    <a:prstGeom prst="rect">
-                      <a:avLst/>
-                    </a:prstGeom>
-                    <a:noFill/>
-                    <a:ln w="9525">
-                      <a:noFill/>
-                      <a:headEnd/>
-                      <a:tailEnd/>
-                    </a:ln>
-                  </pic:spPr>
-                </pic:pic>
-              </a:graphicData>
-            </a:graphic>
-          </wp:inline>
-        </w:drawing>
-      </w:r>
-    </w:p>
-    <w:p>
-      <w:pPr>
-        <w:pStyle w:val="ImageCaption"/>
-      </w:pPr>
-      <w:r>
-        <w:t xml:space="preserve">Figure X: Annual average NO2 concentration by household income group</w:t>
-      </w:r>
-    </w:p>
-    <w:p>
-      <w:r>
-        <w:br w:type="page"/>
-      </w:r>
-    </w:p>
-    <w:p>
-      <w:pPr>
-        <w:pStyle w:val="CaptionedFigure"/>
-      </w:pPr>
-      <w:r>
-        <w:drawing>
-          <wp:inline>
-            <wp:extent cx="4267200" cy="2489200"/>
-            <wp:effectExtent b="0" l="0" r="0" t="0"/>
-            <wp:docPr descr="Figure X: Annual average SO2 concentration by household income group" title="" id="84" name="Picture"/>
-            <a:graphic>
-              <a:graphicData uri="http://schemas.openxmlformats.org/drawingml/2006/picture">
-                <pic:pic>
-                  <pic:nvPicPr>
-                    <pic:cNvPr descr="Writing_files/Figures/SO2_by_income_group.png" id="85" name="Picture"/>
-                    <pic:cNvPicPr>
-                      <a:picLocks noChangeArrowheads="1" noChangeAspect="1"/>
-                    </pic:cNvPicPr>
-                  </pic:nvPicPr>
-                  <pic:blipFill>
-                    <a:blip r:embed="rId83"/>
-                    <a:stretch>
-                      <a:fillRect/>
-                    </a:stretch>
-                  </pic:blipFill>
-                  <pic:spPr bwMode="auto">
-                    <a:xfrm>
-                      <a:off x="0" y="0"/>
-                      <a:ext cx="4267200" cy="2489200"/>
-                    </a:xfrm>
-                    <a:prstGeom prst="rect">
-                      <a:avLst/>
-                    </a:prstGeom>
-                    <a:noFill/>
-                    <a:ln w="9525">
-                      <a:noFill/>
-                      <a:headEnd/>
-                      <a:tailEnd/>
-                    </a:ln>
-                  </pic:spPr>
-                </pic:pic>
-              </a:graphicData>
-            </a:graphic>
-          </wp:inline>
-        </w:drawing>
-      </w:r>
-    </w:p>
-    <w:p>
-      <w:pPr>
-        <w:pStyle w:val="ImageCaption"/>
-      </w:pPr>
-      <w:r>
-        <w:t xml:space="preserve">Figure X: Annual average SO2 concentration by household income group</w:t>
-      </w:r>
-    </w:p>
-    <w:p>
-      <w:r>
-        <w:br w:type="page"/>
-      </w:r>
-    </w:p>
-    <w:p>
-      <w:pPr>
-        <w:pStyle w:val="CaptionedFigure"/>
-      </w:pPr>
-      <w:r>
-        <w:drawing>
-          <wp:inline>
-            <wp:extent cx="4267200" cy="2489200"/>
-            <wp:effectExtent b="0" l="0" r="0" t="0"/>
-            <wp:docPr descr="Figure X: Annual average Ozone concentration by household income group" title="" id="87" name="Picture"/>
-            <a:graphic>
-              <a:graphicData uri="http://schemas.openxmlformats.org/drawingml/2006/picture">
-                <pic:pic>
-                  <pic:nvPicPr>
-                    <pic:cNvPr descr="Writing_files/Figures/Ozone_by_income_group.png" id="88" name="Picture"/>
-                    <pic:cNvPicPr>
-                      <a:picLocks noChangeArrowheads="1" noChangeAspect="1"/>
-                    </pic:cNvPicPr>
-                  </pic:nvPicPr>
-                  <pic:blipFill>
-                    <a:blip r:embed="rId86"/>
-                    <a:stretch>
-                      <a:fillRect/>
-                    </a:stretch>
-                  </pic:blipFill>
-                  <pic:spPr bwMode="auto">
-                    <a:xfrm>
-                      <a:off x="0" y="0"/>
-                      <a:ext cx="4267200" cy="2489200"/>
-                    </a:xfrm>
-                    <a:prstGeom prst="rect">
-                      <a:avLst/>
-                    </a:prstGeom>
-                    <a:noFill/>
-                    <a:ln w="9525">
-                      <a:noFill/>
-                      <a:headEnd/>
-                      <a:tailEnd/>
-                    </a:ln>
-                  </pic:spPr>
-                </pic:pic>
-              </a:graphicData>
-            </a:graphic>
-          </wp:inline>
-        </w:drawing>
-      </w:r>
-    </w:p>
-    <w:p>
-      <w:pPr>
-        <w:pStyle w:val="ImageCaption"/>
-      </w:pPr>
-      <w:r>
-        <w:t xml:space="preserve">Figure X: Annual average Ozone concentration by household income group</w:t>
-      </w:r>
-    </w:p>
-    <w:p>
-      <w:r>
-        <w:br w:type="page"/>
-      </w:r>
-    </w:p>
-    <w:bookmarkEnd w:id="89"/>
-    <w:bookmarkStart w:id="93" w:name="condensation-problems-by-income-group"/>
-    <w:p>
-      <w:pPr>
-        <w:pStyle w:val="Heading2"/>
-      </w:pPr>
-      <w:r>
-        <w:t xml:space="preserve">3.2 Condensation problems by Income Group</w:t>
-      </w:r>
-    </w:p>
-    <w:p>
-      <w:pPr>
-        <w:pStyle w:val="FirstParagraph"/>
-      </w:pPr>
-      <w:r>
-        <w:t xml:space="preserve">54 participants had homes with condensation problems, while 1348 participants did not. The following figure shows the income distribution of participants who had condensation problems.</w:t>
-      </w:r>
-    </w:p>
-    <w:p>
-      <w:pPr>
-        <w:pStyle w:val="CaptionedFigure"/>
-      </w:pPr>
-      <w:r>
-        <w:drawing>
-          <wp:inline>
-            <wp:extent cx="4267200" cy="2489200"/>
-            <wp:effectExtent b="0" l="0" r="0" t="0"/>
-            <wp:docPr descr="Figure X: Number of homes with condensation by household income group" title="" id="91" name="Picture"/>
-            <a:graphic>
-              <a:graphicData uri="http://schemas.openxmlformats.org/drawingml/2006/picture">
-                <pic:pic>
-                  <pic:nvPicPr>
-                    <pic:cNvPr descr="Writing_files/Figures/Condensation_by_income_group.png" id="92" name="Picture"/>
-                    <pic:cNvPicPr>
-                      <a:picLocks noChangeArrowheads="1" noChangeAspect="1"/>
-                    </pic:cNvPicPr>
-                  </pic:nvPicPr>
-                  <pic:blipFill>
-                    <a:blip r:embed="rId90"/>
-                    <a:stretch>
-                      <a:fillRect/>
-                    </a:stretch>
-                  </pic:blipFill>
-                  <pic:spPr bwMode="auto">
-                    <a:xfrm>
-                      <a:off x="0" y="0"/>
-                      <a:ext cx="4267200" cy="2489200"/>
-                    </a:xfrm>
-                    <a:prstGeom prst="rect">
-                      <a:avLst/>
-                    </a:prstGeom>
-                    <a:noFill/>
-                    <a:ln w="9525">
-                      <a:noFill/>
-                      <a:headEnd/>
-                      <a:tailEnd/>
-                    </a:ln>
-                  </pic:spPr>
-                </pic:pic>
-              </a:graphicData>
-            </a:graphic>
-          </wp:inline>
-        </w:drawing>
-      </w:r>
-    </w:p>
-    <w:p>
-      <w:pPr>
-        <w:pStyle w:val="ImageCaption"/>
-      </w:pPr>
-      <w:r>
-        <w:t xml:space="preserve">Figure X: Number of homes with condensation by household income group</w:t>
-      </w:r>
-    </w:p>
-    <w:bookmarkEnd w:id="93"/>
-    <w:bookmarkStart w:id="109" w:name="tree-canopy-coverage-by-income-group"/>
-    <w:p>
-      <w:pPr>
-        <w:pStyle w:val="Heading2"/>
-      </w:pPr>
-      <w:r>
-        <w:t xml:space="preserve">3.3 Tree Canopy Coverage By Income Group</w:t>
-      </w:r>
-    </w:p>
-    <w:p>
-      <w:pPr>
-        <w:pStyle w:val="FirstParagraph"/>
-      </w:pPr>
-      <w:r>
-        <w:t xml:space="preserve">Figures X–X show tree canopy coverage (vegetation &gt;5m) by household income group across five spatial buffers (postal code, 100m, 250m, 500m, and 1km). Across all buffer sizes, the distribution of vegetation coverage was similar across income groups, with median values and interquartile ranges showing no consistent gradient. These findings suggest that in this sample of Canadian urban dwellers, tree canopy coverage is not meaningfully stratified by household income.</w:t>
-      </w:r>
-    </w:p>
-    <w:p>
-      <w:pPr>
-        <w:pStyle w:val="CaptionedFigure"/>
-      </w:pPr>
-      <w:r>
-        <w:drawing>
-          <wp:inline>
-            <wp:extent cx="4267200" cy="3413760"/>
-            <wp:effectExtent b="0" l="0" r="0" t="0"/>
-            <wp:docPr descr="Figure X: Vegetation cover (&gt;5m) by income group" title="" id="95" name="Picture"/>
-            <a:graphic>
-              <a:graphicData uri="http://schemas.openxmlformats.org/drawingml/2006/picture">
-                <pic:pic>
-                  <pic:nvPicPr>
-                    <pic:cNvPr descr="Writing_files/Figures/boxplot_vegetation_01.png" id="96" name="Picture"/>
-                    <pic:cNvPicPr>
-                      <a:picLocks noChangeArrowheads="1" noChangeAspect="1"/>
-                    </pic:cNvPicPr>
-                  </pic:nvPicPr>
-                  <pic:blipFill>
-                    <a:blip r:embed="rId94"/>
-                    <a:stretch>
-                      <a:fillRect/>
-                    </a:stretch>
-                  </pic:blipFill>
-                  <pic:spPr bwMode="auto">
-                    <a:xfrm>
-                      <a:off x="0" y="0"/>
-                      <a:ext cx="4267200" cy="3413760"/>
-                    </a:xfrm>
-                    <a:prstGeom prst="rect">
-                      <a:avLst/>
-                    </a:prstGeom>
-                    <a:noFill/>
-                    <a:ln w="9525">
-                      <a:noFill/>
-                      <a:headEnd/>
-                      <a:tailEnd/>
-                    </a:ln>
-                  </pic:spPr>
-                </pic:pic>
-              </a:graphicData>
-            </a:graphic>
-          </wp:inline>
-        </w:drawing>
-      </w:r>
-    </w:p>
-    <w:p>
-      <w:pPr>
-        <w:pStyle w:val="ImageCaption"/>
-      </w:pPr>
-      <w:r>
-        <w:t xml:space="preserve">Figure X: Vegetation cover (&gt;5m) by income group</w:t>
-      </w:r>
-    </w:p>
-    <w:p>
-      <w:pPr>
-        <w:pStyle w:val="CaptionedFigure"/>
-      </w:pPr>
-      <w:r>
-        <w:drawing>
-          <wp:inline>
-            <wp:extent cx="4267200" cy="3413760"/>
-            <wp:effectExtent b="0" l="0" r="0" t="0"/>
-            <wp:docPr descr="Figure X: Vegetation cover (&gt;5m) by income group, within 100m" title="" id="98" name="Picture"/>
-            <a:graphic>
-              <a:graphicData uri="http://schemas.openxmlformats.org/drawingml/2006/picture">
-                <pic:pic>
-                  <pic:nvPicPr>
-                    <pic:cNvPr descr="Writing_files/Figures/boxplot_vegetation_02.png" id="99" name="Picture"/>
-                    <pic:cNvPicPr>
-                      <a:picLocks noChangeArrowheads="1" noChangeAspect="1"/>
-                    </pic:cNvPicPr>
-                  </pic:nvPicPr>
-                  <pic:blipFill>
-                    <a:blip r:embed="rId97"/>
-                    <a:stretch>
-                      <a:fillRect/>
-                    </a:stretch>
-                  </pic:blipFill>
-                  <pic:spPr bwMode="auto">
-                    <a:xfrm>
-                      <a:off x="0" y="0"/>
-                      <a:ext cx="4267200" cy="3413760"/>
-                    </a:xfrm>
-                    <a:prstGeom prst="rect">
-                      <a:avLst/>
-                    </a:prstGeom>
-                    <a:noFill/>
-                    <a:ln w="9525">
-                      <a:noFill/>
-                      <a:headEnd/>
-                      <a:tailEnd/>
-                    </a:ln>
-                  </pic:spPr>
-                </pic:pic>
-              </a:graphicData>
-            </a:graphic>
-          </wp:inline>
-        </w:drawing>
-      </w:r>
-    </w:p>
-    <w:p>
-      <w:pPr>
-        <w:pStyle w:val="ImageCaption"/>
-      </w:pPr>
-      <w:r>
-        <w:t xml:space="preserve">Figure X: Vegetation cover (&gt;5m) by income group, within 100m</w:t>
-      </w:r>
-    </w:p>
-    <w:p>
-      <w:pPr>
-        <w:pStyle w:val="CaptionedFigure"/>
-      </w:pPr>
-      <w:r>
-        <w:drawing>
-          <wp:inline>
-            <wp:extent cx="4267200" cy="3413760"/>
-            <wp:effectExtent b="0" l="0" r="0" t="0"/>
-            <wp:docPr descr="Figure X: Vegetation cover (&gt;5m) by income group, within 250m" title="" id="101" name="Picture"/>
-            <a:graphic>
-              <a:graphicData uri="http://schemas.openxmlformats.org/drawingml/2006/picture">
-                <pic:pic>
-                  <pic:nvPicPr>
-                    <pic:cNvPr descr="Writing_files/Figures/boxplot_vegetation_03.png" id="102" name="Picture"/>
-                    <pic:cNvPicPr>
-                      <a:picLocks noChangeArrowheads="1" noChangeAspect="1"/>
-                    </pic:cNvPicPr>
-                  </pic:nvPicPr>
-                  <pic:blipFill>
-                    <a:blip r:embed="rId100"/>
-                    <a:stretch>
-                      <a:fillRect/>
-                    </a:stretch>
-                  </pic:blipFill>
-                  <pic:spPr bwMode="auto">
-                    <a:xfrm>
-                      <a:off x="0" y="0"/>
-                      <a:ext cx="4267200" cy="3413760"/>
-                    </a:xfrm>
-                    <a:prstGeom prst="rect">
-                      <a:avLst/>
-                    </a:prstGeom>
-                    <a:noFill/>
-                    <a:ln w="9525">
-                      <a:noFill/>
-                      <a:headEnd/>
-                      <a:tailEnd/>
-                    </a:ln>
-                  </pic:spPr>
-                </pic:pic>
-              </a:graphicData>
-            </a:graphic>
-          </wp:inline>
-        </w:drawing>
-      </w:r>
-    </w:p>
-    <w:p>
-      <w:pPr>
-        <w:pStyle w:val="ImageCaption"/>
-      </w:pPr>
-      <w:r>
-        <w:t xml:space="preserve">Figure X: Vegetation cover (&gt;5m) by income group, within 250m</w:t>
-      </w:r>
-    </w:p>
-    <w:p>
-      <w:pPr>
-        <w:pStyle w:val="CaptionedFigure"/>
-      </w:pPr>
-      <w:r>
-        <w:drawing>
-          <wp:inline>
-            <wp:extent cx="4267200" cy="3413760"/>
-            <wp:effectExtent b="0" l="0" r="0" t="0"/>
-            <wp:docPr descr="Figure X: Vegetation cover (&gt;5m) by income group, within 500m" title="" id="104" name="Picture"/>
-            <a:graphic>
-              <a:graphicData uri="http://schemas.openxmlformats.org/drawingml/2006/picture">
-                <pic:pic>
-                  <pic:nvPicPr>
-                    <pic:cNvPr descr="Writing_files/Figures/boxplot_vegetation_04.png" id="105" name="Picture"/>
-                    <pic:cNvPicPr>
-                      <a:picLocks noChangeArrowheads="1" noChangeAspect="1"/>
-                    </pic:cNvPicPr>
-                  </pic:nvPicPr>
-                  <pic:blipFill>
-                    <a:blip r:embed="rId103"/>
-                    <a:stretch>
-                      <a:fillRect/>
-                    </a:stretch>
-                  </pic:blipFill>
-                  <pic:spPr bwMode="auto">
-                    <a:xfrm>
-                      <a:off x="0" y="0"/>
-                      <a:ext cx="4267200" cy="3413760"/>
-                    </a:xfrm>
-                    <a:prstGeom prst="rect">
-                      <a:avLst/>
-                    </a:prstGeom>
-                    <a:noFill/>
-                    <a:ln w="9525">
-                      <a:noFill/>
-                      <a:headEnd/>
-                      <a:tailEnd/>
-                    </a:ln>
-                  </pic:spPr>
-                </pic:pic>
-              </a:graphicData>
-            </a:graphic>
-          </wp:inline>
-        </w:drawing>
-      </w:r>
-    </w:p>
-    <w:p>
-      <w:pPr>
-        <w:pStyle w:val="ImageCaption"/>
-      </w:pPr>
-      <w:r>
-        <w:t xml:space="preserve">Figure X: Vegetation cover (&gt;5m) by income group, within 500m</w:t>
-      </w:r>
-    </w:p>
-    <w:p>
-      <w:pPr>
-        <w:pStyle w:val="CaptionedFigure"/>
-      </w:pPr>
-      <w:r>
-        <w:drawing>
-          <wp:inline>
-            <wp:extent cx="4267200" cy="3413760"/>
-            <wp:effectExtent b="0" l="0" r="0" t="0"/>
-            <wp:docPr descr="Figure X: Vegetation cover (&gt;5m) by income group, within 1km" title="" id="107" name="Picture"/>
-            <a:graphic>
-              <a:graphicData uri="http://schemas.openxmlformats.org/drawingml/2006/picture">
-                <pic:pic>
-                  <pic:nvPicPr>
-                    <pic:cNvPr descr="Writing_files/Figures/boxplot_vegetation_05.png" id="108" name="Picture"/>
-                    <pic:cNvPicPr>
-                      <a:picLocks noChangeArrowheads="1" noChangeAspect="1"/>
-                    </pic:cNvPicPr>
-                  </pic:nvPicPr>
-                  <pic:blipFill>
-                    <a:blip r:embed="rId106"/>
-                    <a:stretch>
-                      <a:fillRect/>
-                    </a:stretch>
-                  </pic:blipFill>
-                  <pic:spPr bwMode="auto">
-                    <a:xfrm>
-                      <a:off x="0" y="0"/>
-                      <a:ext cx="4267200" cy="3413760"/>
-                    </a:xfrm>
-                    <a:prstGeom prst="rect">
-                      <a:avLst/>
-                    </a:prstGeom>
-                    <a:noFill/>
-                    <a:ln w="9525">
-                      <a:noFill/>
-                      <a:headEnd/>
-                      <a:tailEnd/>
-                    </a:ln>
-                  </pic:spPr>
-                </pic:pic>
-              </a:graphicData>
-            </a:graphic>
-          </wp:inline>
-        </w:drawing>
-      </w:r>
-    </w:p>
-    <w:p>
-      <w:pPr>
-        <w:pStyle w:val="ImageCaption"/>
-      </w:pPr>
-      <w:r>
-        <w:t xml:space="preserve">Figure X: Vegetation cover (&gt;5m) by income group, within 1km</w:t>
-      </w:r>
-    </w:p>
-    <w:bookmarkEnd w:id="109"/>
-    <w:bookmarkStart w:id="113" w:name="vegetative-greenness-fractions-by-income"/>
-    <w:p>
-      <w:pPr>
-        <w:pStyle w:val="Heading2"/>
-      </w:pPr>
-      <w:r>
-        <w:t xml:space="preserve">3.4 Vegetative greenness fractions by income</w:t>
-      </w:r>
-    </w:p>
-    <w:p>
-      <w:pPr>
-        <w:pStyle w:val="FirstParagraph"/>
-      </w:pPr>
-      <w:r>
-        <w:t xml:space="preserve">There is no pattern in vegetative greenness fraction by income group. The values are all clustered between 26–31%. This variable measures all green vegetation including grass, shrubs, parks.</w:t>
-      </w:r>
-    </w:p>
-    <w:p>
-      <w:pPr>
-        <w:pStyle w:val="BodyText"/>
-      </w:pPr>
-      <w:r>
-        <w:drawing>
-          <wp:inline>
-            <wp:extent cx="5238686" cy="1697297"/>
-            <wp:effectExtent b="0" l="0" r="0" t="0"/>
-            <wp:docPr descr="" title="" id="111" name="Picture"/>
-            <a:graphic>
-              <a:graphicData uri="http://schemas.openxmlformats.org/drawingml/2006/picture">
-                <pic:pic>
-                  <pic:nvPicPr>
-                    <pic:cNvPr descr="Writing_files/Tables/Table_veg_green_fraction_byincome.png" id="112" name="Picture"/>
-                    <pic:cNvPicPr>
-                      <a:picLocks noChangeArrowheads="1" noChangeAspect="1"/>
-                    </pic:cNvPicPr>
-                  </pic:nvPicPr>
-                  <pic:blipFill>
-                    <a:blip r:embed="rId110"/>
-                    <a:stretch>
-                      <a:fillRect/>
-                    </a:stretch>
-                  </pic:blipFill>
-                  <pic:spPr bwMode="auto">
-                    <a:xfrm>
-                      <a:off x="0" y="0"/>
-                      <a:ext cx="5238686" cy="1697297"/>
-                    </a:xfrm>
-                    <a:prstGeom prst="rect">
-                      <a:avLst/>
-                    </a:prstGeom>
-                    <a:noFill/>
-                    <a:ln w="9525">
-                      <a:noFill/>
-                      <a:headEnd/>
-                      <a:tailEnd/>
-                    </a:ln>
-                  </pic:spPr>
-                </pic:pic>
-              </a:graphicData>
-            </a:graphic>
-          </wp:inline>
-        </w:drawing>
-      </w:r>
-    </w:p>
-    <w:bookmarkEnd w:id="113"/>
-    <w:bookmarkStart w:id="117" w:name="ndvi-greenness-by-income-group"/>
-    <w:p>
-      <w:pPr>
-        <w:pStyle w:val="Heading2"/>
-      </w:pPr>
-      <w:r>
-        <w:t xml:space="preserve">3.5 NDVI (Greenness) by Income Group</w:t>
-      </w:r>
-    </w:p>
-    <w:p>
-      <w:pPr>
-        <w:pStyle w:val="CaptionedFigure"/>
-      </w:pPr>
-      <w:r>
-        <w:drawing>
-          <wp:inline>
-            <wp:extent cx="4267200" cy="2489200"/>
-            <wp:effectExtent b="0" l="0" r="0" t="0"/>
-            <wp:docPr descr="Figure X: Maximum NDVI within 500 m by household income group" title="" id="115" name="Picture"/>
-            <a:graphic>
-              <a:graphicData uri="http://schemas.openxmlformats.org/drawingml/2006/picture">
-                <pic:pic>
-                  <pic:nvPicPr>
-                    <pic:cNvPr descr="Writing_files/Figures/NDVI_by_income_group.png" id="116" name="Picture"/>
-                    <pic:cNvPicPr>
-                      <a:picLocks noChangeArrowheads="1" noChangeAspect="1"/>
-                    </pic:cNvPicPr>
-                  </pic:nvPicPr>
-                  <pic:blipFill>
-                    <a:blip r:embed="rId114"/>
-                    <a:stretch>
-                      <a:fillRect/>
-                    </a:stretch>
-                  </pic:blipFill>
-                  <pic:spPr bwMode="auto">
-                    <a:xfrm>
-                      <a:off x="0" y="0"/>
-                      <a:ext cx="4267200" cy="2489200"/>
-                    </a:xfrm>
-                    <a:prstGeom prst="rect">
-                      <a:avLst/>
-                    </a:prstGeom>
-                    <a:noFill/>
-                    <a:ln w="9525">
-                      <a:noFill/>
-                      <a:headEnd/>
-                      <a:tailEnd/>
-                    </a:ln>
-                  </pic:spPr>
-                </pic:pic>
-              </a:graphicData>
-            </a:graphic>
-          </wp:inline>
-        </w:drawing>
-      </w:r>
-    </w:p>
-    <w:p>
-      <w:pPr>
-        <w:pStyle w:val="ImageCaption"/>
-      </w:pPr>
-      <w:r>
-        <w:t xml:space="preserve">Figure X: Maximum NDVI within 500 m by household income group</w:t>
-      </w:r>
-    </w:p>
-    <w:bookmarkEnd w:id="117"/>
-    <w:bookmarkEnd w:id="118"/>
-    <w:bookmarkStart w:id="123" w:name="references"/>
-    <w:p>
-      <w:pPr>
-        <w:pStyle w:val="Heading1"/>
-      </w:pPr>
-      <w:r>
-        <w:t xml:space="preserve">References</w:t>
-      </w:r>
-    </w:p>
-    <w:p>
-      <w:r>
-        <w:br w:type="page"/>
-      </w:r>
-    </w:p>
-    <w:bookmarkStart w:id="122" w:name="refs"/>
-    <w:bookmarkStart w:id="120" w:name="ref-rainaCohortProfileCanadian2019"/>
+    <w:bookmarkStart w:id="151" w:name="refs"/>
+    <w:bookmarkStart w:id="146" w:name="ref-rainaCohortProfileCanadian2019"/>
     <w:p>
       <w:pPr>
         <w:pStyle w:val="Bibliography"/>
@@ -2238,7 +2701,7 @@
       <w:r>
         <w:t xml:space="preserve"> </w:t>
       </w:r>
-      <w:hyperlink r:id="rId119">
+      <w:hyperlink r:id="rId145">
         <w:r>
           <w:rPr>
             <w:rStyle w:val="Hyperlink"/>
@@ -2351,8 +2814,8 @@
         <w:t xml:space="preserve">, 1752–1753j (2019).</w:t>
       </w:r>
     </w:p>
-    <w:bookmarkEnd w:id="120"/>
-    <w:bookmarkStart w:id="121" w:name="ref-zotero-item-786"/>
+    <w:bookmarkEnd w:id="146"/>
+    <w:bookmarkStart w:id="147" w:name="ref-zotero-item-786"/>
     <w:p>
       <w:pPr>
         <w:pStyle w:val="Bibliography"/>
@@ -2456,9 +2919,117 @@
         <w:t xml:space="preserve">. (2022).</w:t>
       </w:r>
     </w:p>
-    <w:bookmarkEnd w:id="121"/>
-    <w:bookmarkEnd w:id="122"/>
-    <w:bookmarkEnd w:id="123"/>
+    <w:bookmarkEnd w:id="147"/>
+    <w:bookmarkStart w:id="148" w:name="ref-khanPositionalAccuracyGeocoding2018"/>
+    <w:p>
+      <w:pPr>
+        <w:pStyle w:val="Bibliography"/>
+      </w:pPr>
+      <w:r>
+        <w:t xml:space="preserve">3.</w:t>
+      </w:r>
+      <w:r>
+        <w:t xml:space="preserve"> </w:t>
+      </w:r>
+      <w:r>
+        <w:t xml:space="preserve">	</w:t>
+      </w:r>
+      <w:r>
+        <w:t xml:space="preserve">Khan, S., Pinault, L., Tjepkema, M. &amp; Wilkins, R. Positional accuracy of geocoding from residential postal codes versus full street addresses.</w:t>
+      </w:r>
+      <w:r>
+        <w:t xml:space="preserve"> </w:t>
+      </w:r>
+      <w:r>
+        <w:rPr>
+          <w:i/>
+          <w:iCs/>
+        </w:rPr>
+        <w:t xml:space="preserve">Health Reports</w:t>
+      </w:r>
+      <w:r>
+        <w:t xml:space="preserve"> </w:t>
+      </w:r>
+      <w:r>
+        <w:rPr>
+          <w:b/>
+          <w:bCs/>
+        </w:rPr>
+        <w:t xml:space="preserve">29</w:t>
+      </w:r>
+      <w:r>
+        <w:t xml:space="preserve">, 3–9 (2018).</w:t>
+      </w:r>
+    </w:p>
+    <w:bookmarkEnd w:id="148"/>
+    <w:bookmarkStart w:id="150" w:name="X1ca0a2f1b8d22b4ae496ed4e1b17dc3678829f4"/>
+    <w:p>
+      <w:pPr>
+        <w:pStyle w:val="Bibliography"/>
+      </w:pPr>
+      <w:r>
+        <w:t xml:space="preserve">4.</w:t>
+      </w:r>
+      <w:r>
+        <w:t xml:space="preserve"> </w:t>
+      </w:r>
+      <w:r>
+        <w:t xml:space="preserve">	</w:t>
+      </w:r>
+      <w:r>
+        <w:t xml:space="preserve">Sakhvidi, M. J. Z.</w:t>
+      </w:r>
+      <w:r>
+        <w:t xml:space="preserve"> </w:t>
+      </w:r>
+      <w:r>
+        <w:rPr>
+          <w:i/>
+          <w:iCs/>
+        </w:rPr>
+        <w:t xml:space="preserve">et al.</w:t>
+      </w:r>
+      <w:r>
+        <w:t xml:space="preserve"> </w:t>
+      </w:r>
+      <w:hyperlink r:id="rId149">
+        <w:r>
+          <w:rPr>
+            <w:rStyle w:val="Hyperlink"/>
+          </w:rPr>
+          <w:t xml:space="preserve">Methodological guidance for selecting buffers in greenspace–health studies</w:t>
+        </w:r>
+      </w:hyperlink>
+      <w:r>
+        <w:t xml:space="preserve">.</w:t>
+      </w:r>
+      <w:r>
+        <w:t xml:space="preserve"> </w:t>
+      </w:r>
+      <w:r>
+        <w:rPr>
+          <w:i/>
+          <w:iCs/>
+        </w:rPr>
+        <w:t xml:space="preserve">The Lancet Planetary Health</w:t>
+      </w:r>
+      <w:r>
+        <w:t xml:space="preserve"> </w:t>
+      </w:r>
+      <w:r>
+        <w:rPr>
+          <w:b/>
+          <w:bCs/>
+        </w:rPr>
+        <w:t xml:space="preserve">9</w:t>
+      </w:r>
+      <w:r>
+        <w:t xml:space="preserve">, (2025).</w:t>
+      </w:r>
+    </w:p>
+    <w:bookmarkEnd w:id="150"/>
+    <w:bookmarkEnd w:id="151"/>
+    <w:bookmarkEnd w:id="152"/>
     <w:sectPr>
       <w:footnotePr>
         <w:numRestart w:val="eachSect"/>

--- a/Writing.docx
+++ b/Writing.docx
@@ -47,7 +47,7 @@
         <w:pStyle w:val="Heading1"/>
       </w:pPr>
       <w:r>
-        <w:t xml:space="preserve">Description of Study and Sample</w:t>
+        <w:t xml:space="preserve">1 Description of Study and Sample</w:t>
       </w:r>
     </w:p>
     <w:bookmarkStart w:id="10" w:name="clsa-and-canue-data"/>
@@ -146,22 +146,22 @@
     </w:p>
     <w:bookmarkEnd w:id="11"/>
     <w:bookmarkEnd w:id="12"/>
-    <w:bookmarkStart w:id="85" w:name="descriptive-statistics"/>
+    <w:bookmarkStart w:id="87" w:name="descriptive-statistics"/>
     <w:p>
       <w:pPr>
         <w:pStyle w:val="Heading1"/>
       </w:pPr>
       <w:r>
-        <w:t xml:space="preserve">Descriptive Statistics</w:t>
-      </w:r>
-    </w:p>
-    <w:bookmarkStart w:id="16" w:name="missing-data-environmental"/>
+        <w:t xml:space="preserve">2 Descriptive Statistics</w:t>
+      </w:r>
+    </w:p>
+    <w:bookmarkStart w:id="19" w:name="missing-data"/>
     <w:p>
       <w:pPr>
         <w:pStyle w:val="Heading2"/>
       </w:pPr>
       <w:r>
-        <w:t xml:space="preserve">Missing data (environmental)</w:t>
+        <w:t xml:space="preserve">Missing data</w:t>
       </w:r>
     </w:p>
     <w:p>
@@ -171,14 +171,14 @@
       <w:r>
         <w:drawing>
           <wp:inline>
-            <wp:extent cx="3932837" cy="6651571"/>
+            <wp:extent cx="3593377" cy="5498632"/>
             <wp:effectExtent b="0" l="0" r="0" t="0"/>
             <wp:docPr descr="" title="" id="14" name="Picture"/>
             <a:graphic>
               <a:graphicData uri="http://schemas.openxmlformats.org/drawingml/2006/picture">
                 <pic:pic>
                   <pic:nvPicPr>
-                    <pic:cNvPr descr="Writing_files/Tables/Table_missing.png" id="15" name="Picture"/>
+                    <pic:cNvPr descr="Writing_files/Figures/missing_table.png" id="15" name="Picture"/>
                     <pic:cNvPicPr>
                       <a:picLocks noChangeArrowheads="1" noChangeAspect="1"/>
                     </pic:cNvPicPr>
@@ -192,7 +192,7 @@
                   <pic:spPr bwMode="auto">
                     <a:xfrm>
                       <a:off x="0" y="0"/>
-                      <a:ext cx="3932837" cy="6651571"/>
+                      <a:ext cx="3593377" cy="5498632"/>
                     </a:xfrm>
                     <a:prstGeom prst="rect">
                       <a:avLst/>
@@ -211,42 +211,6 @@
         </w:drawing>
       </w:r>
     </w:p>
-    <w:bookmarkEnd w:id="16"/>
-    <w:bookmarkStart w:id="17" w:name="missing-data-environmental-1"/>
-    <w:p>
-      <w:pPr>
-        <w:pStyle w:val="Heading2"/>
-      </w:pPr>
-      <w:r>
-        <w:t xml:space="preserve">Missing data (environmental)</w:t>
-      </w:r>
-    </w:p>
-    <w:p>
-      <w:pPr>
-        <w:pStyle w:val="FirstParagraph"/>
-      </w:pPr>
-      <w:r>
-        <w:t xml:space="preserve">** everything else</w:t>
-      </w:r>
-    </w:p>
-    <w:bookmarkEnd w:id="17"/>
-    <w:bookmarkStart w:id="24" w:name="demographics-age-sex-and-ethnicity"/>
-    <w:p>
-      <w:pPr>
-        <w:pStyle w:val="Heading2"/>
-      </w:pPr>
-      <w:r>
-        <w:t xml:space="preserve">Demographics: Age, sex, and ethnicity</w:t>
-      </w:r>
-    </w:p>
-    <w:p>
-      <w:pPr>
-        <w:pStyle w:val="FirstParagraph"/>
-      </w:pPr>
-      <w:r>
-        <w:t xml:space="preserve">Participants were 49.5% male and 50.5% female. The median age was 62 years old. The majority of participants self-reported their cultural background as White (95%).</w:t>
-      </w:r>
-    </w:p>
     <w:p>
       <w:pPr>
         <w:pStyle w:val="CaptionedFigure"/>
@@ -254,20 +218,93 @@
       <w:r>
         <w:drawing>
           <wp:inline>
-            <wp:extent cx="4267200" cy="3413760"/>
+            <wp:extent cx="5334000" cy="3111500"/>
             <wp:effectExtent b="0" l="0" r="0" t="0"/>
-            <wp:docPr descr="Figure X: Participant’s self-reported cultural background." title="" id="19" name="Picture"/>
+            <wp:docPr descr="Figure X: Missing data pattern across study variables" title="" id="17" name="Picture"/>
             <a:graphic>
               <a:graphicData uri="http://schemas.openxmlformats.org/drawingml/2006/picture">
                 <pic:pic>
                   <pic:nvPicPr>
-                    <pic:cNvPr descr="Writing_files/Figures/ethnicity_barplot.png" id="20" name="Picture"/>
+                    <pic:cNvPr descr="Writing_files/Figures/missing_plot.png" id="18" name="Picture"/>
                     <pic:cNvPicPr>
                       <a:picLocks noChangeArrowheads="1" noChangeAspect="1"/>
                     </pic:cNvPicPr>
                   </pic:nvPicPr>
                   <pic:blipFill>
-                    <a:blip r:embed="rId18"/>
+                    <a:blip r:embed="rId16"/>
+                    <a:stretch>
+                      <a:fillRect/>
+                    </a:stretch>
+                  </pic:blipFill>
+                  <pic:spPr bwMode="auto">
+                    <a:xfrm>
+                      <a:off x="0" y="0"/>
+                      <a:ext cx="5334000" cy="3111500"/>
+                    </a:xfrm>
+                    <a:prstGeom prst="rect">
+                      <a:avLst/>
+                    </a:prstGeom>
+                    <a:noFill/>
+                    <a:ln w="9525">
+                      <a:noFill/>
+                      <a:headEnd/>
+                      <a:tailEnd/>
+                    </a:ln>
+                  </pic:spPr>
+                </pic:pic>
+              </a:graphicData>
+            </a:graphic>
+          </wp:inline>
+        </w:drawing>
+      </w:r>
+    </w:p>
+    <w:p>
+      <w:pPr>
+        <w:pStyle w:val="ImageCaption"/>
+      </w:pPr>
+      <w:r>
+        <w:t xml:space="preserve">Figure X: Missing data pattern across study variables</w:t>
+      </w:r>
+    </w:p>
+    <w:bookmarkEnd w:id="19"/>
+    <w:bookmarkStart w:id="26" w:name="demographics-age-sex-and-ethnicity"/>
+    <w:p>
+      <w:pPr>
+        <w:pStyle w:val="Heading2"/>
+      </w:pPr>
+      <w:r>
+        <w:t xml:space="preserve">Demographics: Age, sex, and ethnicity</w:t>
+      </w:r>
+    </w:p>
+    <w:p>
+      <w:pPr>
+        <w:pStyle w:val="FirstParagraph"/>
+      </w:pPr>
+      <w:r>
+        <w:t xml:space="preserve">Participants were 49.5% male and 50.5% female. The median age was 62 years old. The majority of participants self-reported their cultural background as White (95%).</w:t>
+      </w:r>
+    </w:p>
+    <w:p>
+      <w:pPr>
+        <w:pStyle w:val="CaptionedFigure"/>
+      </w:pPr>
+      <w:r>
+        <w:drawing>
+          <wp:inline>
+            <wp:extent cx="4267200" cy="3413760"/>
+            <wp:effectExtent b="0" l="0" r="0" t="0"/>
+            <wp:docPr descr="Figure X: Participant’s self-reported cultural background." title="" id="21" name="Picture"/>
+            <a:graphic>
+              <a:graphicData uri="http://schemas.openxmlformats.org/drawingml/2006/picture">
+                <pic:pic>
+                  <pic:nvPicPr>
+                    <pic:cNvPr descr="Writing_files/Figures/ethnicity_barplot.png" id="22" name="Picture"/>
+                    <pic:cNvPicPr>
+                      <a:picLocks noChangeArrowheads="1" noChangeAspect="1"/>
+                    </pic:cNvPicPr>
+                  </pic:nvPicPr>
+                  <pic:blipFill>
+                    <a:blip r:embed="rId20"/>
                     <a:stretch>
                       <a:fillRect/>
                     </a:stretch>
@@ -327,18 +364,18 @@
           <wp:inline>
             <wp:extent cx="3312024" cy="3296733"/>
             <wp:effectExtent b="0" l="0" r="0" t="0"/>
-            <wp:docPr descr="" title="" id="22" name="Picture"/>
+            <wp:docPr descr="" title="" id="24" name="Picture"/>
             <a:graphic>
               <a:graphicData uri="http://schemas.openxmlformats.org/drawingml/2006/picture">
                 <pic:pic>
                   <pic:nvPicPr>
-                    <pic:cNvPr descr="Writing_files/Tables/Table_province.png" id="23" name="Picture"/>
+                    <pic:cNvPr descr="Writing_files/Tables/Table_province.png" id="25" name="Picture"/>
                     <pic:cNvPicPr>
                       <a:picLocks noChangeArrowheads="1" noChangeAspect="1"/>
                     </pic:cNvPicPr>
                   </pic:nvPicPr>
                   <pic:blipFill>
-                    <a:blip r:embed="rId21"/>
+                    <a:blip r:embed="rId23"/>
                     <a:stretch>
                       <a:fillRect/>
                     </a:stretch>
@@ -370,8 +407,8 @@
         <w:br w:type="page"/>
       </w:r>
     </w:p>
-    <w:bookmarkEnd w:id="24"/>
-    <w:bookmarkStart w:id="31" w:name="Xa4dd9197206551df31f8ea31c59a4c8bdbe75d3"/>
+    <w:bookmarkEnd w:id="26"/>
+    <w:bookmarkStart w:id="33" w:name="Xa4dd9197206551df31f8ea31c59a4c8bdbe75d3"/>
     <w:p>
       <w:pPr>
         <w:pStyle w:val="Heading2"/>
@@ -397,18 +434,18 @@
           <wp:inline>
             <wp:extent cx="4267200" cy="3413760"/>
             <wp:effectExtent b="0" l="0" r="0" t="0"/>
-            <wp:docPr descr="Figure X: Estimate of total household income received by all household members, from all sources, before taxes and deductions, in the past 12 months." title="" id="26" name="Picture"/>
+            <wp:docPr descr="Figure X: Estimate of total household income received by all household members, from all sources, before taxes and deductions, in the past 12 months." title="" id="28" name="Picture"/>
             <a:graphic>
               <a:graphicData uri="http://schemas.openxmlformats.org/drawingml/2006/picture">
                 <pic:pic>
                   <pic:nvPicPr>
-                    <pic:cNvPr descr="Writing_files/Figures/household_income_barplot.png" id="27" name="Picture"/>
+                    <pic:cNvPr descr="Writing_files/Figures/household_income_barplot.png" id="29" name="Picture"/>
                     <pic:cNvPicPr>
                       <a:picLocks noChangeArrowheads="1" noChangeAspect="1"/>
                     </pic:cNvPicPr>
                   </pic:nvPicPr>
                   <pic:blipFill>
-                    <a:blip r:embed="rId25"/>
+                    <a:blip r:embed="rId27"/>
                     <a:stretch>
                       <a:fillRect/>
                     </a:stretch>
@@ -465,18 +502,18 @@
           <wp:inline>
             <wp:extent cx="4267200" cy="3413760"/>
             <wp:effectExtent b="0" l="0" r="0" t="0"/>
-            <wp:docPr descr="Figure X: Approximate total value of savings and investments, including bank accounts, RRSPs, and financial investments." title="" id="29" name="Picture"/>
+            <wp:docPr descr="Figure X: Approximate total value of savings and investments, including bank accounts, RRSPs, and financial investments." title="" id="31" name="Picture"/>
             <a:graphic>
               <a:graphicData uri="http://schemas.openxmlformats.org/drawingml/2006/picture">
                 <pic:pic>
                   <pic:nvPicPr>
-                    <pic:cNvPr descr="Writing_files/Figures/savings_barplot.png" id="30" name="Picture"/>
+                    <pic:cNvPr descr="Writing_files/Figures/savings_barplot.png" id="32" name="Picture"/>
                     <pic:cNvPicPr>
                       <a:picLocks noChangeArrowheads="1" noChangeAspect="1"/>
                     </pic:cNvPicPr>
                   </pic:nvPicPr>
                   <pic:blipFill>
-                    <a:blip r:embed="rId28"/>
+                    <a:blip r:embed="rId30"/>
                     <a:stretch>
                       <a:fillRect/>
                     </a:stretch>
@@ -511,8 +548,8 @@
         <w:t xml:space="preserve">Figure X: Approximate total value of savings and investments, including bank accounts, RRSPs, and financial investments.</w:t>
       </w:r>
     </w:p>
-    <w:bookmarkEnd w:id="31"/>
-    <w:bookmarkStart w:id="83" w:name="environmental-exposure-variables"/>
+    <w:bookmarkEnd w:id="33"/>
+    <w:bookmarkStart w:id="85" w:name="environmental-exposure-variables"/>
     <w:p>
       <w:pPr>
         <w:pStyle w:val="Heading2"/>
@@ -521,7 +558,7 @@
         <w:t xml:space="preserve">Environmental Exposure variables</w:t>
       </w:r>
     </w:p>
-    <w:bookmarkStart w:id="50" w:name="air-pollution-measures"/>
+    <w:bookmarkStart w:id="52" w:name="air-pollution-measures"/>
     <w:p>
       <w:pPr>
         <w:pStyle w:val="Heading3"/>
@@ -549,13 +586,7 @@
         <w:t xml:space="preserve"> </w:t>
       </w:r>
       <w:r>
-        <w:t xml:space="preserve">pm25_1yr_com is the one-year average PM2.5 concentration (µg/m³) prior to each participant’s first interview date, calculated</w:t>
-      </w:r>
-      <w:r>
-        <w:t xml:space="preserve"> </w:t>
-      </w:r>
-      <w:r>
-        <w:t xml:space="preserve">as averages of National Air Pollution Surveillance station (NAPS) locations within 50 km. PM25DALYY_01_COM is a postal code-level annual average derived from the V5.GL.03 satellite dataset (1998–2021), which combines Aerosol Optical Depth retrievals from NASA’s MODIS, MISR, and SeaWiFS instruments with the GEOS-Chem chemical transport model, calibrated to ground observations via Geographically Weighted Regression. The key differences are that pm25_1yr_com is anchored to each participant’s interview date and station-based, while PM25DALYY_01_COM is a modelled, fixed annual postal code estimate.</w:t>
+        <w:t xml:space="preserve">pm25_1yr_com is the one-year average PM2.5 concentration (µg/m³) prior to each participant’s first interview date, calculated as averages of National Air Pollution Surveillance station (NAPS) locations within 50 km. PM25DALYY_01_COM is a postal code-level annual average derived from the V5.GL.03 satellite dataset (1998–2021), which combines Aerosol Optical Depth retrievals from NASA’s MODIS, MISR, and SeaWiFS instruments with the GEOS-Chem chemical transport model, calibrated to ground observations via Geographically Weighted Regression. The key differences are that pm25_1yr_com is anchored to each participant’s interview date and station-based, while PM25DALYY_01_COM is a modelled, fixed annual postal code estimate.</w:t>
       </w:r>
     </w:p>
     <w:p>
@@ -595,18 +626,18 @@
           <wp:inline>
             <wp:extent cx="4267200" cy="3413760"/>
             <wp:effectExtent b="0" l="0" r="0" t="0"/>
-            <wp:docPr descr="Figure X: Distribution comparison of PM25DALYY_01_COM vs pm25_1yr_com." title="" id="33" name="Picture"/>
+            <wp:docPr descr="Figure X: Distribution comparison of PM25DALYY_01_COM vs pm25_1yr_com." title="" id="35" name="Picture"/>
             <a:graphic>
               <a:graphicData uri="http://schemas.openxmlformats.org/drawingml/2006/picture">
                 <pic:pic>
                   <pic:nvPicPr>
-                    <pic:cNvPr descr="Writing_files/Figures/pm25_comparison_density.png" id="34" name="Picture"/>
+                    <pic:cNvPr descr="Writing_files/Figures/pm25_comparison_density.png" id="36" name="Picture"/>
                     <pic:cNvPicPr>
                       <a:picLocks noChangeArrowheads="1" noChangeAspect="1"/>
                     </pic:cNvPicPr>
                   </pic:nvPicPr>
                   <pic:blipFill>
-                    <a:blip r:embed="rId32"/>
+                    <a:blip r:embed="rId34"/>
                     <a:stretch>
                       <a:fillRect/>
                     </a:stretch>
@@ -650,18 +681,18 @@
           <wp:inline>
             <wp:extent cx="4267200" cy="3413760"/>
             <wp:effectExtent b="0" l="0" r="0" t="0"/>
-            <wp:docPr descr="Figure X: Boxplot comparison of PM25DALYY_01_COM vs pm25_1yr_com." title="" id="36" name="Picture"/>
+            <wp:docPr descr="Figure X: Boxplot comparison of PM25DALYY_01_COM vs pm25_1yr_com." title="" id="38" name="Picture"/>
             <a:graphic>
               <a:graphicData uri="http://schemas.openxmlformats.org/drawingml/2006/picture">
                 <pic:pic>
                   <pic:nvPicPr>
-                    <pic:cNvPr descr="Writing_files/Figures/pm25_comparison_boxplot.png" id="37" name="Picture"/>
+                    <pic:cNvPr descr="Writing_files/Figures/pm25_comparison_boxplot.png" id="39" name="Picture"/>
                     <pic:cNvPicPr>
                       <a:picLocks noChangeArrowheads="1" noChangeAspect="1"/>
                     </pic:cNvPicPr>
                   </pic:nvPicPr>
                   <pic:blipFill>
-                    <a:blip r:embed="rId35"/>
+                    <a:blip r:embed="rId37"/>
                     <a:stretch>
                       <a:fillRect/>
                     </a:stretch>
@@ -705,18 +736,18 @@
           <wp:inline>
             <wp:extent cx="4267200" cy="3413760"/>
             <wp:effectExtent b="0" l="0" r="0" t="0"/>
-            <wp:docPr descr="Figure X: Distribution comparison of so2_1yr_com vs SO2OMIYY_COM." title="" id="39" name="Picture"/>
+            <wp:docPr descr="Figure X: Distribution comparison of so2_1yr_com vs SO2OMIYY_COM." title="" id="41" name="Picture"/>
             <a:graphic>
               <a:graphicData uri="http://schemas.openxmlformats.org/drawingml/2006/picture">
                 <pic:pic>
                   <pic:nvPicPr>
-                    <pic:cNvPr descr="Writing_files/Figures/so2_comparison_density.png" id="40" name="Picture"/>
+                    <pic:cNvPr descr="Writing_files/Figures/so2_comparison_density.png" id="42" name="Picture"/>
                     <pic:cNvPicPr>
                       <a:picLocks noChangeArrowheads="1" noChangeAspect="1"/>
                     </pic:cNvPicPr>
                   </pic:nvPicPr>
                   <pic:blipFill>
-                    <a:blip r:embed="rId38"/>
+                    <a:blip r:embed="rId40"/>
                     <a:stretch>
                       <a:fillRect/>
                     </a:stretch>
@@ -760,18 +791,18 @@
           <wp:inline>
             <wp:extent cx="4267200" cy="3413760"/>
             <wp:effectExtent b="0" l="0" r="0" t="0"/>
-            <wp:docPr descr="Figure X: Boxplot comparison of so2_1yr_com vs SO2OMIYY_COM." title="" id="42" name="Picture"/>
+            <wp:docPr descr="Figure X: Boxplot comparison of so2_1yr_com vs SO2OMIYY_COM." title="" id="44" name="Picture"/>
             <a:graphic>
               <a:graphicData uri="http://schemas.openxmlformats.org/drawingml/2006/picture">
                 <pic:pic>
                   <pic:nvPicPr>
-                    <pic:cNvPr descr="Writing_files/Figures/so2_comparison_boxplot.png" id="43" name="Picture"/>
+                    <pic:cNvPr descr="Writing_files/Figures/so2_comparison_boxplot.png" id="45" name="Picture"/>
                     <pic:cNvPicPr>
                       <a:picLocks noChangeArrowheads="1" noChangeAspect="1"/>
                     </pic:cNvPicPr>
                   </pic:nvPicPr>
                   <pic:blipFill>
-                    <a:blip r:embed="rId41"/>
+                    <a:blip r:embed="rId43"/>
                     <a:stretch>
                       <a:fillRect/>
                     </a:stretch>
@@ -815,18 +846,18 @@
           <wp:inline>
             <wp:extent cx="4267200" cy="3413760"/>
             <wp:effectExtent b="0" l="0" r="0" t="0"/>
-            <wp:docPr descr="Figure X: Distribution comparison of O3CHGYY_01_COM vs o3_1yr_com." title="" id="45" name="Picture"/>
+            <wp:docPr descr="Figure X: Distribution comparison of O3CHGYY_01_COM vs o3_1yr_com." title="" id="47" name="Picture"/>
             <a:graphic>
               <a:graphicData uri="http://schemas.openxmlformats.org/drawingml/2006/picture">
                 <pic:pic>
                   <pic:nvPicPr>
-                    <pic:cNvPr descr="Writing_files/Figures/o3_comparison_density.png" id="46" name="Picture"/>
+                    <pic:cNvPr descr="Writing_files/Figures/o3_comparison_density.png" id="48" name="Picture"/>
                     <pic:cNvPicPr>
                       <a:picLocks noChangeArrowheads="1" noChangeAspect="1"/>
                     </pic:cNvPicPr>
                   </pic:nvPicPr>
                   <pic:blipFill>
-                    <a:blip r:embed="rId44"/>
+                    <a:blip r:embed="rId46"/>
                     <a:stretch>
                       <a:fillRect/>
                     </a:stretch>
@@ -870,18 +901,18 @@
           <wp:inline>
             <wp:extent cx="4267200" cy="3413760"/>
             <wp:effectExtent b="0" l="0" r="0" t="0"/>
-            <wp:docPr descr="Figure X: Boxplot comparison of O3CHGYY_01_COM vs o3_1yr_com." title="" id="48" name="Picture"/>
+            <wp:docPr descr="Figure X: Boxplot comparison of O3CHGYY_01_COM vs o3_1yr_com." title="" id="50" name="Picture"/>
             <a:graphic>
               <a:graphicData uri="http://schemas.openxmlformats.org/drawingml/2006/picture">
                 <pic:pic>
                   <pic:nvPicPr>
-                    <pic:cNvPr descr="Writing_files/Figures/o3_comparison_boxplot.png" id="49" name="Picture"/>
+                    <pic:cNvPr descr="Writing_files/Figures/o3_comparison_boxplot.png" id="51" name="Picture"/>
                     <pic:cNvPicPr>
                       <a:picLocks noChangeArrowheads="1" noChangeAspect="1"/>
                     </pic:cNvPicPr>
                   </pic:nvPicPr>
                   <pic:blipFill>
-                    <a:blip r:embed="rId47"/>
+                    <a:blip r:embed="rId49"/>
                     <a:stretch>
                       <a:fillRect/>
                     </a:stretch>
@@ -924,8 +955,8 @@
         <w:t xml:space="preserve"> </w:t>
       </w:r>
     </w:p>
-    <w:bookmarkEnd w:id="50"/>
-    <w:bookmarkStart w:id="60" w:name="housing-problems-condensation-and-noise"/>
+    <w:bookmarkEnd w:id="52"/>
+    <w:bookmarkStart w:id="62" w:name="housing-problems-condensation-and-noise"/>
     <w:p>
       <w:pPr>
         <w:pStyle w:val="Heading3"/>
@@ -969,18 +1000,18 @@
           <wp:inline>
             <wp:extent cx="4241715" cy="1107066"/>
             <wp:effectExtent b="0" l="0" r="0" t="0"/>
-            <wp:docPr descr="" title="" id="52" name="Picture"/>
+            <wp:docPr descr="" title="" id="54" name="Picture"/>
             <a:graphic>
               <a:graphicData uri="http://schemas.openxmlformats.org/drawingml/2006/picture">
                 <pic:pic>
                   <pic:nvPicPr>
-                    <pic:cNvPr descr="Writing_files/Tables/Table_housing.png" id="53" name="Picture"/>
+                    <pic:cNvPr descr="Writing_files/Tables/Table_housing.png" id="55" name="Picture"/>
                     <pic:cNvPicPr>
                       <a:picLocks noChangeArrowheads="1" noChangeAspect="1"/>
                     </pic:cNvPicPr>
                   </pic:nvPicPr>
                   <pic:blipFill>
-                    <a:blip r:embed="rId51"/>
+                    <a:blip r:embed="rId53"/>
                     <a:stretch>
                       <a:fillRect/>
                     </a:stretch>
@@ -1024,18 +1055,18 @@
           <wp:inline>
             <wp:extent cx="4267200" cy="3413760"/>
             <wp:effectExtent b="0" l="0" r="0" t="0"/>
-            <wp:docPr descr="Figure X: Distribution of condensation problems in home." title="" id="55" name="Picture"/>
+            <wp:docPr descr="Figure X: Distribution of condensation problems in home." title="" id="57" name="Picture"/>
             <a:graphic>
               <a:graphicData uri="http://schemas.openxmlformats.org/drawingml/2006/picture">
                 <pic:pic>
                   <pic:nvPicPr>
-                    <pic:cNvPr descr="Writing_files/Figures/condensation_bar.png" id="56" name="Picture"/>
+                    <pic:cNvPr descr="Writing_files/Figures/condensation_bar.png" id="58" name="Picture"/>
                     <pic:cNvPicPr>
                       <a:picLocks noChangeArrowheads="1" noChangeAspect="1"/>
                     </pic:cNvPicPr>
                   </pic:nvPicPr>
                   <pic:blipFill>
-                    <a:blip r:embed="rId54"/>
+                    <a:blip r:embed="rId56"/>
                     <a:stretch>
                       <a:fillRect/>
                     </a:stretch>
@@ -1079,18 +1110,18 @@
           <wp:inline>
             <wp:extent cx="4267200" cy="3413760"/>
             <wp:effectExtent b="0" l="0" r="0" t="0"/>
-            <wp:docPr descr="Figure X: Distribution of noise problems in home." title="" id="58" name="Picture"/>
+            <wp:docPr descr="Figure X: Distribution of noise problems in home." title="" id="60" name="Picture"/>
             <a:graphic>
               <a:graphicData uri="http://schemas.openxmlformats.org/drawingml/2006/picture">
                 <pic:pic>
                   <pic:nvPicPr>
-                    <pic:cNvPr descr="Writing_files/Figures/noise_bar.png" id="59" name="Picture"/>
+                    <pic:cNvPr descr="Writing_files/Figures/noise_bar.png" id="61" name="Picture"/>
                     <pic:cNvPicPr>
                       <a:picLocks noChangeArrowheads="1" noChangeAspect="1"/>
                     </pic:cNvPicPr>
                   </pic:nvPicPr>
                   <pic:blipFill>
-                    <a:blip r:embed="rId57"/>
+                    <a:blip r:embed="rId59"/>
                     <a:stretch>
                       <a:fillRect/>
                     </a:stretch>
@@ -1125,8 +1156,8 @@
         <w:t xml:space="preserve">Figure X: Distribution of noise problems in home.</w:t>
       </w:r>
     </w:p>
-    <w:bookmarkEnd w:id="60"/>
-    <w:bookmarkStart w:id="68" w:name="tree-canopy-coverage"/>
+    <w:bookmarkEnd w:id="62"/>
+    <w:bookmarkStart w:id="70" w:name="tree-canopy-coverage"/>
     <w:p>
       <w:pPr>
         <w:pStyle w:val="Heading3"/>
@@ -1145,7 +1176,7 @@
       <w:r>
         <w:t xml:space="preserve"> </w:t>
       </w:r>
-      <w:hyperlink r:id="rId61">
+      <w:hyperlink r:id="rId63">
         <w:r>
           <w:rPr>
             <w:rStyle w:val="Hyperlink"/>
@@ -1197,18 +1228,18 @@
           <wp:inline>
             <wp:extent cx="5334000" cy="1277693"/>
             <wp:effectExtent b="0" l="0" r="0" t="0"/>
-            <wp:docPr descr="" title="" id="63" name="Picture"/>
+            <wp:docPr descr="" title="" id="65" name="Picture"/>
             <a:graphic>
               <a:graphicData uri="http://schemas.openxmlformats.org/drawingml/2006/picture">
                 <pic:pic>
                   <pic:nvPicPr>
-                    <pic:cNvPr descr="Writing_files/Tables/Table_treecanopy.png" id="64" name="Picture"/>
+                    <pic:cNvPr descr="Writing_files/Tables/Table_treecanopy.png" id="66" name="Picture"/>
                     <pic:cNvPicPr>
                       <a:picLocks noChangeArrowheads="1" noChangeAspect="1"/>
                     </pic:cNvPicPr>
                   </pic:nvPicPr>
                   <pic:blipFill>
-                    <a:blip r:embed="rId62"/>
+                    <a:blip r:embed="rId64"/>
                     <a:stretch>
                       <a:fillRect/>
                     </a:stretch>
@@ -1260,18 +1291,18 @@
           <wp:inline>
             <wp:extent cx="5334000" cy="3200399"/>
             <wp:effectExtent b="0" l="0" r="0" t="0"/>
-            <wp:docPr descr="Figure X: Tree Canopy Coverage Distributions." title="" id="66" name="Picture"/>
+            <wp:docPr descr="Figure X: Tree Canopy Coverage Distributions." title="" id="68" name="Picture"/>
             <a:graphic>
               <a:graphicData uri="http://schemas.openxmlformats.org/drawingml/2006/picture">
                 <pic:pic>
                   <pic:nvPicPr>
-                    <pic:cNvPr descr="Writing_files/Figures/tree_canopy_dashboard.png" id="67" name="Picture"/>
+                    <pic:cNvPr descr="Writing_files/Figures/tree_canopy_dashboard.png" id="69" name="Picture"/>
                     <pic:cNvPicPr>
                       <a:picLocks noChangeArrowheads="1" noChangeAspect="1"/>
                     </pic:cNvPicPr>
                   </pic:nvPicPr>
                   <pic:blipFill>
-                    <a:blip r:embed="rId65"/>
+                    <a:blip r:embed="rId67"/>
                     <a:stretch>
                       <a:fillRect/>
                     </a:stretch>
@@ -1306,8 +1337,8 @@
         <w:t xml:space="preserve">Figure X: Tree Canopy Coverage Distributions.</w:t>
       </w:r>
     </w:p>
-    <w:bookmarkEnd w:id="68"/>
-    <w:bookmarkStart w:id="75" w:name="vegetative-greenness-fractions"/>
+    <w:bookmarkEnd w:id="70"/>
+    <w:bookmarkStart w:id="77" w:name="vegetative-greenness-fractions"/>
     <w:p>
       <w:pPr>
         <w:pStyle w:val="Heading3"/>
@@ -1323,7 +1354,7 @@
       <w:r>
         <w:t xml:space="preserve">Vegetative greenness fractions: Users can interpret values as the percentage of green vegetation within each 30 m by 30 m pixel, but vegetative greenness fraction values are an indication of both the area coverage and intensity (i.e., strength of spectral signal) of all green vegetation within a 30 m by 30 m pixel. For instance, built environment factors (e.g. housing, asphalt) as well as tree canopy are accounted for in analysis, and therefore the presence of roads and buildings underneath canopy can yield lower greenness values. Water pixels were masked out using the Statistics Canada 2016 census water boundary files. CANUE staff assigned values to postal codes (1984-2016) as annual metrics and by calculating the mean and maximum of pixel level greenness within buffers of 100, 250, 500, and 1000 m. Source:</w:t>
       </w:r>
-      <w:hyperlink r:id="rId61">
+      <w:hyperlink r:id="rId63">
         <w:r>
           <w:rPr>
             <w:rStyle w:val="Hyperlink"/>
@@ -1341,18 +1372,18 @@
           <wp:inline>
             <wp:extent cx="5334000" cy="1995094"/>
             <wp:effectExtent b="0" l="0" r="0" t="0"/>
-            <wp:docPr descr="" title="" id="70" name="Picture"/>
+            <wp:docPr descr="" title="" id="72" name="Picture"/>
             <a:graphic>
               <a:graphicData uri="http://schemas.openxmlformats.org/drawingml/2006/picture">
                 <pic:pic>
                   <pic:nvPicPr>
-                    <pic:cNvPr descr="Writing_files/Tables/Table_percentveg.png" id="71" name="Picture"/>
+                    <pic:cNvPr descr="Writing_files/Tables/Table_percentveg.png" id="73" name="Picture"/>
                     <pic:cNvPicPr>
                       <a:picLocks noChangeArrowheads="1" noChangeAspect="1"/>
                     </pic:cNvPicPr>
                   </pic:nvPicPr>
                   <pic:blipFill>
-                    <a:blip r:embed="rId69"/>
+                    <a:blip r:embed="rId71"/>
                     <a:stretch>
                       <a:fillRect/>
                     </a:stretch>
@@ -1404,18 +1435,18 @@
           <wp:inline>
             <wp:extent cx="5334000" cy="4267199"/>
             <wp:effectExtent b="0" l="0" r="0" t="0"/>
-            <wp:docPr descr="Figure X: Percent vegetative greenness." title="" id="73" name="Picture"/>
+            <wp:docPr descr="Figure X: Percent vegetative greenness." title="" id="75" name="Picture"/>
             <a:graphic>
               <a:graphicData uri="http://schemas.openxmlformats.org/drawingml/2006/picture">
                 <pic:pic>
                   <pic:nvPicPr>
-                    <pic:cNvPr descr="Writing_files/Figures/greenness_dashboard.png" id="74" name="Picture"/>
+                    <pic:cNvPr descr="Writing_files/Figures/greenness_dashboard.png" id="76" name="Picture"/>
                     <pic:cNvPicPr>
                       <a:picLocks noChangeArrowheads="1" noChangeAspect="1"/>
                     </pic:cNvPicPr>
                   </pic:nvPicPr>
                   <pic:blipFill>
-                    <a:blip r:embed="rId72"/>
+                    <a:blip r:embed="rId74"/>
                     <a:stretch>
                       <a:fillRect/>
                     </a:stretch>
@@ -1450,8 +1481,8 @@
         <w:t xml:space="preserve">Figure X: Percent vegetative greenness.</w:t>
       </w:r>
     </w:p>
-    <w:bookmarkEnd w:id="75"/>
-    <w:bookmarkStart w:id="82" w:name="ndvi"/>
+    <w:bookmarkEnd w:id="77"/>
+    <w:bookmarkStart w:id="84" w:name="ndvi"/>
     <w:p>
       <w:pPr>
         <w:pStyle w:val="Heading3"/>
@@ -1470,7 +1501,7 @@
       <w:r>
         <w:t xml:space="preserve"> </w:t>
       </w:r>
-      <w:hyperlink r:id="rId61">
+      <w:hyperlink r:id="rId63">
         <w:r>
           <w:rPr>
             <w:rStyle w:val="Hyperlink"/>
@@ -1496,18 +1527,18 @@
           <wp:inline>
             <wp:extent cx="5334000" cy="718136"/>
             <wp:effectExtent b="0" l="0" r="0" t="0"/>
-            <wp:docPr descr="" title="" id="77" name="Picture"/>
+            <wp:docPr descr="" title="" id="79" name="Picture"/>
             <a:graphic>
               <a:graphicData uri="http://schemas.openxmlformats.org/drawingml/2006/picture">
                 <pic:pic>
                   <pic:nvPicPr>
-                    <pic:cNvPr descr="Writing_files/Tables/Table_ndvi.png" id="78" name="Picture"/>
+                    <pic:cNvPr descr="Writing_files/Tables/Table_ndvi.png" id="80" name="Picture"/>
                     <pic:cNvPicPr>
                       <a:picLocks noChangeArrowheads="1" noChangeAspect="1"/>
                     </pic:cNvPicPr>
                   </pic:nvPicPr>
                   <pic:blipFill>
-                    <a:blip r:embed="rId76"/>
+                    <a:blip r:embed="rId78"/>
                     <a:stretch>
                       <a:fillRect/>
                     </a:stretch>
@@ -1551,18 +1582,18 @@
           <wp:inline>
             <wp:extent cx="4267200" cy="3413760"/>
             <wp:effectExtent b="0" l="0" r="0" t="0"/>
-            <wp:docPr descr="Figure X: Maximum Annual NDVI within 500m of postal code." title="" id="80" name="Picture"/>
+            <wp:docPr descr="Figure X: Maximum Annual NDVI within 500m of postal code." title="" id="82" name="Picture"/>
             <a:graphic>
               <a:graphicData uri="http://schemas.openxmlformats.org/drawingml/2006/picture">
                 <pic:pic>
                   <pic:nvPicPr>
-                    <pic:cNvPr descr="Writing_files/Figures/ndvi_500m_histogram.png" id="81" name="Picture"/>
+                    <pic:cNvPr descr="Writing_files/Figures/ndvi_500m_histogram.png" id="83" name="Picture"/>
                     <pic:cNvPicPr>
                       <a:picLocks noChangeArrowheads="1" noChangeAspect="1"/>
                     </pic:cNvPicPr>
                   </pic:nvPicPr>
                   <pic:blipFill>
-                    <a:blip r:embed="rId79"/>
+                    <a:blip r:embed="rId81"/>
                     <a:stretch>
                       <a:fillRect/>
                     </a:stretch>
@@ -1602,49 +1633,49 @@
         <w:br w:type="page"/>
       </w:r>
     </w:p>
-    <w:bookmarkEnd w:id="82"/>
-    <w:bookmarkEnd w:id="83"/>
-    <w:bookmarkStart w:id="84" w:name="outcomes"/>
-    <w:p>
-      <w:pPr>
-        <w:pStyle w:val="Heading2"/>
-      </w:pPr>
-      <w:r>
-        <w:t xml:space="preserve">Outcomes</w:t>
-      </w:r>
-    </w:p>
-    <w:p>
-      <w:r>
-        <w:br w:type="page"/>
-      </w:r>
-    </w:p>
     <w:bookmarkEnd w:id="84"/>
     <w:bookmarkEnd w:id="85"/>
-    <w:bookmarkStart w:id="133" w:name="environmental-variables-by-income"/>
+    <w:bookmarkStart w:id="86" w:name="outcomes"/>
+    <w:p>
+      <w:pPr>
+        <w:pStyle w:val="Heading2"/>
+      </w:pPr>
+      <w:r>
+        <w:t xml:space="preserve">Outcomes</w:t>
+      </w:r>
+    </w:p>
+    <w:p>
+      <w:r>
+        <w:br w:type="page"/>
+      </w:r>
+    </w:p>
+    <w:bookmarkEnd w:id="86"/>
+    <w:bookmarkEnd w:id="87"/>
+    <w:bookmarkStart w:id="141" w:name="environmental-by-income"/>
     <w:p>
       <w:pPr>
         <w:pStyle w:val="Heading1"/>
       </w:pPr>
       <w:r>
-        <w:t xml:space="preserve">Environmental variables by income</w:t>
-      </w:r>
-    </w:p>
-    <w:bookmarkStart w:id="104" w:name="air-pollution-by-income"/>
+        <w:t xml:space="preserve">3 Environmental by income</w:t>
+      </w:r>
+    </w:p>
+    <w:bookmarkStart w:id="102" w:name="air-pollution-measures-by-income"/>
     <w:p>
       <w:pPr>
         <w:pStyle w:val="Heading2"/>
       </w:pPr>
       <w:r>
-        <w:t xml:space="preserve">Air Pollution by Income</w:t>
-      </w:r>
-    </w:p>
-    <w:bookmarkStart w:id="93" w:name="X48276f5ed5ba3a7e74b2971e422d94fc5b9a720"/>
+        <w:t xml:space="preserve">Air pollution measures by Income</w:t>
+      </w:r>
+    </w:p>
+    <w:bookmarkStart w:id="91" w:name="X9f1482d094e2a871ae60e24c11ccc5bba493776"/>
     <w:p>
       <w:pPr>
         <w:pStyle w:val="Heading3"/>
       </w:pPr>
       <w:r>
-        <w:t xml:space="preserve">Air pollution measures: Averages of NAPS locations within 50 km</w:t>
+        <w:t xml:space="preserve">Measures that are averages of NAPS locations within 50 km</w:t>
       </w:r>
     </w:p>
     <w:p>
@@ -1656,18 +1687,18 @@
           <wp:inline>
             <wp:extent cx="5867400" cy="4767262"/>
             <wp:effectExtent b="0" l="0" r="0" t="0"/>
-            <wp:docPr descr="Figure X: Air pollution measures by income group." title="" id="87" name="Picture"/>
+            <wp:docPr descr="Figure X: Air pollution measures by income group." title="" id="89" name="Picture"/>
             <a:graphic>
               <a:graphicData uri="http://schemas.openxmlformats.org/drawingml/2006/picture">
                 <pic:pic>
                   <pic:nvPicPr>
-                    <pic:cNvPr descr="Writing_files/Figures/air_pollution_income_dashboard.png" id="88" name="Picture"/>
+                    <pic:cNvPr descr="Writing_files/Figures/air_pollution_income_dashboard.png" id="90" name="Picture"/>
                     <pic:cNvPicPr>
                       <a:picLocks noChangeArrowheads="1" noChangeAspect="1"/>
                     </pic:cNvPicPr>
                   </pic:nvPicPr>
                   <pic:blipFill>
-                    <a:blip r:embed="rId86"/>
+                    <a:blip r:embed="rId88"/>
                     <a:stretch>
                       <a:fillRect/>
                     </a:stretch>
@@ -1703,21 +1734,1164 @@
       </w:r>
     </w:p>
     <w:p>
+      <w:r>
+        <w:br w:type="page"/>
+      </w:r>
+    </w:p>
+    <w:bookmarkEnd w:id="91"/>
+    <w:bookmarkStart w:id="101" w:name="X687b80148cb032c80204904c0ac9a2cf4c8538d"/>
+    <w:p>
+      <w:pPr>
+        <w:pStyle w:val="Heading3"/>
+      </w:pPr>
+      <w:r>
+        <w:t xml:space="preserve">Measures that are satellite and model derived (more specific to participants’ locations)</w:t>
+      </w:r>
+    </w:p>
+    <w:p>
+      <w:pPr>
+        <w:pStyle w:val="FirstParagraph"/>
+      </w:pPr>
+      <w:r>
+        <w:drawing>
+          <wp:inline>
+            <wp:extent cx="4587290" cy="3669832"/>
+            <wp:effectExtent b="0" l="0" r="0" t="0"/>
+            <wp:docPr descr="" title="" id="93" name="Picture"/>
+            <a:graphic>
+              <a:graphicData uri="http://schemas.openxmlformats.org/drawingml/2006/picture">
+                <pic:pic>
+                  <pic:nvPicPr>
+                    <pic:cNvPr descr="Writing_files/Figures/boxplot_PM25DALYY_01_COM.png" id="94" name="Picture"/>
+                    <pic:cNvPicPr>
+                      <a:picLocks noChangeArrowheads="1" noChangeAspect="1"/>
+                    </pic:cNvPicPr>
+                  </pic:nvPicPr>
+                  <pic:blipFill>
+                    <a:blip r:embed="rId92"/>
+                    <a:stretch>
+                      <a:fillRect/>
+                    </a:stretch>
+                  </pic:blipFill>
+                  <pic:spPr bwMode="auto">
+                    <a:xfrm>
+                      <a:off x="0" y="0"/>
+                      <a:ext cx="4587290" cy="3669832"/>
+                    </a:xfrm>
+                    <a:prstGeom prst="rect">
+                      <a:avLst/>
+                    </a:prstGeom>
+                    <a:noFill/>
+                    <a:ln w="9525">
+                      <a:noFill/>
+                      <a:headEnd/>
+                      <a:tailEnd/>
+                    </a:ln>
+                  </pic:spPr>
+                </pic:pic>
+              </a:graphicData>
+            </a:graphic>
+          </wp:inline>
+        </w:drawing>
+      </w:r>
+    </w:p>
+    <w:p>
       <w:pPr>
         <w:pStyle w:val="BodyText"/>
       </w:pPr>
+      <w:r>
+        <w:drawing>
+          <wp:inline>
+            <wp:extent cx="4587290" cy="3669832"/>
+            <wp:effectExtent b="0" l="0" r="0" t="0"/>
+            <wp:docPr descr="" title="" id="96" name="Picture"/>
+            <a:graphic>
+              <a:graphicData uri="http://schemas.openxmlformats.org/drawingml/2006/picture">
+                <pic:pic>
+                  <pic:nvPicPr>
+                    <pic:cNvPr descr="Writing_files/Figures/boxplot_SO2OMIYY_COM.png" id="97" name="Picture"/>
+                    <pic:cNvPicPr>
+                      <a:picLocks noChangeArrowheads="1" noChangeAspect="1"/>
+                    </pic:cNvPicPr>
+                  </pic:nvPicPr>
+                  <pic:blipFill>
+                    <a:blip r:embed="rId95"/>
+                    <a:stretch>
+                      <a:fillRect/>
+                    </a:stretch>
+                  </pic:blipFill>
+                  <pic:spPr bwMode="auto">
+                    <a:xfrm>
+                      <a:off x="0" y="0"/>
+                      <a:ext cx="4587290" cy="3669832"/>
+                    </a:xfrm>
+                    <a:prstGeom prst="rect">
+                      <a:avLst/>
+                    </a:prstGeom>
+                    <a:noFill/>
+                    <a:ln w="9525">
+                      <a:noFill/>
+                      <a:headEnd/>
+                      <a:tailEnd/>
+                    </a:ln>
+                  </pic:spPr>
+                </pic:pic>
+              </a:graphicData>
+            </a:graphic>
+          </wp:inline>
+        </w:drawing>
+      </w:r>
     </w:p>
     <w:p>
       <w:pPr>
         <w:pStyle w:val="BodyText"/>
       </w:pPr>
       <w:r>
+        <w:drawing>
+          <wp:inline>
+            <wp:extent cx="4587290" cy="3669832"/>
+            <wp:effectExtent b="0" l="0" r="0" t="0"/>
+            <wp:docPr descr="" title="" id="99" name="Picture"/>
+            <a:graphic>
+              <a:graphicData uri="http://schemas.openxmlformats.org/drawingml/2006/picture">
+                <pic:pic>
+                  <pic:nvPicPr>
+                    <pic:cNvPr descr="Writing_files/Figures/boxplot_O3CHGYY_01_COM.png" id="100" name="Picture"/>
+                    <pic:cNvPicPr>
+                      <a:picLocks noChangeArrowheads="1" noChangeAspect="1"/>
+                    </pic:cNvPicPr>
+                  </pic:nvPicPr>
+                  <pic:blipFill>
+                    <a:blip r:embed="rId98"/>
+                    <a:stretch>
+                      <a:fillRect/>
+                    </a:stretch>
+                  </pic:blipFill>
+                  <pic:spPr bwMode="auto">
+                    <a:xfrm>
+                      <a:off x="0" y="0"/>
+                      <a:ext cx="4587290" cy="3669832"/>
+                    </a:xfrm>
+                    <a:prstGeom prst="rect">
+                      <a:avLst/>
+                    </a:prstGeom>
+                    <a:noFill/>
+                    <a:ln w="9525">
+                      <a:noFill/>
+                      <a:headEnd/>
+                      <a:tailEnd/>
+                    </a:ln>
+                  </pic:spPr>
+                </pic:pic>
+              </a:graphicData>
+            </a:graphic>
+          </wp:inline>
+        </w:drawing>
+      </w:r>
+    </w:p>
+    <w:p>
+      <w:r>
+        <w:br w:type="page"/>
+      </w:r>
+    </w:p>
+    <w:bookmarkEnd w:id="101"/>
+    <w:bookmarkEnd w:id="102"/>
+    <w:bookmarkStart w:id="112" w:name="X43c6e35dcffc627eea3a825060b4051e74d010c"/>
+    <w:p>
+      <w:pPr>
+        <w:pStyle w:val="Heading2"/>
+      </w:pPr>
+      <w:r>
+        <w:t xml:space="preserve">Air Pollution measures by wealth (total savings and investments)</w:t>
+      </w:r>
+    </w:p>
+    <w:p>
+      <w:pPr>
+        <w:pStyle w:val="FirstParagraph"/>
+      </w:pPr>
+      <w:r>
+        <w:drawing>
+          <wp:inline>
+            <wp:extent cx="4587290" cy="3669832"/>
+            <wp:effectExtent b="0" l="0" r="0" t="0"/>
+            <wp:docPr descr="" title="" id="104" name="Picture"/>
+            <a:graphic>
+              <a:graphicData uri="http://schemas.openxmlformats.org/drawingml/2006/picture">
+                <pic:pic>
+                  <pic:nvPicPr>
+                    <pic:cNvPr descr="Writing_files/Figures/boxplot_PM25DALYY_01_COM_savings.png" id="105" name="Picture"/>
+                    <pic:cNvPicPr>
+                      <a:picLocks noChangeArrowheads="1" noChangeAspect="1"/>
+                    </pic:cNvPicPr>
+                  </pic:nvPicPr>
+                  <pic:blipFill>
+                    <a:blip r:embed="rId103"/>
+                    <a:stretch>
+                      <a:fillRect/>
+                    </a:stretch>
+                  </pic:blipFill>
+                  <pic:spPr bwMode="auto">
+                    <a:xfrm>
+                      <a:off x="0" y="0"/>
+                      <a:ext cx="4587290" cy="3669832"/>
+                    </a:xfrm>
+                    <a:prstGeom prst="rect">
+                      <a:avLst/>
+                    </a:prstGeom>
+                    <a:noFill/>
+                    <a:ln w="9525">
+                      <a:noFill/>
+                      <a:headEnd/>
+                      <a:tailEnd/>
+                    </a:ln>
+                  </pic:spPr>
+                </pic:pic>
+              </a:graphicData>
+            </a:graphic>
+          </wp:inline>
+        </w:drawing>
+      </w:r>
+    </w:p>
+    <w:p>
+      <w:pPr>
+        <w:pStyle w:val="BodyText"/>
+      </w:pPr>
+      <w:r>
+        <w:drawing>
+          <wp:inline>
+            <wp:extent cx="4587290" cy="3669832"/>
+            <wp:effectExtent b="0" l="0" r="0" t="0"/>
+            <wp:docPr descr="" title="" id="107" name="Picture"/>
+            <a:graphic>
+              <a:graphicData uri="http://schemas.openxmlformats.org/drawingml/2006/picture">
+                <pic:pic>
+                  <pic:nvPicPr>
+                    <pic:cNvPr descr="Writing_files/Figures/boxplot_SO2OMIYY_COM_savings.png" id="108" name="Picture"/>
+                    <pic:cNvPicPr>
+                      <a:picLocks noChangeArrowheads="1" noChangeAspect="1"/>
+                    </pic:cNvPicPr>
+                  </pic:nvPicPr>
+                  <pic:blipFill>
+                    <a:blip r:embed="rId106"/>
+                    <a:stretch>
+                      <a:fillRect/>
+                    </a:stretch>
+                  </pic:blipFill>
+                  <pic:spPr bwMode="auto">
+                    <a:xfrm>
+                      <a:off x="0" y="0"/>
+                      <a:ext cx="4587290" cy="3669832"/>
+                    </a:xfrm>
+                    <a:prstGeom prst="rect">
+                      <a:avLst/>
+                    </a:prstGeom>
+                    <a:noFill/>
+                    <a:ln w="9525">
+                      <a:noFill/>
+                      <a:headEnd/>
+                      <a:tailEnd/>
+                    </a:ln>
+                  </pic:spPr>
+                </pic:pic>
+              </a:graphicData>
+            </a:graphic>
+          </wp:inline>
+        </w:drawing>
+      </w:r>
+    </w:p>
+    <w:p>
+      <w:pPr>
+        <w:pStyle w:val="BodyText"/>
+      </w:pPr>
+      <w:r>
+        <w:drawing>
+          <wp:inline>
+            <wp:extent cx="4587290" cy="3669832"/>
+            <wp:effectExtent b="0" l="0" r="0" t="0"/>
+            <wp:docPr descr="" title="" id="110" name="Picture"/>
+            <a:graphic>
+              <a:graphicData uri="http://schemas.openxmlformats.org/drawingml/2006/picture">
+                <pic:pic>
+                  <pic:nvPicPr>
+                    <pic:cNvPr descr="Writing_files/Figures/boxplot_O3CHGYY_01_COM_savings.png" id="111" name="Picture"/>
+                    <pic:cNvPicPr>
+                      <a:picLocks noChangeArrowheads="1" noChangeAspect="1"/>
+                    </pic:cNvPicPr>
+                  </pic:nvPicPr>
+                  <pic:blipFill>
+                    <a:blip r:embed="rId109"/>
+                    <a:stretch>
+                      <a:fillRect/>
+                    </a:stretch>
+                  </pic:blipFill>
+                  <pic:spPr bwMode="auto">
+                    <a:xfrm>
+                      <a:off x="0" y="0"/>
+                      <a:ext cx="4587290" cy="3669832"/>
+                    </a:xfrm>
+                    <a:prstGeom prst="rect">
+                      <a:avLst/>
+                    </a:prstGeom>
+                    <a:noFill/>
+                    <a:ln w="9525">
+                      <a:noFill/>
+                      <a:headEnd/>
+                      <a:tailEnd/>
+                    </a:ln>
+                  </pic:spPr>
+                </pic:pic>
+              </a:graphicData>
+            </a:graphic>
+          </wp:inline>
+        </w:drawing>
+      </w:r>
+    </w:p>
+    <w:p>
+      <w:r>
+        <w:br w:type="page"/>
+      </w:r>
+    </w:p>
+    <w:bookmarkEnd w:id="112"/>
+    <w:bookmarkStart w:id="116" w:name="condensation-problems-by-income-group"/>
+    <w:p>
+      <w:pPr>
+        <w:pStyle w:val="Heading2"/>
+      </w:pPr>
+      <w:r>
+        <w:t xml:space="preserve">Condensation problems by Income Group</w:t>
+      </w:r>
+    </w:p>
+    <w:p>
+      <w:pPr>
+        <w:pStyle w:val="FirstParagraph"/>
+      </w:pPr>
+      <w:r>
+        <w:t xml:space="preserve">54 participants had homes with condensation problems, while 1348 participants did not. The following figure shows the income distribution of participants who had condensation problems.</w:t>
+      </w:r>
+    </w:p>
+    <w:p>
+      <w:pPr>
+        <w:pStyle w:val="CaptionedFigure"/>
+      </w:pPr>
+      <w:r>
+        <w:drawing>
+          <wp:inline>
+            <wp:extent cx="4267200" cy="3413760"/>
+            <wp:effectExtent b="0" l="0" r="0" t="0"/>
+            <wp:docPr descr="Figure X: Number of homes with condensation by household income group" title="" id="114" name="Picture"/>
+            <a:graphic>
+              <a:graphicData uri="http://schemas.openxmlformats.org/drawingml/2006/picture">
+                <pic:pic>
+                  <pic:nvPicPr>
+                    <pic:cNvPr descr="Writing_files/Figures/barplot_condensation.png" id="115" name="Picture"/>
+                    <pic:cNvPicPr>
+                      <a:picLocks noChangeArrowheads="1" noChangeAspect="1"/>
+                    </pic:cNvPicPr>
+                  </pic:nvPicPr>
+                  <pic:blipFill>
+                    <a:blip r:embed="rId113"/>
+                    <a:stretch>
+                      <a:fillRect/>
+                    </a:stretch>
+                  </pic:blipFill>
+                  <pic:spPr bwMode="auto">
+                    <a:xfrm>
+                      <a:off x="0" y="0"/>
+                      <a:ext cx="4267200" cy="3413760"/>
+                    </a:xfrm>
+                    <a:prstGeom prst="rect">
+                      <a:avLst/>
+                    </a:prstGeom>
+                    <a:noFill/>
+                    <a:ln w="9525">
+                      <a:noFill/>
+                      <a:headEnd/>
+                      <a:tailEnd/>
+                    </a:ln>
+                  </pic:spPr>
+                </pic:pic>
+              </a:graphicData>
+            </a:graphic>
+          </wp:inline>
+        </w:drawing>
+      </w:r>
+    </w:p>
+    <w:p>
+      <w:pPr>
+        <w:pStyle w:val="ImageCaption"/>
+      </w:pPr>
+      <w:r>
+        <w:t xml:space="preserve">Figure X: Number of homes with condensation by household income group</w:t>
+      </w:r>
+    </w:p>
+    <w:bookmarkEnd w:id="116"/>
+    <w:bookmarkStart w:id="132" w:name="tree-canopy-coverage-by-income-group"/>
+    <w:p>
+      <w:pPr>
+        <w:pStyle w:val="Heading2"/>
+      </w:pPr>
+      <w:r>
+        <w:t xml:space="preserve">Tree Canopy Coverage By Income Group</w:t>
+      </w:r>
+    </w:p>
+    <w:p>
+      <w:pPr>
+        <w:pStyle w:val="FirstParagraph"/>
+      </w:pPr>
+      <w:r>
+        <w:t xml:space="preserve">Figures X–X show tree canopy coverage (vegetation &gt;5m) by household income group across five spatial buffers (postal code, 100m, 250m, 500m, and 1km). Across all buffer sizes, the distribution of vegetation coverage was similar across income groups, with median values and interquartile ranges showing no consistent gradient. These findings suggest that in this sample of Canadian urban dwellers, tree canopy coverage is not meaningfully stratified by household income.</w:t>
+      </w:r>
+    </w:p>
+    <w:p>
+      <w:pPr>
+        <w:pStyle w:val="CaptionedFigure"/>
+      </w:pPr>
+      <w:r>
+        <w:drawing>
+          <wp:inline>
+            <wp:extent cx="4267200" cy="3413760"/>
+            <wp:effectExtent b="0" l="0" r="0" t="0"/>
+            <wp:docPr descr="Figure X: Vegetation cover (&gt;5m) by income group" title="" id="118" name="Picture"/>
+            <a:graphic>
+              <a:graphicData uri="http://schemas.openxmlformats.org/drawingml/2006/picture">
+                <pic:pic>
+                  <pic:nvPicPr>
+                    <pic:cNvPr descr="Writing_files/Figures/boxplot_vegetation_01.png" id="119" name="Picture"/>
+                    <pic:cNvPicPr>
+                      <a:picLocks noChangeArrowheads="1" noChangeAspect="1"/>
+                    </pic:cNvPicPr>
+                  </pic:nvPicPr>
+                  <pic:blipFill>
+                    <a:blip r:embed="rId117"/>
+                    <a:stretch>
+                      <a:fillRect/>
+                    </a:stretch>
+                  </pic:blipFill>
+                  <pic:spPr bwMode="auto">
+                    <a:xfrm>
+                      <a:off x="0" y="0"/>
+                      <a:ext cx="4267200" cy="3413760"/>
+                    </a:xfrm>
+                    <a:prstGeom prst="rect">
+                      <a:avLst/>
+                    </a:prstGeom>
+                    <a:noFill/>
+                    <a:ln w="9525">
+                      <a:noFill/>
+                      <a:headEnd/>
+                      <a:tailEnd/>
+                    </a:ln>
+                  </pic:spPr>
+                </pic:pic>
+              </a:graphicData>
+            </a:graphic>
+          </wp:inline>
+        </w:drawing>
+      </w:r>
+    </w:p>
+    <w:p>
+      <w:pPr>
+        <w:pStyle w:val="ImageCaption"/>
+      </w:pPr>
+      <w:r>
+        <w:t xml:space="preserve">Figure X: Vegetation cover (&gt;5m) by income group</w:t>
+      </w:r>
+    </w:p>
+    <w:p>
+      <w:pPr>
+        <w:pStyle w:val="CaptionedFigure"/>
+      </w:pPr>
+      <w:r>
+        <w:drawing>
+          <wp:inline>
+            <wp:extent cx="4267200" cy="3413760"/>
+            <wp:effectExtent b="0" l="0" r="0" t="0"/>
+            <wp:docPr descr="Figure X: Vegetation cover (&gt;5m) by income group, within 100m" title="" id="121" name="Picture"/>
+            <a:graphic>
+              <a:graphicData uri="http://schemas.openxmlformats.org/drawingml/2006/picture">
+                <pic:pic>
+                  <pic:nvPicPr>
+                    <pic:cNvPr descr="Writing_files/Figures/boxplot_vegetation_02.png" id="122" name="Picture"/>
+                    <pic:cNvPicPr>
+                      <a:picLocks noChangeArrowheads="1" noChangeAspect="1"/>
+                    </pic:cNvPicPr>
+                  </pic:nvPicPr>
+                  <pic:blipFill>
+                    <a:blip r:embed="rId120"/>
+                    <a:stretch>
+                      <a:fillRect/>
+                    </a:stretch>
+                  </pic:blipFill>
+                  <pic:spPr bwMode="auto">
+                    <a:xfrm>
+                      <a:off x="0" y="0"/>
+                      <a:ext cx="4267200" cy="3413760"/>
+                    </a:xfrm>
+                    <a:prstGeom prst="rect">
+                      <a:avLst/>
+                    </a:prstGeom>
+                    <a:noFill/>
+                    <a:ln w="9525">
+                      <a:noFill/>
+                      <a:headEnd/>
+                      <a:tailEnd/>
+                    </a:ln>
+                  </pic:spPr>
+                </pic:pic>
+              </a:graphicData>
+            </a:graphic>
+          </wp:inline>
+        </w:drawing>
+      </w:r>
+    </w:p>
+    <w:p>
+      <w:pPr>
+        <w:pStyle w:val="ImageCaption"/>
+      </w:pPr>
+      <w:r>
+        <w:t xml:space="preserve">Figure X: Vegetation cover (&gt;5m) by income group, within 100m</w:t>
+      </w:r>
+    </w:p>
+    <w:p>
+      <w:pPr>
+        <w:pStyle w:val="CaptionedFigure"/>
+      </w:pPr>
+      <w:r>
+        <w:drawing>
+          <wp:inline>
+            <wp:extent cx="4267200" cy="3413760"/>
+            <wp:effectExtent b="0" l="0" r="0" t="0"/>
+            <wp:docPr descr="Figure X: Vegetation cover (&gt;5m) by income group, within 250m" title="" id="124" name="Picture"/>
+            <a:graphic>
+              <a:graphicData uri="http://schemas.openxmlformats.org/drawingml/2006/picture">
+                <pic:pic>
+                  <pic:nvPicPr>
+                    <pic:cNvPr descr="Writing_files/Figures/boxplot_vegetation_03.png" id="125" name="Picture"/>
+                    <pic:cNvPicPr>
+                      <a:picLocks noChangeArrowheads="1" noChangeAspect="1"/>
+                    </pic:cNvPicPr>
+                  </pic:nvPicPr>
+                  <pic:blipFill>
+                    <a:blip r:embed="rId123"/>
+                    <a:stretch>
+                      <a:fillRect/>
+                    </a:stretch>
+                  </pic:blipFill>
+                  <pic:spPr bwMode="auto">
+                    <a:xfrm>
+                      <a:off x="0" y="0"/>
+                      <a:ext cx="4267200" cy="3413760"/>
+                    </a:xfrm>
+                    <a:prstGeom prst="rect">
+                      <a:avLst/>
+                    </a:prstGeom>
+                    <a:noFill/>
+                    <a:ln w="9525">
+                      <a:noFill/>
+                      <a:headEnd/>
+                      <a:tailEnd/>
+                    </a:ln>
+                  </pic:spPr>
+                </pic:pic>
+              </a:graphicData>
+            </a:graphic>
+          </wp:inline>
+        </w:drawing>
+      </w:r>
+    </w:p>
+    <w:p>
+      <w:pPr>
+        <w:pStyle w:val="ImageCaption"/>
+      </w:pPr>
+      <w:r>
+        <w:t xml:space="preserve">Figure X: Vegetation cover (&gt;5m) by income group, within 250m</w:t>
+      </w:r>
+    </w:p>
+    <w:p>
+      <w:pPr>
+        <w:pStyle w:val="CaptionedFigure"/>
+      </w:pPr>
+      <w:r>
+        <w:drawing>
+          <wp:inline>
+            <wp:extent cx="4267200" cy="3413760"/>
+            <wp:effectExtent b="0" l="0" r="0" t="0"/>
+            <wp:docPr descr="Figure X: Vegetation cover (&gt;5m) by income group, within 500m" title="" id="127" name="Picture"/>
+            <a:graphic>
+              <a:graphicData uri="http://schemas.openxmlformats.org/drawingml/2006/picture">
+                <pic:pic>
+                  <pic:nvPicPr>
+                    <pic:cNvPr descr="Writing_files/Figures/boxplot_vegetation_04.png" id="128" name="Picture"/>
+                    <pic:cNvPicPr>
+                      <a:picLocks noChangeArrowheads="1" noChangeAspect="1"/>
+                    </pic:cNvPicPr>
+                  </pic:nvPicPr>
+                  <pic:blipFill>
+                    <a:blip r:embed="rId126"/>
+                    <a:stretch>
+                      <a:fillRect/>
+                    </a:stretch>
+                  </pic:blipFill>
+                  <pic:spPr bwMode="auto">
+                    <a:xfrm>
+                      <a:off x="0" y="0"/>
+                      <a:ext cx="4267200" cy="3413760"/>
+                    </a:xfrm>
+                    <a:prstGeom prst="rect">
+                      <a:avLst/>
+                    </a:prstGeom>
+                    <a:noFill/>
+                    <a:ln w="9525">
+                      <a:noFill/>
+                      <a:headEnd/>
+                      <a:tailEnd/>
+                    </a:ln>
+                  </pic:spPr>
+                </pic:pic>
+              </a:graphicData>
+            </a:graphic>
+          </wp:inline>
+        </w:drawing>
+      </w:r>
+    </w:p>
+    <w:p>
+      <w:pPr>
+        <w:pStyle w:val="ImageCaption"/>
+      </w:pPr>
+      <w:r>
+        <w:t xml:space="preserve">Figure X: Vegetation cover (&gt;5m) by income group, within 500m</w:t>
+      </w:r>
+    </w:p>
+    <w:p>
+      <w:pPr>
+        <w:pStyle w:val="CaptionedFigure"/>
+      </w:pPr>
+      <w:r>
+        <w:drawing>
+          <wp:inline>
+            <wp:extent cx="4267200" cy="3413760"/>
+            <wp:effectExtent b="0" l="0" r="0" t="0"/>
+            <wp:docPr descr="Figure X: Vegetation cover (&gt;5m) by income group, within 1km" title="" id="130" name="Picture"/>
+            <a:graphic>
+              <a:graphicData uri="http://schemas.openxmlformats.org/drawingml/2006/picture">
+                <pic:pic>
+                  <pic:nvPicPr>
+                    <pic:cNvPr descr="Writing_files/Figures/boxplot_vegetation_05.png" id="131" name="Picture"/>
+                    <pic:cNvPicPr>
+                      <a:picLocks noChangeArrowheads="1" noChangeAspect="1"/>
+                    </pic:cNvPicPr>
+                  </pic:nvPicPr>
+                  <pic:blipFill>
+                    <a:blip r:embed="rId129"/>
+                    <a:stretch>
+                      <a:fillRect/>
+                    </a:stretch>
+                  </pic:blipFill>
+                  <pic:spPr bwMode="auto">
+                    <a:xfrm>
+                      <a:off x="0" y="0"/>
+                      <a:ext cx="4267200" cy="3413760"/>
+                    </a:xfrm>
+                    <a:prstGeom prst="rect">
+                      <a:avLst/>
+                    </a:prstGeom>
+                    <a:noFill/>
+                    <a:ln w="9525">
+                      <a:noFill/>
+                      <a:headEnd/>
+                      <a:tailEnd/>
+                    </a:ln>
+                  </pic:spPr>
+                </pic:pic>
+              </a:graphicData>
+            </a:graphic>
+          </wp:inline>
+        </w:drawing>
+      </w:r>
+    </w:p>
+    <w:p>
+      <w:pPr>
+        <w:pStyle w:val="ImageCaption"/>
+      </w:pPr>
+      <w:r>
+        <w:t xml:space="preserve">Figure X: Vegetation cover (&gt;5m) by income group, within 1km</w:t>
+      </w:r>
+    </w:p>
+    <w:bookmarkEnd w:id="132"/>
+    <w:bookmarkStart w:id="136" w:name="vegetative-greenness-fractions-by-income"/>
+    <w:p>
+      <w:pPr>
+        <w:pStyle w:val="Heading2"/>
+      </w:pPr>
+      <w:r>
+        <w:t xml:space="preserve">Vegetative greenness fractions by income</w:t>
+      </w:r>
+    </w:p>
+    <w:p>
+      <w:pPr>
+        <w:pStyle w:val="FirstParagraph"/>
+      </w:pPr>
+      <w:r>
+        <w:t xml:space="preserve">There is no pattern in vegetative greenness fraction by income group. The values are all clustered between 26–31%. This variable measures all green vegetation including grass, shrubs, parks.</w:t>
+      </w:r>
+    </w:p>
+    <w:p>
+      <w:pPr>
+        <w:pStyle w:val="BodyText"/>
+      </w:pPr>
+      <w:r>
+        <w:drawing>
+          <wp:inline>
+            <wp:extent cx="5238686" cy="1697297"/>
+            <wp:effectExtent b="0" l="0" r="0" t="0"/>
+            <wp:docPr descr="" title="" id="134" name="Picture"/>
+            <a:graphic>
+              <a:graphicData uri="http://schemas.openxmlformats.org/drawingml/2006/picture">
+                <pic:pic>
+                  <pic:nvPicPr>
+                    <pic:cNvPr descr="Writing_files/Tables/Table_veg_green_fraction_byincome.png" id="135" name="Picture"/>
+                    <pic:cNvPicPr>
+                      <a:picLocks noChangeArrowheads="1" noChangeAspect="1"/>
+                    </pic:cNvPicPr>
+                  </pic:nvPicPr>
+                  <pic:blipFill>
+                    <a:blip r:embed="rId133"/>
+                    <a:stretch>
+                      <a:fillRect/>
+                    </a:stretch>
+                  </pic:blipFill>
+                  <pic:spPr bwMode="auto">
+                    <a:xfrm>
+                      <a:off x="0" y="0"/>
+                      <a:ext cx="5238686" cy="1697297"/>
+                    </a:xfrm>
+                    <a:prstGeom prst="rect">
+                      <a:avLst/>
+                    </a:prstGeom>
+                    <a:noFill/>
+                    <a:ln w="9525">
+                      <a:noFill/>
+                      <a:headEnd/>
+                      <a:tailEnd/>
+                    </a:ln>
+                  </pic:spPr>
+                </pic:pic>
+              </a:graphicData>
+            </a:graphic>
+          </wp:inline>
+        </w:drawing>
+      </w:r>
+    </w:p>
+    <w:bookmarkEnd w:id="136"/>
+    <w:bookmarkStart w:id="140" w:name="ndvi-greenness-by-income-group"/>
+    <w:p>
+      <w:pPr>
+        <w:pStyle w:val="Heading2"/>
+      </w:pPr>
+      <w:r>
+        <w:t xml:space="preserve">NDVI (Greenness) by Income Group</w:t>
+      </w:r>
+    </w:p>
+    <w:p>
+      <w:pPr>
+        <w:pStyle w:val="CaptionedFigure"/>
+      </w:pPr>
+      <w:r>
+        <w:drawing>
+          <wp:inline>
+            <wp:extent cx="4267200" cy="2489200"/>
+            <wp:effectExtent b="0" l="0" r="0" t="0"/>
+            <wp:docPr descr="Figure X: Maximum NDVI within 500 m by household income group" title="" id="138" name="Picture"/>
+            <a:graphic>
+              <a:graphicData uri="http://schemas.openxmlformats.org/drawingml/2006/picture">
+                <pic:pic>
+                  <pic:nvPicPr>
+                    <pic:cNvPr descr="Writing_files/Figures/NDVI_by_income_group.png" id="139" name="Picture"/>
+                    <pic:cNvPicPr>
+                      <a:picLocks noChangeArrowheads="1" noChangeAspect="1"/>
+                    </pic:cNvPicPr>
+                  </pic:nvPicPr>
+                  <pic:blipFill>
+                    <a:blip r:embed="rId137"/>
+                    <a:stretch>
+                      <a:fillRect/>
+                    </a:stretch>
+                  </pic:blipFill>
+                  <pic:spPr bwMode="auto">
+                    <a:xfrm>
+                      <a:off x="0" y="0"/>
+                      <a:ext cx="4267200" cy="2489200"/>
+                    </a:xfrm>
+                    <a:prstGeom prst="rect">
+                      <a:avLst/>
+                    </a:prstGeom>
+                    <a:noFill/>
+                    <a:ln w="9525">
+                      <a:noFill/>
+                      <a:headEnd/>
+                      <a:tailEnd/>
+                    </a:ln>
+                  </pic:spPr>
+                </pic:pic>
+              </a:graphicData>
+            </a:graphic>
+          </wp:inline>
+        </w:drawing>
+      </w:r>
+    </w:p>
+    <w:p>
+      <w:pPr>
+        <w:pStyle w:val="ImageCaption"/>
+      </w:pPr>
+      <w:r>
+        <w:t xml:space="preserve">Figure X: Maximum NDVI within 500 m by household income group</w:t>
+      </w:r>
+    </w:p>
+    <w:bookmarkEnd w:id="140"/>
+    <w:bookmarkEnd w:id="141"/>
+    <w:bookmarkStart w:id="146" w:name="linear-regressions"/>
+    <w:p>
+      <w:pPr>
+        <w:pStyle w:val="Heading1"/>
+      </w:pPr>
+      <w:r>
+        <w:t xml:space="preserve">Linear regressions</w:t>
+      </w:r>
+    </w:p>
+    <w:bookmarkStart w:id="145" w:name="income-predicting-aging"/>
+    <w:p>
+      <w:pPr>
+        <w:pStyle w:val="Heading2"/>
+      </w:pPr>
+      <w:r>
+        <w:t xml:space="preserve">Income predicting aging</w:t>
+      </w:r>
+    </w:p>
+    <w:p>
+      <w:pPr>
+        <w:pStyle w:val="CaptionedFigure"/>
+      </w:pPr>
+      <w:r>
+        <w:drawing>
+          <wp:inline>
+            <wp:extent cx="5058252" cy="2899167"/>
+            <wp:effectExtent b="0" l="0" r="0" t="0"/>
+            <wp:docPr descr="Table X: Association between household income and epigenetic aging, stratified by age group" title="" id="143" name="Picture"/>
+            <a:graphic>
+              <a:graphicData uri="http://schemas.openxmlformats.org/drawingml/2006/picture">
+                <pic:pic>
+                  <pic:nvPicPr>
+                    <pic:cNvPr descr="Writing_files/Figures/income_epigenetic_table.png" id="144" name="Picture"/>
+                    <pic:cNvPicPr>
+                      <a:picLocks noChangeArrowheads="1" noChangeAspect="1"/>
+                    </pic:cNvPicPr>
+                  </pic:nvPicPr>
+                  <pic:blipFill>
+                    <a:blip r:embed="rId142"/>
+                    <a:stretch>
+                      <a:fillRect/>
+                    </a:stretch>
+                  </pic:blipFill>
+                  <pic:spPr bwMode="auto">
+                    <a:xfrm>
+                      <a:off x="0" y="0"/>
+                      <a:ext cx="5058252" cy="2899167"/>
+                    </a:xfrm>
+                    <a:prstGeom prst="rect">
+                      <a:avLst/>
+                    </a:prstGeom>
+                    <a:noFill/>
+                    <a:ln w="9525">
+                      <a:noFill/>
+                      <a:headEnd/>
+                      <a:tailEnd/>
+                    </a:ln>
+                  </pic:spPr>
+                </pic:pic>
+              </a:graphicData>
+            </a:graphic>
+          </wp:inline>
+        </w:drawing>
+      </w:r>
+    </w:p>
+    <w:p>
+      <w:pPr>
+        <w:pStyle w:val="ImageCaption"/>
+      </w:pPr>
+      <w:r>
+        <w:t xml:space="preserve">Table X: Association between household income and epigenetic aging, stratified by age group</w:t>
+      </w:r>
+    </w:p>
+    <w:p>
+      <w:pPr>
+        <w:pStyle w:val="BodyText"/>
+      </w:pPr>
+      <w:r>
+        <w:t xml:space="preserve"> </w:t>
+      </w:r>
+    </w:p>
+    <w:p>
+      <w:pPr>
+        <w:pStyle w:val="BodyText"/>
+      </w:pPr>
+      <w:r>
+        <w:t xml:space="preserve">Note: Reference category: $150,000+. Results are beta coefficients and 95% CI from linear regression models adjusted for sex, age, age-squared, province, ethnicity, and cell type composition. Bold indicates p &lt; 0.05. GrimAge EAA = GrimAge epigenetic age acceleration; PhenoAge EAA = PhenoAge epigenetic age acceleration; DunedinPACE = pace of biological aging; DNAmIC = DNA methylation immune age.</w:t>
+      </w:r>
+    </w:p>
+    <w:p>
+      <w:pPr>
+        <w:pStyle w:val="BodyText"/>
+      </w:pPr>
+      <w:r>
+        <w:t xml:space="preserve">#To do:</w:t>
+      </w:r>
+    </w:p>
+    <w:p>
+      <w:pPr>
+        <w:pStyle w:val="BodyText"/>
+      </w:pPr>
+      <w:r>
+        <w:t xml:space="preserve">outcome variable descriptive stats</w:t>
+      </w:r>
+    </w:p>
+    <w:bookmarkEnd w:id="145"/>
+    <w:bookmarkEnd w:id="146"/>
+    <w:bookmarkStart w:id="161" w:name="likely-delete"/>
+    <w:p>
+      <w:pPr>
+        <w:pStyle w:val="Heading1"/>
+      </w:pPr>
+      <w:r>
+        <w:t xml:space="preserve">Likely delete</w:t>
+      </w:r>
+    </w:p>
+    <w:p>
+      <w:pPr>
+        <w:pStyle w:val="FirstParagraph"/>
+      </w:pPr>
+      <w:r>
+        <w:t xml:space="preserve">All of the air pollution variables are 1 year averages prior to the first interview date, and are averages of National Air Pollution Surveillance station (NAPS) locations within 50 km.</w:t>
+      </w:r>
+      <w:r>
+        <w:t xml:space="preserve"> </w:t>
+      </w:r>
+      <w:r>
+        <w:t xml:space="preserve">PM2.5 is measured in microgram/m</w:t>
+      </w:r>
+      <m:oMath>
+        <m:sSup>
+          <m:e>
+            <m:r>
+              <m:t>​</m:t>
+            </m:r>
+          </m:e>
+          <m:sup>
+            <m:r>
+              <m:t>3</m:t>
+            </m:r>
+          </m:sup>
+        </m:sSup>
+      </m:oMath>
+      <w:r>
+        <w:t xml:space="preserve">. The other air pollution variables are measured in parts per billion (ppb).</w:t>
+      </w:r>
+    </w:p>
+    <w:p>
+      <w:pPr>
+        <w:pStyle w:val="BodyText"/>
+      </w:pPr>
+      <w:r>
+        <w:drawing>
+          <wp:inline>
+            <wp:extent cx="5334000" cy="1550789"/>
+            <wp:effectExtent b="0" l="0" r="0" t="0"/>
+            <wp:docPr descr="" title="" id="148" name="Picture"/>
+            <a:graphic>
+              <a:graphicData uri="http://schemas.openxmlformats.org/drawingml/2006/picture">
+                <pic:pic>
+                  <pic:nvPicPr>
+                    <pic:cNvPr descr="Writing_files/Tables/Table_airquality.png" id="149" name="Picture"/>
+                    <pic:cNvPicPr>
+                      <a:picLocks noChangeArrowheads="1" noChangeAspect="1"/>
+                    </pic:cNvPicPr>
+                  </pic:nvPicPr>
+                  <pic:blipFill>
+                    <a:blip r:embed="rId147"/>
+                    <a:stretch>
+                      <a:fillRect/>
+                    </a:stretch>
+                  </pic:blipFill>
+                  <pic:spPr bwMode="auto">
+                    <a:xfrm>
+                      <a:off x="0" y="0"/>
+                      <a:ext cx="5334000" cy="1550789"/>
+                    </a:xfrm>
+                    <a:prstGeom prst="rect">
+                      <a:avLst/>
+                    </a:prstGeom>
+                    <a:noFill/>
+                    <a:ln w="9525">
+                      <a:noFill/>
+                      <a:headEnd/>
+                      <a:tailEnd/>
+                    </a:ln>
+                  </pic:spPr>
+                </pic:pic>
+              </a:graphicData>
+            </a:graphic>
+          </wp:inline>
+        </w:drawing>
+      </w:r>
+    </w:p>
+    <w:p>
+      <w:pPr>
+        <w:pStyle w:val="CaptionedFigure"/>
+      </w:pPr>
+      <w:r>
+        <w:drawing>
+          <wp:inline>
+            <wp:extent cx="5334000" cy="4267200"/>
+            <wp:effectExtent b="0" l="0" r="0" t="0"/>
+            <wp:docPr descr="Figure X: Air pollution distributions." title="" id="151" name="Picture"/>
+            <a:graphic>
+              <a:graphicData uri="http://schemas.openxmlformats.org/drawingml/2006/picture">
+                <pic:pic>
+                  <pic:nvPicPr>
+                    <pic:cNvPr descr="Writing_files/Figures/air_pollution_dashboard.png" id="152" name="Picture"/>
+                    <pic:cNvPicPr>
+                      <a:picLocks noChangeArrowheads="1" noChangeAspect="1"/>
+                    </pic:cNvPicPr>
+                  </pic:nvPicPr>
+                  <pic:blipFill>
+                    <a:blip r:embed="rId150"/>
+                    <a:stretch>
+                      <a:fillRect/>
+                    </a:stretch>
+                  </pic:blipFill>
+                  <pic:spPr bwMode="auto">
+                    <a:xfrm>
+                      <a:off x="0" y="0"/>
+                      <a:ext cx="5334000" cy="4267200"/>
+                    </a:xfrm>
+                    <a:prstGeom prst="rect">
+                      <a:avLst/>
+                    </a:prstGeom>
+                    <a:noFill/>
+                    <a:ln w="9525">
+                      <a:noFill/>
+                      <a:headEnd/>
+                      <a:tailEnd/>
+                    </a:ln>
+                  </pic:spPr>
+                </pic:pic>
+              </a:graphicData>
+            </a:graphic>
+          </wp:inline>
+        </w:drawing>
+      </w:r>
+    </w:p>
+    <w:p>
+      <w:pPr>
+        <w:pStyle w:val="ImageCaption"/>
+      </w:pPr>
+      <w:r>
+        <w:t xml:space="preserve">Figure X: Air pollution distributions.</w:t>
+      </w:r>
+    </w:p>
+    <w:bookmarkStart w:id="160" w:name="X2fad0ae94991d467cb579fef1f4b50f630f3177"/>
+    <w:p>
+      <w:pPr>
+        <w:pStyle w:val="Heading3"/>
+      </w:pPr>
+      <w:r>
+        <w:t xml:space="preserve">2.3.6 Length of roads within varying distances of postal code center</w:t>
+      </w:r>
+    </w:p>
+    <w:p>
+      <w:pPr>
+        <w:pStyle w:val="FirstParagraph"/>
+      </w:pPr>
+      <w:r>
+        <w:t xml:space="preserve">length of local/major roads within 200 m of 6 digit postal code center (2013)</w:t>
+      </w:r>
+      <w:r>
+        <w:t xml:space="preserve"> </w:t>
+      </w:r>
+      <w:r>
+        <w:t xml:space="preserve">length of primary highway/expressway within 200 m of 6 digit postal code center (2013)</w:t>
+      </w:r>
+    </w:p>
+    <w:p>
+      <w:pPr>
+        <w:pStyle w:val="BodyText"/>
+      </w:pPr>
+      <w:r>
+        <w:drawing>
+          <wp:inline>
+            <wp:extent cx="5334000" cy="714886"/>
+            <wp:effectExtent b="0" l="0" r="0" t="0"/>
+            <wp:docPr descr="" title="" id="154" name="Picture"/>
+            <a:graphic>
+              <a:graphicData uri="http://schemas.openxmlformats.org/drawingml/2006/picture">
+                <pic:pic>
+                  <pic:nvPicPr>
+                    <pic:cNvPr descr="Writing_files/Tables/Table_roads.png" id="155" name="Picture"/>
+                    <pic:cNvPicPr>
+                      <a:picLocks noChangeArrowheads="1" noChangeAspect="1"/>
+                    </pic:cNvPicPr>
+                  </pic:nvPicPr>
+                  <pic:blipFill>
+                    <a:blip r:embed="rId153"/>
+                    <a:stretch>
+                      <a:fillRect/>
+                    </a:stretch>
+                  </pic:blipFill>
+                  <pic:spPr bwMode="auto">
+                    <a:xfrm>
+                      <a:off x="0" y="0"/>
+                      <a:ext cx="5334000" cy="714886"/>
+                    </a:xfrm>
+                    <a:prstGeom prst="rect">
+                      <a:avLst/>
+                    </a:prstGeom>
+                    <a:noFill/>
+                    <a:ln w="9525">
+                      <a:noFill/>
+                      <a:headEnd/>
+                      <a:tailEnd/>
+                    </a:ln>
+                  </pic:spPr>
+                </pic:pic>
+              </a:graphicData>
+            </a:graphic>
+          </wp:inline>
+        </w:drawing>
+      </w:r>
+    </w:p>
+    <w:p>
+      <w:pPr>
+        <w:pStyle w:val="BodyText"/>
+      </w:pPr>
+      <w:r>
+        <w:t xml:space="preserve"> </w:t>
+      </w:r>
+    </w:p>
+    <w:p>
+      <w:pPr>
+        <w:pStyle w:val="BodyText"/>
+      </w:pPr>
+    </w:p>
+    <w:p>
+      <w:pPr>
+        <w:pStyle w:val="BodyText"/>
+      </w:pPr>
+      <w:r>
         <w:t xml:space="preserve">The figure below shows PM2.5 median by income group, which more clearly shows a trend, though the differences within PM2.5 exposure appear small. However, the World Health Organization PM2.5 annual air quality guideline level is 5 ug/m3, as effects can occur at lower levels of exposure.</w:t>
       </w:r>
       <w:r>
         <w:t xml:space="preserve"> </w:t>
       </w:r>
-      <w:hyperlink r:id="rId89">
+      <w:hyperlink r:id="rId156">
         <w:r>
           <w:rPr>
             <w:rStyle w:val="Hyperlink"/>
@@ -1741,18 +2915,18 @@
           <wp:inline>
             <wp:extent cx="5334000" cy="3556000"/>
             <wp:effectExtent b="0" l="0" r="0" t="0"/>
-            <wp:docPr descr="" title="" id="91" name="Picture"/>
+            <wp:docPr descr="" title="" id="158" name="Picture"/>
             <a:graphic>
               <a:graphicData uri="http://schemas.openxmlformats.org/drawingml/2006/picture">
                 <pic:pic>
                   <pic:nvPicPr>
-                    <pic:cNvPr descr="Writing_files/Figures/pm25_median_dot.png" id="92" name="Picture"/>
+                    <pic:cNvPr descr="Writing_files/Figures/pm25_median_dot.png" id="159" name="Picture"/>
                     <pic:cNvPicPr>
                       <a:picLocks noChangeArrowheads="1" noChangeAspect="1"/>
                     </pic:cNvPicPr>
                   </pic:nvPicPr>
                   <pic:blipFill>
-                    <a:blip r:embed="rId90"/>
+                    <a:blip r:embed="rId157"/>
                     <a:stretch>
                       <a:fillRect/>
                     </a:stretch>
@@ -1779,155 +2953,15 @@
         </w:drawing>
       </w:r>
     </w:p>
-    <w:bookmarkEnd w:id="93"/>
-    <w:bookmarkStart w:id="103" w:name="Xd943211baf6bed9f13714b22231f66de59e28a0"/>
-    <w:p>
-      <w:pPr>
-        <w:pStyle w:val="Heading3"/>
-      </w:pPr>
-      <w:r>
-        <w:t xml:space="preserve">Air pollution measures: Satellite and model derived (more specific to participants’ locations)</w:t>
-      </w:r>
-    </w:p>
-    <w:p>
-      <w:pPr>
-        <w:pStyle w:val="FirstParagraph"/>
-      </w:pPr>
-      <w:r>
-        <w:drawing>
-          <wp:inline>
-            <wp:extent cx="4587290" cy="3669832"/>
-            <wp:effectExtent b="0" l="0" r="0" t="0"/>
-            <wp:docPr descr="" title="" id="95" name="Picture"/>
-            <a:graphic>
-              <a:graphicData uri="http://schemas.openxmlformats.org/drawingml/2006/picture">
-                <pic:pic>
-                  <pic:nvPicPr>
-                    <pic:cNvPr descr="Writing_files/Figures/boxplot_PM25DALYY_01_COM.png" id="96" name="Picture"/>
-                    <pic:cNvPicPr>
-                      <a:picLocks noChangeArrowheads="1" noChangeAspect="1"/>
-                    </pic:cNvPicPr>
-                  </pic:nvPicPr>
-                  <pic:blipFill>
-                    <a:blip r:embed="rId94"/>
-                    <a:stretch>
-                      <a:fillRect/>
-                    </a:stretch>
-                  </pic:blipFill>
-                  <pic:spPr bwMode="auto">
-                    <a:xfrm>
-                      <a:off x="0" y="0"/>
-                      <a:ext cx="4587290" cy="3669832"/>
-                    </a:xfrm>
-                    <a:prstGeom prst="rect">
-                      <a:avLst/>
-                    </a:prstGeom>
-                    <a:noFill/>
-                    <a:ln w="9525">
-                      <a:noFill/>
-                      <a:headEnd/>
-                      <a:tailEnd/>
-                    </a:ln>
-                  </pic:spPr>
-                </pic:pic>
-              </a:graphicData>
-            </a:graphic>
-          </wp:inline>
-        </w:drawing>
-      </w:r>
-    </w:p>
-    <w:p>
-      <w:pPr>
-        <w:pStyle w:val="BodyText"/>
-      </w:pPr>
-      <w:r>
-        <w:drawing>
-          <wp:inline>
-            <wp:extent cx="4587290" cy="3669832"/>
-            <wp:effectExtent b="0" l="0" r="0" t="0"/>
-            <wp:docPr descr="" title="" id="98" name="Picture"/>
-            <a:graphic>
-              <a:graphicData uri="http://schemas.openxmlformats.org/drawingml/2006/picture">
-                <pic:pic>
-                  <pic:nvPicPr>
-                    <pic:cNvPr descr="Writing_files/Figures/boxplot_SO2OMIYY_COM.png" id="99" name="Picture"/>
-                    <pic:cNvPicPr>
-                      <a:picLocks noChangeArrowheads="1" noChangeAspect="1"/>
-                    </pic:cNvPicPr>
-                  </pic:nvPicPr>
-                  <pic:blipFill>
-                    <a:blip r:embed="rId97"/>
-                    <a:stretch>
-                      <a:fillRect/>
-                    </a:stretch>
-                  </pic:blipFill>
-                  <pic:spPr bwMode="auto">
-                    <a:xfrm>
-                      <a:off x="0" y="0"/>
-                      <a:ext cx="4587290" cy="3669832"/>
-                    </a:xfrm>
-                    <a:prstGeom prst="rect">
-                      <a:avLst/>
-                    </a:prstGeom>
-                    <a:noFill/>
-                    <a:ln w="9525">
-                      <a:noFill/>
-                      <a:headEnd/>
-                      <a:tailEnd/>
-                    </a:ln>
-                  </pic:spPr>
-                </pic:pic>
-              </a:graphicData>
-            </a:graphic>
-          </wp:inline>
-        </w:drawing>
-      </w:r>
-    </w:p>
-    <w:p>
-      <w:pPr>
-        <w:pStyle w:val="BodyText"/>
-      </w:pPr>
-      <w:r>
-        <w:drawing>
-          <wp:inline>
-            <wp:extent cx="4587290" cy="3669832"/>
-            <wp:effectExtent b="0" l="0" r="0" t="0"/>
-            <wp:docPr descr="" title="" id="101" name="Picture"/>
-            <a:graphic>
-              <a:graphicData uri="http://schemas.openxmlformats.org/drawingml/2006/picture">
-                <pic:pic>
-                  <pic:nvPicPr>
-                    <pic:cNvPr descr="Writing_files/Figures/boxplot_O3CHGYY_01_COM.png" id="102" name="Picture"/>
-                    <pic:cNvPicPr>
-                      <a:picLocks noChangeArrowheads="1" noChangeAspect="1"/>
-                    </pic:cNvPicPr>
-                  </pic:nvPicPr>
-                  <pic:blipFill>
-                    <a:blip r:embed="rId100"/>
-                    <a:stretch>
-                      <a:fillRect/>
-                    </a:stretch>
-                  </pic:blipFill>
-                  <pic:spPr bwMode="auto">
-                    <a:xfrm>
-                      <a:off x="0" y="0"/>
-                      <a:ext cx="4587290" cy="3669832"/>
-                    </a:xfrm>
-                    <a:prstGeom prst="rect">
-                      <a:avLst/>
-                    </a:prstGeom>
-                    <a:noFill/>
-                    <a:ln w="9525">
-                      <a:noFill/>
-                      <a:headEnd/>
-                      <a:tailEnd/>
-                    </a:ln>
-                  </pic:spPr>
-                </pic:pic>
-              </a:graphicData>
-            </a:graphic>
-          </wp:inline>
-        </w:drawing>
+    <w:bookmarkEnd w:id="160"/>
+    <w:bookmarkEnd w:id="161"/>
+    <w:bookmarkStart w:id="169" w:name="references"/>
+    <w:p>
+      <w:pPr>
+        <w:pStyle w:val="Heading1"/>
+      </w:pPr>
+      <w:r>
+        <w:t xml:space="preserve">References</w:t>
       </w:r>
     </w:p>
     <w:p>
@@ -1935,743 +2969,8 @@
         <w:br w:type="page"/>
       </w:r>
     </w:p>
-    <w:bookmarkEnd w:id="103"/>
-    <w:bookmarkEnd w:id="104"/>
-    <w:bookmarkStart w:id="108" w:name="condensation-problems-by-income-group"/>
-    <w:p>
-      <w:pPr>
-        <w:pStyle w:val="Heading2"/>
-      </w:pPr>
-      <w:r>
-        <w:t xml:space="preserve">Condensation problems by Income Group</w:t>
-      </w:r>
-    </w:p>
-    <w:p>
-      <w:pPr>
-        <w:pStyle w:val="FirstParagraph"/>
-      </w:pPr>
-      <w:r>
-        <w:t xml:space="preserve">54 participants had homes with condensation problems, while 1348 participants did not. The following figure shows the income distribution of participants who had condensation problems.</w:t>
-      </w:r>
-    </w:p>
-    <w:p>
-      <w:pPr>
-        <w:pStyle w:val="CaptionedFigure"/>
-      </w:pPr>
-      <w:r>
-        <w:drawing>
-          <wp:inline>
-            <wp:extent cx="4267200" cy="3413760"/>
-            <wp:effectExtent b="0" l="0" r="0" t="0"/>
-            <wp:docPr descr="Figure X: Number of homes with condensation by household income group" title="" id="106" name="Picture"/>
-            <a:graphic>
-              <a:graphicData uri="http://schemas.openxmlformats.org/drawingml/2006/picture">
-                <pic:pic>
-                  <pic:nvPicPr>
-                    <pic:cNvPr descr="Writing_files/Figures/barplot_condensation.png" id="107" name="Picture"/>
-                    <pic:cNvPicPr>
-                      <a:picLocks noChangeArrowheads="1" noChangeAspect="1"/>
-                    </pic:cNvPicPr>
-                  </pic:nvPicPr>
-                  <pic:blipFill>
-                    <a:blip r:embed="rId105"/>
-                    <a:stretch>
-                      <a:fillRect/>
-                    </a:stretch>
-                  </pic:blipFill>
-                  <pic:spPr bwMode="auto">
-                    <a:xfrm>
-                      <a:off x="0" y="0"/>
-                      <a:ext cx="4267200" cy="3413760"/>
-                    </a:xfrm>
-                    <a:prstGeom prst="rect">
-                      <a:avLst/>
-                    </a:prstGeom>
-                    <a:noFill/>
-                    <a:ln w="9525">
-                      <a:noFill/>
-                      <a:headEnd/>
-                      <a:tailEnd/>
-                    </a:ln>
-                  </pic:spPr>
-                </pic:pic>
-              </a:graphicData>
-            </a:graphic>
-          </wp:inline>
-        </w:drawing>
-      </w:r>
-    </w:p>
-    <w:p>
-      <w:pPr>
-        <w:pStyle w:val="ImageCaption"/>
-      </w:pPr>
-      <w:r>
-        <w:t xml:space="preserve">Figure X: Number of homes with condensation by household income group</w:t>
-      </w:r>
-    </w:p>
-    <w:bookmarkEnd w:id="108"/>
-    <w:bookmarkStart w:id="124" w:name="tree-canopy-coverage-by-income-group"/>
-    <w:p>
-      <w:pPr>
-        <w:pStyle w:val="Heading2"/>
-      </w:pPr>
-      <w:r>
-        <w:t xml:space="preserve">Tree Canopy Coverage By Income Group</w:t>
-      </w:r>
-    </w:p>
-    <w:p>
-      <w:pPr>
-        <w:pStyle w:val="FirstParagraph"/>
-      </w:pPr>
-      <w:r>
-        <w:t xml:space="preserve">Figures X–X show tree canopy coverage (vegetation &gt;5m) by household income group across five spatial buffers (postal code, 100m, 250m, 500m, and 1km). Across all buffer sizes, the distribution of vegetation coverage was similar across income groups, with median values and interquartile ranges showing no consistent gradient. These findings suggest that in this sample of Canadian urban dwellers, tree canopy coverage is not meaningfully stratified by household income.</w:t>
-      </w:r>
-    </w:p>
-    <w:p>
-      <w:pPr>
-        <w:pStyle w:val="CaptionedFigure"/>
-      </w:pPr>
-      <w:r>
-        <w:drawing>
-          <wp:inline>
-            <wp:extent cx="4267200" cy="3413760"/>
-            <wp:effectExtent b="0" l="0" r="0" t="0"/>
-            <wp:docPr descr="Figure X: Vegetation cover (&gt;5m) by income group" title="" id="110" name="Picture"/>
-            <a:graphic>
-              <a:graphicData uri="http://schemas.openxmlformats.org/drawingml/2006/picture">
-                <pic:pic>
-                  <pic:nvPicPr>
-                    <pic:cNvPr descr="Writing_files/Figures/boxplot_vegetation_01.png" id="111" name="Picture"/>
-                    <pic:cNvPicPr>
-                      <a:picLocks noChangeArrowheads="1" noChangeAspect="1"/>
-                    </pic:cNvPicPr>
-                  </pic:nvPicPr>
-                  <pic:blipFill>
-                    <a:blip r:embed="rId109"/>
-                    <a:stretch>
-                      <a:fillRect/>
-                    </a:stretch>
-                  </pic:blipFill>
-                  <pic:spPr bwMode="auto">
-                    <a:xfrm>
-                      <a:off x="0" y="0"/>
-                      <a:ext cx="4267200" cy="3413760"/>
-                    </a:xfrm>
-                    <a:prstGeom prst="rect">
-                      <a:avLst/>
-                    </a:prstGeom>
-                    <a:noFill/>
-                    <a:ln w="9525">
-                      <a:noFill/>
-                      <a:headEnd/>
-                      <a:tailEnd/>
-                    </a:ln>
-                  </pic:spPr>
-                </pic:pic>
-              </a:graphicData>
-            </a:graphic>
-          </wp:inline>
-        </w:drawing>
-      </w:r>
-    </w:p>
-    <w:p>
-      <w:pPr>
-        <w:pStyle w:val="ImageCaption"/>
-      </w:pPr>
-      <w:r>
-        <w:t xml:space="preserve">Figure X: Vegetation cover (&gt;5m) by income group</w:t>
-      </w:r>
-    </w:p>
-    <w:p>
-      <w:pPr>
-        <w:pStyle w:val="CaptionedFigure"/>
-      </w:pPr>
-      <w:r>
-        <w:drawing>
-          <wp:inline>
-            <wp:extent cx="4267200" cy="3413760"/>
-            <wp:effectExtent b="0" l="0" r="0" t="0"/>
-            <wp:docPr descr="Figure X: Vegetation cover (&gt;5m) by income group, within 100m" title="" id="113" name="Picture"/>
-            <a:graphic>
-              <a:graphicData uri="http://schemas.openxmlformats.org/drawingml/2006/picture">
-                <pic:pic>
-                  <pic:nvPicPr>
-                    <pic:cNvPr descr="Writing_files/Figures/boxplot_vegetation_02.png" id="114" name="Picture"/>
-                    <pic:cNvPicPr>
-                      <a:picLocks noChangeArrowheads="1" noChangeAspect="1"/>
-                    </pic:cNvPicPr>
-                  </pic:nvPicPr>
-                  <pic:blipFill>
-                    <a:blip r:embed="rId112"/>
-                    <a:stretch>
-                      <a:fillRect/>
-                    </a:stretch>
-                  </pic:blipFill>
-                  <pic:spPr bwMode="auto">
-                    <a:xfrm>
-                      <a:off x="0" y="0"/>
-                      <a:ext cx="4267200" cy="3413760"/>
-                    </a:xfrm>
-                    <a:prstGeom prst="rect">
-                      <a:avLst/>
-                    </a:prstGeom>
-                    <a:noFill/>
-                    <a:ln w="9525">
-                      <a:noFill/>
-                      <a:headEnd/>
-                      <a:tailEnd/>
-                    </a:ln>
-                  </pic:spPr>
-                </pic:pic>
-              </a:graphicData>
-            </a:graphic>
-          </wp:inline>
-        </w:drawing>
-      </w:r>
-    </w:p>
-    <w:p>
-      <w:pPr>
-        <w:pStyle w:val="ImageCaption"/>
-      </w:pPr>
-      <w:r>
-        <w:t xml:space="preserve">Figure X: Vegetation cover (&gt;5m) by income group, within 100m</w:t>
-      </w:r>
-    </w:p>
-    <w:p>
-      <w:pPr>
-        <w:pStyle w:val="CaptionedFigure"/>
-      </w:pPr>
-      <w:r>
-        <w:drawing>
-          <wp:inline>
-            <wp:extent cx="4267200" cy="3413760"/>
-            <wp:effectExtent b="0" l="0" r="0" t="0"/>
-            <wp:docPr descr="Figure X: Vegetation cover (&gt;5m) by income group, within 250m" title="" id="116" name="Picture"/>
-            <a:graphic>
-              <a:graphicData uri="http://schemas.openxmlformats.org/drawingml/2006/picture">
-                <pic:pic>
-                  <pic:nvPicPr>
-                    <pic:cNvPr descr="Writing_files/Figures/boxplot_vegetation_03.png" id="117" name="Picture"/>
-                    <pic:cNvPicPr>
-                      <a:picLocks noChangeArrowheads="1" noChangeAspect="1"/>
-                    </pic:cNvPicPr>
-                  </pic:nvPicPr>
-                  <pic:blipFill>
-                    <a:blip r:embed="rId115"/>
-                    <a:stretch>
-                      <a:fillRect/>
-                    </a:stretch>
-                  </pic:blipFill>
-                  <pic:spPr bwMode="auto">
-                    <a:xfrm>
-                      <a:off x="0" y="0"/>
-                      <a:ext cx="4267200" cy="3413760"/>
-                    </a:xfrm>
-                    <a:prstGeom prst="rect">
-                      <a:avLst/>
-                    </a:prstGeom>
-                    <a:noFill/>
-                    <a:ln w="9525">
-                      <a:noFill/>
-                      <a:headEnd/>
-                      <a:tailEnd/>
-                    </a:ln>
-                  </pic:spPr>
-                </pic:pic>
-              </a:graphicData>
-            </a:graphic>
-          </wp:inline>
-        </w:drawing>
-      </w:r>
-    </w:p>
-    <w:p>
-      <w:pPr>
-        <w:pStyle w:val="ImageCaption"/>
-      </w:pPr>
-      <w:r>
-        <w:t xml:space="preserve">Figure X: Vegetation cover (&gt;5m) by income group, within 250m</w:t>
-      </w:r>
-    </w:p>
-    <w:p>
-      <w:pPr>
-        <w:pStyle w:val="CaptionedFigure"/>
-      </w:pPr>
-      <w:r>
-        <w:drawing>
-          <wp:inline>
-            <wp:extent cx="4267200" cy="3413760"/>
-            <wp:effectExtent b="0" l="0" r="0" t="0"/>
-            <wp:docPr descr="Figure X: Vegetation cover (&gt;5m) by income group, within 500m" title="" id="119" name="Picture"/>
-            <a:graphic>
-              <a:graphicData uri="http://schemas.openxmlformats.org/drawingml/2006/picture">
-                <pic:pic>
-                  <pic:nvPicPr>
-                    <pic:cNvPr descr="Writing_files/Figures/boxplot_vegetation_04.png" id="120" name="Picture"/>
-                    <pic:cNvPicPr>
-                      <a:picLocks noChangeArrowheads="1" noChangeAspect="1"/>
-                    </pic:cNvPicPr>
-                  </pic:nvPicPr>
-                  <pic:blipFill>
-                    <a:blip r:embed="rId118"/>
-                    <a:stretch>
-                      <a:fillRect/>
-                    </a:stretch>
-                  </pic:blipFill>
-                  <pic:spPr bwMode="auto">
-                    <a:xfrm>
-                      <a:off x="0" y="0"/>
-                      <a:ext cx="4267200" cy="3413760"/>
-                    </a:xfrm>
-                    <a:prstGeom prst="rect">
-                      <a:avLst/>
-                    </a:prstGeom>
-                    <a:noFill/>
-                    <a:ln w="9525">
-                      <a:noFill/>
-                      <a:headEnd/>
-                      <a:tailEnd/>
-                    </a:ln>
-                  </pic:spPr>
-                </pic:pic>
-              </a:graphicData>
-            </a:graphic>
-          </wp:inline>
-        </w:drawing>
-      </w:r>
-    </w:p>
-    <w:p>
-      <w:pPr>
-        <w:pStyle w:val="ImageCaption"/>
-      </w:pPr>
-      <w:r>
-        <w:t xml:space="preserve">Figure X: Vegetation cover (&gt;5m) by income group, within 500m</w:t>
-      </w:r>
-    </w:p>
-    <w:p>
-      <w:pPr>
-        <w:pStyle w:val="CaptionedFigure"/>
-      </w:pPr>
-      <w:r>
-        <w:drawing>
-          <wp:inline>
-            <wp:extent cx="4267200" cy="3413760"/>
-            <wp:effectExtent b="0" l="0" r="0" t="0"/>
-            <wp:docPr descr="Figure X: Vegetation cover (&gt;5m) by income group, within 1km" title="" id="122" name="Picture"/>
-            <a:graphic>
-              <a:graphicData uri="http://schemas.openxmlformats.org/drawingml/2006/picture">
-                <pic:pic>
-                  <pic:nvPicPr>
-                    <pic:cNvPr descr="Writing_files/Figures/boxplot_vegetation_05.png" id="123" name="Picture"/>
-                    <pic:cNvPicPr>
-                      <a:picLocks noChangeArrowheads="1" noChangeAspect="1"/>
-                    </pic:cNvPicPr>
-                  </pic:nvPicPr>
-                  <pic:blipFill>
-                    <a:blip r:embed="rId121"/>
-                    <a:stretch>
-                      <a:fillRect/>
-                    </a:stretch>
-                  </pic:blipFill>
-                  <pic:spPr bwMode="auto">
-                    <a:xfrm>
-                      <a:off x="0" y="0"/>
-                      <a:ext cx="4267200" cy="3413760"/>
-                    </a:xfrm>
-                    <a:prstGeom prst="rect">
-                      <a:avLst/>
-                    </a:prstGeom>
-                    <a:noFill/>
-                    <a:ln w="9525">
-                      <a:noFill/>
-                      <a:headEnd/>
-                      <a:tailEnd/>
-                    </a:ln>
-                  </pic:spPr>
-                </pic:pic>
-              </a:graphicData>
-            </a:graphic>
-          </wp:inline>
-        </w:drawing>
-      </w:r>
-    </w:p>
-    <w:p>
-      <w:pPr>
-        <w:pStyle w:val="ImageCaption"/>
-      </w:pPr>
-      <w:r>
-        <w:t xml:space="preserve">Figure X: Vegetation cover (&gt;5m) by income group, within 1km</w:t>
-      </w:r>
-    </w:p>
-    <w:bookmarkEnd w:id="124"/>
-    <w:bookmarkStart w:id="128" w:name="vegetative-greenness-fractions-by-income"/>
-    <w:p>
-      <w:pPr>
-        <w:pStyle w:val="Heading2"/>
-      </w:pPr>
-      <w:r>
-        <w:t xml:space="preserve">Vegetative greenness fractions by income</w:t>
-      </w:r>
-    </w:p>
-    <w:p>
-      <w:pPr>
-        <w:pStyle w:val="FirstParagraph"/>
-      </w:pPr>
-      <w:r>
-        <w:t xml:space="preserve">There is no pattern in vegetative greenness fraction by income group. The values are all clustered between 26–31%. This variable measures all green vegetation including grass, shrubs, parks.</w:t>
-      </w:r>
-    </w:p>
-    <w:p>
-      <w:pPr>
-        <w:pStyle w:val="BodyText"/>
-      </w:pPr>
-      <w:r>
-        <w:drawing>
-          <wp:inline>
-            <wp:extent cx="5238686" cy="1697297"/>
-            <wp:effectExtent b="0" l="0" r="0" t="0"/>
-            <wp:docPr descr="" title="" id="126" name="Picture"/>
-            <a:graphic>
-              <a:graphicData uri="http://schemas.openxmlformats.org/drawingml/2006/picture">
-                <pic:pic>
-                  <pic:nvPicPr>
-                    <pic:cNvPr descr="Writing_files/Tables/Table_veg_green_fraction_byincome.png" id="127" name="Picture"/>
-                    <pic:cNvPicPr>
-                      <a:picLocks noChangeArrowheads="1" noChangeAspect="1"/>
-                    </pic:cNvPicPr>
-                  </pic:nvPicPr>
-                  <pic:blipFill>
-                    <a:blip r:embed="rId125"/>
-                    <a:stretch>
-                      <a:fillRect/>
-                    </a:stretch>
-                  </pic:blipFill>
-                  <pic:spPr bwMode="auto">
-                    <a:xfrm>
-                      <a:off x="0" y="0"/>
-                      <a:ext cx="5238686" cy="1697297"/>
-                    </a:xfrm>
-                    <a:prstGeom prst="rect">
-                      <a:avLst/>
-                    </a:prstGeom>
-                    <a:noFill/>
-                    <a:ln w="9525">
-                      <a:noFill/>
-                      <a:headEnd/>
-                      <a:tailEnd/>
-                    </a:ln>
-                  </pic:spPr>
-                </pic:pic>
-              </a:graphicData>
-            </a:graphic>
-          </wp:inline>
-        </w:drawing>
-      </w:r>
-    </w:p>
-    <w:bookmarkEnd w:id="128"/>
-    <w:bookmarkStart w:id="132" w:name="ndvi-greenness-by-income-group"/>
-    <w:p>
-      <w:pPr>
-        <w:pStyle w:val="Heading2"/>
-      </w:pPr>
-      <w:r>
-        <w:t xml:space="preserve">NDVI (Greenness) by Income Group</w:t>
-      </w:r>
-    </w:p>
-    <w:p>
-      <w:pPr>
-        <w:pStyle w:val="CaptionedFigure"/>
-      </w:pPr>
-      <w:r>
-        <w:drawing>
-          <wp:inline>
-            <wp:extent cx="4267200" cy="2489200"/>
-            <wp:effectExtent b="0" l="0" r="0" t="0"/>
-            <wp:docPr descr="Figure X: Maximum NDVI within 500 m by household income group" title="" id="130" name="Picture"/>
-            <a:graphic>
-              <a:graphicData uri="http://schemas.openxmlformats.org/drawingml/2006/picture">
-                <pic:pic>
-                  <pic:nvPicPr>
-                    <pic:cNvPr descr="Writing_files/Figures/NDVI_by_income_group.png" id="131" name="Picture"/>
-                    <pic:cNvPicPr>
-                      <a:picLocks noChangeArrowheads="1" noChangeAspect="1"/>
-                    </pic:cNvPicPr>
-                  </pic:nvPicPr>
-                  <pic:blipFill>
-                    <a:blip r:embed="rId129"/>
-                    <a:stretch>
-                      <a:fillRect/>
-                    </a:stretch>
-                  </pic:blipFill>
-                  <pic:spPr bwMode="auto">
-                    <a:xfrm>
-                      <a:off x="0" y="0"/>
-                      <a:ext cx="4267200" cy="2489200"/>
-                    </a:xfrm>
-                    <a:prstGeom prst="rect">
-                      <a:avLst/>
-                    </a:prstGeom>
-                    <a:noFill/>
-                    <a:ln w="9525">
-                      <a:noFill/>
-                      <a:headEnd/>
-                      <a:tailEnd/>
-                    </a:ln>
-                  </pic:spPr>
-                </pic:pic>
-              </a:graphicData>
-            </a:graphic>
-          </wp:inline>
-        </w:drawing>
-      </w:r>
-    </w:p>
-    <w:p>
-      <w:pPr>
-        <w:pStyle w:val="ImageCaption"/>
-      </w:pPr>
-      <w:r>
-        <w:t xml:space="preserve">Figure X: Maximum NDVI within 500 m by household income group</w:t>
-      </w:r>
-    </w:p>
-    <w:bookmarkEnd w:id="132"/>
-    <w:bookmarkEnd w:id="133"/>
-    <w:bookmarkStart w:id="144" w:name="likely-delete"/>
-    <w:p>
-      <w:pPr>
-        <w:pStyle w:val="Heading1"/>
-      </w:pPr>
-      <w:r>
-        <w:t xml:space="preserve">Likely delete</w:t>
-      </w:r>
-    </w:p>
-    <w:p>
-      <w:pPr>
-        <w:pStyle w:val="FirstParagraph"/>
-      </w:pPr>
-      <w:r>
-        <w:t xml:space="preserve">All of the air pollution variables are 1 year averages prior to the first interview date, and are averages of National Air Pollution Surveillance station (NAPS) locations within 50 km.</w:t>
-      </w:r>
-      <w:r>
-        <w:t xml:space="preserve"> </w:t>
-      </w:r>
-      <w:r>
-        <w:t xml:space="preserve">PM2.5 is measured in microgram/m</w:t>
-      </w:r>
-      <m:oMath>
-        <m:sSup>
-          <m:e>
-            <m:r>
-              <m:t>​</m:t>
-            </m:r>
-          </m:e>
-          <m:sup>
-            <m:r>
-              <m:t>3</m:t>
-            </m:r>
-          </m:sup>
-        </m:sSup>
-      </m:oMath>
-      <w:r>
-        <w:t xml:space="preserve">. The other air pollution variables are measured in parts per billion (ppb).</w:t>
-      </w:r>
-    </w:p>
-    <w:p>
-      <w:pPr>
-        <w:pStyle w:val="BodyText"/>
-      </w:pPr>
-      <w:r>
-        <w:drawing>
-          <wp:inline>
-            <wp:extent cx="5334000" cy="1550789"/>
-            <wp:effectExtent b="0" l="0" r="0" t="0"/>
-            <wp:docPr descr="" title="" id="135" name="Picture"/>
-            <a:graphic>
-              <a:graphicData uri="http://schemas.openxmlformats.org/drawingml/2006/picture">
-                <pic:pic>
-                  <pic:nvPicPr>
-                    <pic:cNvPr descr="Writing_files/Tables/Table_airquality.png" id="136" name="Picture"/>
-                    <pic:cNvPicPr>
-                      <a:picLocks noChangeArrowheads="1" noChangeAspect="1"/>
-                    </pic:cNvPicPr>
-                  </pic:nvPicPr>
-                  <pic:blipFill>
-                    <a:blip r:embed="rId134"/>
-                    <a:stretch>
-                      <a:fillRect/>
-                    </a:stretch>
-                  </pic:blipFill>
-                  <pic:spPr bwMode="auto">
-                    <a:xfrm>
-                      <a:off x="0" y="0"/>
-                      <a:ext cx="5334000" cy="1550789"/>
-                    </a:xfrm>
-                    <a:prstGeom prst="rect">
-                      <a:avLst/>
-                    </a:prstGeom>
-                    <a:noFill/>
-                    <a:ln w="9525">
-                      <a:noFill/>
-                      <a:headEnd/>
-                      <a:tailEnd/>
-                    </a:ln>
-                  </pic:spPr>
-                </pic:pic>
-              </a:graphicData>
-            </a:graphic>
-          </wp:inline>
-        </w:drawing>
-      </w:r>
-    </w:p>
-    <w:p>
-      <w:pPr>
-        <w:pStyle w:val="CaptionedFigure"/>
-      </w:pPr>
-      <w:r>
-        <w:drawing>
-          <wp:inline>
-            <wp:extent cx="5334000" cy="4267200"/>
-            <wp:effectExtent b="0" l="0" r="0" t="0"/>
-            <wp:docPr descr="Figure X: Air pollution distributions." title="" id="138" name="Picture"/>
-            <a:graphic>
-              <a:graphicData uri="http://schemas.openxmlformats.org/drawingml/2006/picture">
-                <pic:pic>
-                  <pic:nvPicPr>
-                    <pic:cNvPr descr="Writing_files/Figures/air_pollution_dashboard.png" id="139" name="Picture"/>
-                    <pic:cNvPicPr>
-                      <a:picLocks noChangeArrowheads="1" noChangeAspect="1"/>
-                    </pic:cNvPicPr>
-                  </pic:nvPicPr>
-                  <pic:blipFill>
-                    <a:blip r:embed="rId137"/>
-                    <a:stretch>
-                      <a:fillRect/>
-                    </a:stretch>
-                  </pic:blipFill>
-                  <pic:spPr bwMode="auto">
-                    <a:xfrm>
-                      <a:off x="0" y="0"/>
-                      <a:ext cx="5334000" cy="4267200"/>
-                    </a:xfrm>
-                    <a:prstGeom prst="rect">
-                      <a:avLst/>
-                    </a:prstGeom>
-                    <a:noFill/>
-                    <a:ln w="9525">
-                      <a:noFill/>
-                      <a:headEnd/>
-                      <a:tailEnd/>
-                    </a:ln>
-                  </pic:spPr>
-                </pic:pic>
-              </a:graphicData>
-            </a:graphic>
-          </wp:inline>
-        </w:drawing>
-      </w:r>
-    </w:p>
-    <w:p>
-      <w:pPr>
-        <w:pStyle w:val="ImageCaption"/>
-      </w:pPr>
-      <w:r>
-        <w:t xml:space="preserve">Figure X: Air pollution distributions.</w:t>
-      </w:r>
-    </w:p>
-    <w:bookmarkStart w:id="143" w:name="X2fad0ae94991d467cb579fef1f4b50f630f3177"/>
-    <w:p>
-      <w:pPr>
-        <w:pStyle w:val="Heading3"/>
-      </w:pPr>
-      <w:r>
-        <w:t xml:space="preserve">2.3.6 Length of roads within varying distances of postal code center</w:t>
-      </w:r>
-    </w:p>
-    <w:p>
-      <w:pPr>
-        <w:pStyle w:val="FirstParagraph"/>
-      </w:pPr>
-      <w:r>
-        <w:t xml:space="preserve">length of local/major roads within 200 m of 6 digit postal code center (2013)</w:t>
-      </w:r>
-      <w:r>
-        <w:t xml:space="preserve"> </w:t>
-      </w:r>
-      <w:r>
-        <w:t xml:space="preserve">length of primary highway/expressway within 200 m of 6 digit postal code center (2013)</w:t>
-      </w:r>
-    </w:p>
-    <w:p>
-      <w:pPr>
-        <w:pStyle w:val="BodyText"/>
-      </w:pPr>
-      <w:r>
-        <w:drawing>
-          <wp:inline>
-            <wp:extent cx="5334000" cy="714886"/>
-            <wp:effectExtent b="0" l="0" r="0" t="0"/>
-            <wp:docPr descr="" title="" id="141" name="Picture"/>
-            <a:graphic>
-              <a:graphicData uri="http://schemas.openxmlformats.org/drawingml/2006/picture">
-                <pic:pic>
-                  <pic:nvPicPr>
-                    <pic:cNvPr descr="Writing_files/Tables/Table_roads.png" id="142" name="Picture"/>
-                    <pic:cNvPicPr>
-                      <a:picLocks noChangeArrowheads="1" noChangeAspect="1"/>
-                    </pic:cNvPicPr>
-                  </pic:nvPicPr>
-                  <pic:blipFill>
-                    <a:blip r:embed="rId140"/>
-                    <a:stretch>
-                      <a:fillRect/>
-                    </a:stretch>
-                  </pic:blipFill>
-                  <pic:spPr bwMode="auto">
-                    <a:xfrm>
-                      <a:off x="0" y="0"/>
-                      <a:ext cx="5334000" cy="714886"/>
-                    </a:xfrm>
-                    <a:prstGeom prst="rect">
-                      <a:avLst/>
-                    </a:prstGeom>
-                    <a:noFill/>
-                    <a:ln w="9525">
-                      <a:noFill/>
-                      <a:headEnd/>
-                      <a:tailEnd/>
-                    </a:ln>
-                  </pic:spPr>
-                </pic:pic>
-              </a:graphicData>
-            </a:graphic>
-          </wp:inline>
-        </w:drawing>
-      </w:r>
-    </w:p>
-    <w:p>
-      <w:pPr>
-        <w:pStyle w:val="BodyText"/>
-      </w:pPr>
-      <w:r>
-        <w:t xml:space="preserve"> </w:t>
-      </w:r>
-    </w:p>
-    <w:bookmarkEnd w:id="143"/>
-    <w:bookmarkEnd w:id="144"/>
-    <w:bookmarkStart w:id="152" w:name="references"/>
-    <w:p>
-      <w:pPr>
-        <w:pStyle w:val="Heading1"/>
-      </w:pPr>
-      <w:r>
-        <w:t xml:space="preserve">References</w:t>
-      </w:r>
-    </w:p>
-    <w:p>
-      <w:r>
-        <w:br w:type="page"/>
-      </w:r>
-    </w:p>
-    <w:bookmarkStart w:id="151" w:name="refs"/>
-    <w:bookmarkStart w:id="146" w:name="ref-rainaCohortProfileCanadian2019"/>
+    <w:bookmarkStart w:id="168" w:name="refs"/>
+    <w:bookmarkStart w:id="163" w:name="ref-rainaCohortProfileCanadian2019"/>
     <w:p>
       <w:pPr>
         <w:pStyle w:val="Bibliography"/>
@@ -2701,7 +3000,7 @@
       <w:r>
         <w:t xml:space="preserve"> </w:t>
       </w:r>
-      <w:hyperlink r:id="rId145">
+      <w:hyperlink r:id="rId162">
         <w:r>
           <w:rPr>
             <w:rStyle w:val="Hyperlink"/>
@@ -2814,8 +3113,8 @@
         <w:t xml:space="preserve">, 1752–1753j (2019).</w:t>
       </w:r>
     </w:p>
-    <w:bookmarkEnd w:id="146"/>
-    <w:bookmarkStart w:id="147" w:name="ref-zotero-item-786"/>
+    <w:bookmarkEnd w:id="163"/>
+    <w:bookmarkStart w:id="164" w:name="ref-zotero-item-786"/>
     <w:p>
       <w:pPr>
         <w:pStyle w:val="Bibliography"/>
@@ -2919,8 +3218,8 @@
         <w:t xml:space="preserve">. (2022).</w:t>
       </w:r>
     </w:p>
-    <w:bookmarkEnd w:id="147"/>
-    <w:bookmarkStart w:id="148" w:name="ref-khanPositionalAccuracyGeocoding2018"/>
+    <w:bookmarkEnd w:id="164"/>
+    <w:bookmarkStart w:id="165" w:name="ref-khanPositionalAccuracyGeocoding2018"/>
     <w:p>
       <w:pPr>
         <w:pStyle w:val="Bibliography"/>
@@ -2961,8 +3260,8 @@
         <w:t xml:space="preserve">, 3–9 (2018).</w:t>
       </w:r>
     </w:p>
-    <w:bookmarkEnd w:id="148"/>
-    <w:bookmarkStart w:id="150" w:name="X1ca0a2f1b8d22b4ae496ed4e1b17dc3678829f4"/>
+    <w:bookmarkEnd w:id="165"/>
+    <w:bookmarkStart w:id="167" w:name="X1ca0a2f1b8d22b4ae496ed4e1b17dc3678829f4"/>
     <w:p>
       <w:pPr>
         <w:pStyle w:val="Bibliography"/>
@@ -2992,7 +3291,7 @@
       <w:r>
         <w:t xml:space="preserve"> </w:t>
       </w:r>
-      <w:hyperlink r:id="rId149">
+      <w:hyperlink r:id="rId166">
         <w:r>
           <w:rPr>
             <w:rStyle w:val="Hyperlink"/>
@@ -3027,9 +3326,9 @@
         <w:t xml:space="preserve">, (2025).</w:t>
       </w:r>
     </w:p>
-    <w:bookmarkEnd w:id="150"/>
-    <w:bookmarkEnd w:id="151"/>
-    <w:bookmarkEnd w:id="152"/>
+    <w:bookmarkEnd w:id="167"/>
+    <w:bookmarkEnd w:id="168"/>
+    <w:bookmarkEnd w:id="169"/>
     <w:sectPr>
       <w:footnotePr>
         <w:numRestart w:val="eachSect"/>
